--- a/runbook/01-BASELINE-ASSESSMENT.docx
+++ b/runbook/01-BASELINE-ASSESSMENT.docx
@@ -2,32 +2,6 @@
 <file path=word/document.xml><?xml version="1.0" encoding="utf-8"?>
 <w:document xmlns:w="http://schemas.openxmlformats.org/wordprocessingml/2006/main" xmlns:m="http://schemas.openxmlformats.org/officeDocument/2006/math" xmlns:r="http://schemas.openxmlformats.org/officeDocument/2006/relationships" xmlns:o="urn:schemas-microsoft-com:office:office" xmlns:v="urn:schemas-microsoft-com:vml" xmlns:w10="urn:schemas-microsoft-com:office:word" xmlns:a="http://schemas.openxmlformats.org/drawingml/2006/main" xmlns:pic="http://schemas.openxmlformats.org/drawingml/2006/picture" xmlns:wp="http://schemas.openxmlformats.org/drawingml/2006/wordprocessingDrawing">
   <w:body>
-    <w:sdt>
-      <w:sdtPr>
-        <w:docPartObj>
-          <w:docPartGallery w:val="Table of Contents"/>
-          <w:docPartUnique/>
-        </w:docPartObj>
-      </w:sdtPr>
-      <w:sdtContent>
-        <w:p>
-          <w:pPr>
-            <w:pStyle w:val="TOCHeading"/>
-          </w:pPr>
-          <w:r>
-            <w:t xml:space="preserve">Table of Contents</w:t>
-          </w:r>
-        </w:p>
-        <w:p>
-          <w:r>
-            <w:fldChar w:fldCharType="begin" w:dirty="true"/>
-            <w:instrText xml:space="preserve">TOC \o "1-2" \h \z \u</w:instrText>
-            <w:fldChar w:fldCharType="separate"/>
-            <w:fldChar w:fldCharType="end"/>
-          </w:r>
-        </w:p>
-      </w:sdtContent>
-    </w:sdt>
     <w:bookmarkStart w:id="36" w:name="Xb69d54ee4626114b7191565ef02b2757bcfda53"/>
     <w:p>
       <w:pPr>
@@ -6489,13 +6463,13 @@
                 <w:bCs/>
                 <w:b/>
               </w:rPr>
-              <w:t xml:space="preserve">Two-thirds of the event stream cannot be correlated.</w:t>
-            </w:r>
-            <w:r>
-              <w:t xml:space="preserve"> </w:t>
-            </w:r>
-            <w:r>
-              <w:t xml:space="preserve">1,992 of 3,000 events in</w:t>
+              <w:t xml:space="preserve">About one third of the event stream cannot be correlated.</w:t>
+            </w:r>
+            <w:r>
+              <w:t xml:space="preserve"> </w:t>
+            </w:r>
+            <w:r>
+              <w:t xml:space="preserve">983 of 3,000 events in</w:t>
             </w:r>
             <w:r>
               <w:t xml:space="preserve"> </w:t>
@@ -6510,7 +6484,7 @@
               <w:t xml:space="preserve"> </w:t>
             </w:r>
             <w:r>
-              <w:t xml:space="preserve">(66.4%) have</w:t>
+              <w:t xml:space="preserve">(32.8%) have</w:t>
             </w:r>
             <w:r>
               <w:t xml:space="preserve"> </w:t>
@@ -6522,7 +6496,10 @@
               <w:t xml:space="preserve">correlation_id: null</w:t>
             </w:r>
             <w:r>
-              <w:t xml:space="preserve">. End-to-end reconstruction of a business event — the Challenge 8 acceptance standard — is impossible for the majority of traffic.</w:t>
+              <w:t xml:space="preserve"> </w:t>
+            </w:r>
+            <w:r>
+              <w:t xml:space="preserve">(corrected 2026-10-08 by independent re-count, see decision-log D-007). End-to-end reconstruction of a business event — the Challenge 8 acceptance standard — is impossible for that share of traffic.</w:t>
             </w:r>
           </w:p>
         </w:tc>
@@ -8675,7 +8652,7 @@
         <w:t xml:space="preserve"> </w:t>
       </w:r>
       <w:r>
-        <w:t xml:space="preserve">version control, no correlation across two-thirds of its events, an audit record without an</w:t>
+        <w:t xml:space="preserve">version control, no correlation across about one third of its events, an audit record without an</w:t>
       </w:r>
       <w:r>
         <w:t xml:space="preserve"> </w:t>

--- a/runbook/01-BASELINE-ASSESSMENT.docx
+++ b/runbook/01-BASELINE-ASSESSMENT.docx
@@ -2,30 +2,31 @@
 <file path=word/document.xml><?xml version="1.0" encoding="utf-8"?>
 <w:document xmlns:w="http://schemas.openxmlformats.org/wordprocessingml/2006/main" xmlns:m="http://schemas.openxmlformats.org/officeDocument/2006/math" xmlns:r="http://schemas.openxmlformats.org/officeDocument/2006/relationships" xmlns:o="urn:schemas-microsoft-com:office:office" xmlns:v="urn:schemas-microsoft-com:vml" xmlns:w10="urn:schemas-microsoft-com:office:word" xmlns:a="http://schemas.openxmlformats.org/drawingml/2006/main" xmlns:pic="http://schemas.openxmlformats.org/drawingml/2006/picture" xmlns:wp="http://schemas.openxmlformats.org/drawingml/2006/wordprocessingDrawing">
   <w:body>
-    <w:bookmarkStart w:id="36" w:name="Xb69d54ee4626114b7191565ef02b2757bcfda53"/>
     <w:p>
       <w:pPr>
         <w:pStyle w:val="Heading1"/>
       </w:pPr>
+      <w:bookmarkStart w:id="20" w:name="X23a382400fc109eef49ad004bb6f1794d5410fe"/>
       <w:r>
         <w:t xml:space="preserve">Brownfield → Production-Grade Transformation Runbook</w:t>
       </w:r>
+      <w:bookmarkEnd w:id="20"/>
     </w:p>
-    <w:bookmarkStart w:id="20" w:name="X9ba9655fc0205d5eac23500d048dbeea7ab60e9"/>
     <w:p>
       <w:pPr>
         <w:pStyle w:val="Heading2"/>
       </w:pPr>
+      <w:bookmarkStart w:id="21" w:name="X34a14eb395d4bd47c45af8a2693ba95b18c43ae"/>
       <w:r>
         <w:t xml:space="preserve">Document 01 — As-Is Baseline Assessment &amp; Findings Register</w:t>
       </w:r>
+      <w:bookmarkEnd w:id="21"/>
     </w:p>
     <w:tbl>
       <w:tblPr>
         <w:tblStyle w:val="Table"/>
-        <w:tblW w:type="auto" w:w="0"/>
-        <w:tblLook w:firstRow="1" w:lastRow="0" w:firstColumn="0" w:lastColumn="0" w:noHBand="0" w:noVBand="0" w:val="0020"/>
-        <w:jc w:val="start"/>
+        <w:tblW w:type="pct" w:w="5000.0"/>
+        <w:tblLook w:firstRow="1"/>
       </w:tblPr>
       <w:tblGrid>
         <w:gridCol w:w="3960"/>
@@ -33,10 +34,15 @@
       </w:tblGrid>
       <w:tr>
         <w:trPr>
-          <w:tblHeader w:val="true"/>
+          <w:cnfStyle w:firstRow="1"/>
         </w:trPr>
         <w:tc>
-          <w:tcPr/>
+          <w:tcPr>
+            <w:tcBorders>
+              <w:bottom w:val="single"/>
+            </w:tcBorders>
+            <w:vAlign w:val="bottom"/>
+          </w:tcPr>
           <w:p>
             <w:pPr>
               <w:pStyle w:val="Compact"/>
@@ -48,7 +54,12 @@
           </w:p>
         </w:tc>
         <w:tc>
-          <w:tcPr/>
+          <w:tcPr>
+            <w:tcBorders>
+              <w:bottom w:val="single"/>
+            </w:tcBorders>
+            <w:vAlign w:val="bottom"/>
+          </w:tcPr>
           <w:p>
             <w:pPr>
               <w:pStyle w:val="Compact"/>
@@ -62,15 +73,13 @@
       </w:tr>
       <w:tr>
         <w:tc>
-          <w:tcPr/>
-          <w:p>
-            <w:pPr>
-              <w:pStyle w:val="Compact"/>
-              <w:jc w:val="left"/>
-            </w:pPr>
-            <w:r>
-              <w:rPr>
-                <w:bCs/>
+          <w:p>
+            <w:pPr>
+              <w:pStyle w:val="Compact"/>
+              <w:jc w:val="left"/>
+            </w:pPr>
+            <w:r>
+              <w:rPr>
                 <w:b/>
               </w:rPr>
               <w:t xml:space="preserve">Stage</w:t>
@@ -78,7 +87,6 @@
           </w:p>
         </w:tc>
         <w:tc>
-          <w:tcPr/>
           <w:p>
             <w:pPr>
               <w:pStyle w:val="Compact"/>
@@ -92,15 +100,13 @@
       </w:tr>
       <w:tr>
         <w:tc>
-          <w:tcPr/>
-          <w:p>
-            <w:pPr>
-              <w:pStyle w:val="Compact"/>
-              <w:jc w:val="left"/>
-            </w:pPr>
-            <w:r>
-              <w:rPr>
-                <w:bCs/>
+          <w:p>
+            <w:pPr>
+              <w:pStyle w:val="Compact"/>
+              <w:jc w:val="left"/>
+            </w:pPr>
+            <w:r>
+              <w:rPr>
                 <w:b/>
               </w:rPr>
               <w:t xml:space="preserve">Document</w:t>
@@ -108,7 +114,6 @@
           </w:p>
         </w:tc>
         <w:tc>
-          <w:tcPr/>
           <w:p>
             <w:pPr>
               <w:pStyle w:val="Compact"/>
@@ -122,15 +127,13 @@
       </w:tr>
       <w:tr>
         <w:tc>
-          <w:tcPr/>
-          <w:p>
-            <w:pPr>
-              <w:pStyle w:val="Compact"/>
-              <w:jc w:val="left"/>
-            </w:pPr>
-            <w:r>
-              <w:rPr>
-                <w:bCs/>
+          <w:p>
+            <w:pPr>
+              <w:pStyle w:val="Compact"/>
+              <w:jc w:val="left"/>
+            </w:pPr>
+            <w:r>
+              <w:rPr>
                 <w:b/>
               </w:rPr>
               <w:t xml:space="preserve">Version</w:t>
@@ -138,7 +141,6 @@
           </w:p>
         </w:tc>
         <w:tc>
-          <w:tcPr/>
           <w:p>
             <w:pPr>
               <w:pStyle w:val="Compact"/>
@@ -152,15 +154,13 @@
       </w:tr>
       <w:tr>
         <w:tc>
-          <w:tcPr/>
-          <w:p>
-            <w:pPr>
-              <w:pStyle w:val="Compact"/>
-              <w:jc w:val="left"/>
-            </w:pPr>
-            <w:r>
-              <w:rPr>
-                <w:bCs/>
+          <w:p>
+            <w:pPr>
+              <w:pStyle w:val="Compact"/>
+              <w:jc w:val="left"/>
+            </w:pPr>
+            <w:r>
+              <w:rPr>
                 <w:b/>
               </w:rPr>
               <w:t xml:space="preserve">Date</w:t>
@@ -168,7 +168,6 @@
           </w:p>
         </w:tc>
         <w:tc>
-          <w:tcPr/>
           <w:p>
             <w:pPr>
               <w:pStyle w:val="Compact"/>
@@ -182,15 +181,13 @@
       </w:tr>
       <w:tr>
         <w:tc>
-          <w:tcPr/>
-          <w:p>
-            <w:pPr>
-              <w:pStyle w:val="Compact"/>
-              <w:jc w:val="left"/>
-            </w:pPr>
-            <w:r>
-              <w:rPr>
-                <w:bCs/>
+          <w:p>
+            <w:pPr>
+              <w:pStyle w:val="Compact"/>
+              <w:jc w:val="left"/>
+            </w:pPr>
+            <w:r>
+              <w:rPr>
                 <w:b/>
               </w:rPr>
               <w:t xml:space="preserve">Author / Agent</w:t>
@@ -198,7 +195,6 @@
           </w:p>
         </w:tc>
         <w:tc>
-          <w:tcPr/>
           <w:p>
             <w:pPr>
               <w:pStyle w:val="Compact"/>
@@ -212,15 +208,13 @@
       </w:tr>
       <w:tr>
         <w:tc>
-          <w:tcPr/>
-          <w:p>
-            <w:pPr>
-              <w:pStyle w:val="Compact"/>
-              <w:jc w:val="left"/>
-            </w:pPr>
-            <w:r>
-              <w:rPr>
-                <w:bCs/>
+          <w:p>
+            <w:pPr>
+              <w:pStyle w:val="Compact"/>
+              <w:jc w:val="left"/>
+            </w:pPr>
+            <w:r>
+              <w:rPr>
                 <w:b/>
               </w:rPr>
               <w:t xml:space="preserve">Status</w:t>
@@ -228,7 +222,6 @@
           </w:p>
         </w:tc>
         <w:tc>
-          <w:tcPr/>
           <w:p>
             <w:pPr>
               <w:pStyle w:val="Compact"/>
@@ -242,15 +235,13 @@
       </w:tr>
       <w:tr>
         <w:tc>
-          <w:tcPr/>
-          <w:p>
-            <w:pPr>
-              <w:pStyle w:val="Compact"/>
-              <w:jc w:val="left"/>
-            </w:pPr>
-            <w:r>
-              <w:rPr>
-                <w:bCs/>
+          <w:p>
+            <w:pPr>
+              <w:pStyle w:val="Compact"/>
+              <w:jc w:val="left"/>
+            </w:pPr>
+            <w:r>
+              <w:rPr>
                 <w:b/>
               </w:rPr>
               <w:t xml:space="preserve">Method</w:t>
@@ -258,7 +249,6 @@
           </w:p>
         </w:tc>
         <w:tc>
-          <w:tcPr/>
           <w:p>
             <w:pPr>
               <w:pStyle w:val="Compact"/>
@@ -272,15 +262,13 @@
       </w:tr>
       <w:tr>
         <w:tc>
-          <w:tcPr/>
-          <w:p>
-            <w:pPr>
-              <w:pStyle w:val="Compact"/>
-              <w:jc w:val="left"/>
-            </w:pPr>
-            <w:r>
-              <w:rPr>
-                <w:bCs/>
+          <w:p>
+            <w:pPr>
+              <w:pStyle w:val="Compact"/>
+              <w:jc w:val="left"/>
+            </w:pPr>
+            <w:r>
+              <w:rPr>
                 <w:b/>
               </w:rPr>
               <w:t xml:space="preserve">Evidence classification</w:t>
@@ -288,7 +276,6 @@
           </w:p>
         </w:tc>
         <w:tc>
-          <w:tcPr/>
           <w:p>
             <w:pPr>
               <w:pStyle w:val="Compact"/>
@@ -302,7 +289,6 @@
             </w:r>
             <w:r>
               <w:rPr>
-                <w:bCs/>
                 <w:b/>
               </w:rPr>
               <w:t xml:space="preserve">Verified Fact</w:t>
@@ -324,15 +310,15 @@
         </w:pict>
       </w:r>
     </w:p>
-    <w:bookmarkEnd w:id="20"/>
-    <w:bookmarkStart w:id="21" w:name="X6fc12668f8f6409f6e7a6cbcbc4702807576ff5"/>
     <w:p>
       <w:pPr>
         <w:pStyle w:val="Heading2"/>
       </w:pPr>
+      <w:bookmarkStart w:id="22" w:name="why-this-document-exists"/>
       <w:r>
         <w:t xml:space="preserve">1. Why this document exists</w:t>
       </w:r>
+      <w:bookmarkEnd w:id="22"/>
     </w:p>
     <w:p>
       <w:pPr>
@@ -367,15 +353,15 @@
         </w:pict>
       </w:r>
     </w:p>
-    <w:bookmarkEnd w:id="21"/>
-    <w:bookmarkStart w:id="22" w:name="X4509278713b83838952e82eedf821023a784143"/>
     <w:p>
       <w:pPr>
         <w:pStyle w:val="Heading2"/>
       </w:pPr>
+      <w:bookmarkStart w:id="23" w:name="system-under-assessment"/>
       <w:r>
         <w:t xml:space="preserve">2. System under assessment</w:t>
       </w:r>
+      <w:bookmarkEnd w:id="23"/>
     </w:p>
     <w:p>
       <w:pPr>
@@ -383,7 +369,6 @@
       </w:pPr>
       <w:r>
         <w:rPr>
-          <w:bCs/>
           <w:b/>
         </w:rPr>
         <w:t xml:space="preserve">Repository:</w:t>
@@ -402,7 +387,6 @@
       </w:r>
       <w:r>
         <w:rPr>
-          <w:bCs/>
           <w:b/>
         </w:rPr>
         <w:t xml:space="preserve">Declared centre of gravity</w:t>
@@ -439,7 +423,6 @@
       </w:r>
       <w:r>
         <w:rPr>
-          <w:iCs/>
           <w:i/>
         </w:rPr>
         <w:t xml:space="preserve">Distributed workflows + real-time data + failure engineering + cost.</w:t>
@@ -451,7 +434,6 @@
       </w:pPr>
       <w:r>
         <w:rPr>
-          <w:bCs/>
           <w:b/>
         </w:rPr>
         <w:t xml:space="preserve">Three coexisting engineering generations</w:t>
@@ -475,9 +457,8 @@
     <w:tbl>
       <w:tblPr>
         <w:tblStyle w:val="Table"/>
-        <w:tblW w:type="auto" w:w="0"/>
-        <w:tblLook w:firstRow="1" w:lastRow="0" w:firstColumn="0" w:lastColumn="0" w:noHBand="0" w:noVBand="0" w:val="0020"/>
-        <w:jc w:val="start"/>
+        <w:tblW w:type="pct" w:w="5000.0"/>
+        <w:tblLook w:firstRow="1"/>
       </w:tblPr>
       <w:tblGrid>
         <w:gridCol w:w="2640"/>
@@ -486,10 +467,15 @@
       </w:tblGrid>
       <w:tr>
         <w:trPr>
-          <w:tblHeader w:val="true"/>
+          <w:cnfStyle w:firstRow="1"/>
         </w:trPr>
         <w:tc>
-          <w:tcPr/>
+          <w:tcPr>
+            <w:tcBorders>
+              <w:bottom w:val="single"/>
+            </w:tcBorders>
+            <w:vAlign w:val="bottom"/>
+          </w:tcPr>
           <w:p>
             <w:pPr>
               <w:pStyle w:val="Compact"/>
@@ -501,7 +487,12 @@
           </w:p>
         </w:tc>
         <w:tc>
-          <w:tcPr/>
+          <w:tcPr>
+            <w:tcBorders>
+              <w:bottom w:val="single"/>
+            </w:tcBorders>
+            <w:vAlign w:val="bottom"/>
+          </w:tcPr>
           <w:p>
             <w:pPr>
               <w:pStyle w:val="Compact"/>
@@ -513,7 +504,12 @@
           </w:p>
         </w:tc>
         <w:tc>
-          <w:tcPr/>
+          <w:tcPr>
+            <w:tcBorders>
+              <w:bottom w:val="single"/>
+            </w:tcBorders>
+            <w:vAlign w:val="bottom"/>
+          </w:tcPr>
           <w:p>
             <w:pPr>
               <w:pStyle w:val="Compact"/>
@@ -527,7 +523,6 @@
       </w:tr>
       <w:tr>
         <w:tc>
-          <w:tcPr/>
           <w:p>
             <w:pPr>
               <w:pStyle w:val="Compact"/>
@@ -539,7 +534,6 @@
           </w:p>
         </w:tc>
         <w:tc>
-          <w:tcPr/>
           <w:p>
             <w:pPr>
               <w:pStyle w:val="Compact"/>
@@ -566,7 +560,6 @@
           </w:p>
         </w:tc>
         <w:tc>
-          <w:tcPr/>
           <w:p>
             <w:pPr>
               <w:pStyle w:val="Compact"/>
@@ -580,7 +573,6 @@
       </w:tr>
       <w:tr>
         <w:tc>
-          <w:tcPr/>
           <w:p>
             <w:pPr>
               <w:pStyle w:val="Compact"/>
@@ -592,7 +584,6 @@
           </w:p>
         </w:tc>
         <w:tc>
-          <w:tcPr/>
           <w:p>
             <w:pPr>
               <w:pStyle w:val="Compact"/>
@@ -607,7 +598,6 @@
           </w:p>
         </w:tc>
         <w:tc>
-          <w:tcPr/>
           <w:p>
             <w:pPr>
               <w:pStyle w:val="Compact"/>
@@ -621,7 +611,6 @@
       </w:tr>
       <w:tr>
         <w:tc>
-          <w:tcPr/>
           <w:p>
             <w:pPr>
               <w:pStyle w:val="Compact"/>
@@ -633,7 +622,6 @@
           </w:p>
         </w:tc>
         <w:tc>
-          <w:tcPr/>
           <w:p>
             <w:pPr>
               <w:pStyle w:val="Compact"/>
@@ -648,7 +636,6 @@
           </w:p>
         </w:tc>
         <w:tc>
-          <w:tcPr/>
           <w:p>
             <w:pPr>
               <w:pStyle w:val="Compact"/>
@@ -662,7 +649,6 @@
       </w:tr>
       <w:tr>
         <w:tc>
-          <w:tcPr/>
           <w:p>
             <w:pPr>
               <w:pStyle w:val="Compact"/>
@@ -674,7 +660,6 @@
           </w:p>
         </w:tc>
         <w:tc>
-          <w:tcPr/>
           <w:p>
             <w:pPr>
               <w:pStyle w:val="Compact"/>
@@ -689,7 +674,6 @@
           </w:p>
         </w:tc>
         <w:tc>
-          <w:tcPr/>
           <w:p>
             <w:pPr>
               <w:pStyle w:val="Compact"/>
@@ -708,7 +692,6 @@
       </w:pPr>
       <w:r>
         <w:rPr>
-          <w:bCs/>
           <w:b/>
         </w:rPr>
         <w:t xml:space="preserve">Declared business flows</w:t>
@@ -741,7 +724,6 @@
       </w:pPr>
       <w:r>
         <w:rPr>
-          <w:bCs/>
           <w:b/>
         </w:rPr>
         <w:t xml:space="preserve">Declared personas:</w:t>
@@ -849,7 +831,6 @@
       </w:pPr>
       <w:r>
         <w:rPr>
-          <w:bCs/>
           <w:b/>
         </w:rPr>
         <w:t xml:space="preserve">Declared AI capabilities</w:t>
@@ -880,7 +861,6 @@
       </w:r>
       <w:r>
         <w:rPr>
-          <w:bCs/>
           <w:b/>
         </w:rPr>
         <w:t xml:space="preserve">Inference:</w:t>
@@ -910,7 +890,6 @@
       </w:pPr>
       <w:r>
         <w:rPr>
-          <w:bCs/>
           <w:b/>
         </w:rPr>
         <w:t xml:space="preserve">Data estate</w:t>
@@ -959,22 +938,21 @@
         </w:pict>
       </w:r>
     </w:p>
-    <w:bookmarkEnd w:id="22"/>
-    <w:bookmarkStart w:id="23" w:name="X62c7928506c7ad04485fdfb65019196a49d5418"/>
     <w:p>
       <w:pPr>
         <w:pStyle w:val="Heading2"/>
       </w:pPr>
+      <w:bookmarkStart w:id="24" w:name="severity-scale"/>
       <w:r>
         <w:t xml:space="preserve">3. Severity scale</w:t>
       </w:r>
+      <w:bookmarkEnd w:id="24"/>
     </w:p>
     <w:tbl>
       <w:tblPr>
         <w:tblStyle w:val="Table"/>
-        <w:tblW w:type="auto" w:w="0"/>
-        <w:tblLook w:firstRow="1" w:lastRow="0" w:firstColumn="0" w:lastColumn="0" w:noHBand="0" w:noVBand="0" w:val="0020"/>
-        <w:jc w:val="start"/>
+        <w:tblW w:type="pct" w:w="5000.0"/>
+        <w:tblLook w:firstRow="1"/>
       </w:tblPr>
       <w:tblGrid>
         <w:gridCol w:w="3960"/>
@@ -982,10 +960,15 @@
       </w:tblGrid>
       <w:tr>
         <w:trPr>
-          <w:tblHeader w:val="true"/>
+          <w:cnfStyle w:firstRow="1"/>
         </w:trPr>
         <w:tc>
-          <w:tcPr/>
+          <w:tcPr>
+            <w:tcBorders>
+              <w:bottom w:val="single"/>
+            </w:tcBorders>
+            <w:vAlign w:val="bottom"/>
+          </w:tcPr>
           <w:p>
             <w:pPr>
               <w:pStyle w:val="Compact"/>
@@ -997,7 +980,12 @@
           </w:p>
         </w:tc>
         <w:tc>
-          <w:tcPr/>
+          <w:tcPr>
+            <w:tcBorders>
+              <w:bottom w:val="single"/>
+            </w:tcBorders>
+            <w:vAlign w:val="bottom"/>
+          </w:tcPr>
           <w:p>
             <w:pPr>
               <w:pStyle w:val="Compact"/>
@@ -1011,15 +999,13 @@
       </w:tr>
       <w:tr>
         <w:tc>
-          <w:tcPr/>
-          <w:p>
-            <w:pPr>
-              <w:pStyle w:val="Compact"/>
-              <w:jc w:val="left"/>
-            </w:pPr>
-            <w:r>
-              <w:rPr>
-                <w:bCs/>
+          <w:p>
+            <w:pPr>
+              <w:pStyle w:val="Compact"/>
+              <w:jc w:val="left"/>
+            </w:pPr>
+            <w:r>
+              <w:rPr>
                 <w:b/>
               </w:rPr>
               <w:t xml:space="preserve">S1 — Critical</w:t>
@@ -1027,7 +1013,6 @@
           </w:p>
         </w:tc>
         <w:tc>
-          <w:tcPr/>
           <w:p>
             <w:pPr>
               <w:pStyle w:val="Compact"/>
@@ -1041,15 +1026,13 @@
       </w:tr>
       <w:tr>
         <w:tc>
-          <w:tcPr/>
-          <w:p>
-            <w:pPr>
-              <w:pStyle w:val="Compact"/>
-              <w:jc w:val="left"/>
-            </w:pPr>
-            <w:r>
-              <w:rPr>
-                <w:bCs/>
+          <w:p>
+            <w:pPr>
+              <w:pStyle w:val="Compact"/>
+              <w:jc w:val="left"/>
+            </w:pPr>
+            <w:r>
+              <w:rPr>
                 <w:b/>
               </w:rPr>
               <w:t xml:space="preserve">S2 — High</w:t>
@@ -1057,7 +1040,6 @@
           </w:p>
         </w:tc>
         <w:tc>
-          <w:tcPr/>
           <w:p>
             <w:pPr>
               <w:pStyle w:val="Compact"/>
@@ -1071,15 +1053,13 @@
       </w:tr>
       <w:tr>
         <w:tc>
-          <w:tcPr/>
-          <w:p>
-            <w:pPr>
-              <w:pStyle w:val="Compact"/>
-              <w:jc w:val="left"/>
-            </w:pPr>
-            <w:r>
-              <w:rPr>
-                <w:bCs/>
+          <w:p>
+            <w:pPr>
+              <w:pStyle w:val="Compact"/>
+              <w:jc w:val="left"/>
+            </w:pPr>
+            <w:r>
+              <w:rPr>
                 <w:b/>
               </w:rPr>
               <w:t xml:space="preserve">S3 — Medium</w:t>
@@ -1087,7 +1067,6 @@
           </w:p>
         </w:tc>
         <w:tc>
-          <w:tcPr/>
           <w:p>
             <w:pPr>
               <w:pStyle w:val="Compact"/>
@@ -1101,15 +1080,13 @@
       </w:tr>
       <w:tr>
         <w:tc>
-          <w:tcPr/>
-          <w:p>
-            <w:pPr>
-              <w:pStyle w:val="Compact"/>
-              <w:jc w:val="left"/>
-            </w:pPr>
-            <w:r>
-              <w:rPr>
-                <w:bCs/>
+          <w:p>
+            <w:pPr>
+              <w:pStyle w:val="Compact"/>
+              <w:jc w:val="left"/>
+            </w:pPr>
+            <w:r>
+              <w:rPr>
                 <w:b/>
               </w:rPr>
               <w:t xml:space="preserve">S4 — Low</w:t>
@@ -1117,7 +1094,6 @@
           </w:p>
         </w:tc>
         <w:tc>
-          <w:tcPr/>
           <w:p>
             <w:pPr>
               <w:pStyle w:val="Compact"/>
@@ -1137,31 +1113,31 @@
         </w:pict>
       </w:r>
     </w:p>
-    <w:bookmarkEnd w:id="23"/>
-    <w:bookmarkStart w:id="31" w:name="Xfbe4252214cf5a41044256e05c6691595bbb521"/>
     <w:p>
       <w:pPr>
         <w:pStyle w:val="Heading2"/>
       </w:pPr>
+      <w:bookmarkStart w:id="25" w:name="findings-register"/>
       <w:r>
         <w:t xml:space="preserve">4. Findings register</w:t>
       </w:r>
+      <w:bookmarkEnd w:id="25"/>
     </w:p>
-    <w:bookmarkStart w:id="24" w:name="X453df38bc53046abab05329d2ff74183772f15b"/>
     <w:p>
       <w:pPr>
         <w:pStyle w:val="Heading3"/>
       </w:pPr>
+      <w:bookmarkStart w:id="26" w:name="repository-engineering-hygiene"/>
       <w:r>
         <w:t xml:space="preserve">4.1 Repository &amp; engineering hygiene</w:t>
       </w:r>
+      <w:bookmarkEnd w:id="26"/>
     </w:p>
     <w:tbl>
       <w:tblPr>
         <w:tblStyle w:val="Table"/>
-        <w:tblW w:type="auto" w:w="0"/>
-        <w:tblLook w:firstRow="1" w:lastRow="0" w:firstColumn="0" w:lastColumn="0" w:noHBand="0" w:noVBand="0" w:val="0020"/>
-        <w:jc w:val="start"/>
+        <w:tblW w:type="pct" w:w="5000.0"/>
+        <w:tblLook w:firstRow="1"/>
       </w:tblPr>
       <w:tblGrid>
         <w:gridCol w:w="1584"/>
@@ -1172,10 +1148,15 @@
       </w:tblGrid>
       <w:tr>
         <w:trPr>
-          <w:tblHeader w:val="true"/>
+          <w:cnfStyle w:firstRow="1"/>
         </w:trPr>
         <w:tc>
-          <w:tcPr/>
+          <w:tcPr>
+            <w:tcBorders>
+              <w:bottom w:val="single"/>
+            </w:tcBorders>
+            <w:vAlign w:val="bottom"/>
+          </w:tcPr>
           <w:p>
             <w:pPr>
               <w:pStyle w:val="Compact"/>
@@ -1187,7 +1168,12 @@
           </w:p>
         </w:tc>
         <w:tc>
-          <w:tcPr/>
+          <w:tcPr>
+            <w:tcBorders>
+              <w:bottom w:val="single"/>
+            </w:tcBorders>
+            <w:vAlign w:val="bottom"/>
+          </w:tcPr>
           <w:p>
             <w:pPr>
               <w:pStyle w:val="Compact"/>
@@ -1199,7 +1185,12 @@
           </w:p>
         </w:tc>
         <w:tc>
-          <w:tcPr/>
+          <w:tcPr>
+            <w:tcBorders>
+              <w:bottom w:val="single"/>
+            </w:tcBorders>
+            <w:vAlign w:val="bottom"/>
+          </w:tcPr>
           <w:p>
             <w:pPr>
               <w:pStyle w:val="Compact"/>
@@ -1211,7 +1202,12 @@
           </w:p>
         </w:tc>
         <w:tc>
-          <w:tcPr/>
+          <w:tcPr>
+            <w:tcBorders>
+              <w:bottom w:val="single"/>
+            </w:tcBorders>
+            <w:vAlign w:val="bottom"/>
+          </w:tcPr>
           <w:p>
             <w:pPr>
               <w:pStyle w:val="Compact"/>
@@ -1223,7 +1219,12 @@
           </w:p>
         </w:tc>
         <w:tc>
-          <w:tcPr/>
+          <w:tcPr>
+            <w:tcBorders>
+              <w:bottom w:val="single"/>
+            </w:tcBorders>
+            <w:vAlign w:val="bottom"/>
+          </w:tcPr>
           <w:p>
             <w:pPr>
               <w:pStyle w:val="Compact"/>
@@ -1237,15 +1238,13 @@
       </w:tr>
       <w:tr>
         <w:tc>
-          <w:tcPr/>
-          <w:p>
-            <w:pPr>
-              <w:pStyle w:val="Compact"/>
-              <w:jc w:val="left"/>
-            </w:pPr>
-            <w:r>
-              <w:rPr>
-                <w:bCs/>
+          <w:p>
+            <w:pPr>
+              <w:pStyle w:val="Compact"/>
+              <w:jc w:val="left"/>
+            </w:pPr>
+            <w:r>
+              <w:rPr>
                 <w:b/>
               </w:rPr>
               <w:t xml:space="preserve">F-01</w:t>
@@ -1253,15 +1252,13 @@
           </w:p>
         </w:tc>
         <w:tc>
-          <w:tcPr/>
-          <w:p>
-            <w:pPr>
-              <w:pStyle w:val="Compact"/>
-              <w:jc w:val="left"/>
-            </w:pPr>
-            <w:r>
-              <w:rPr>
-                <w:bCs/>
+          <w:p>
+            <w:pPr>
+              <w:pStyle w:val="Compact"/>
+              <w:jc w:val="left"/>
+            </w:pPr>
+            <w:r>
+              <w:rPr>
                 <w:b/>
               </w:rPr>
               <w:t xml:space="preserve">The repository is not under version control.</w:t>
@@ -1286,10 +1283,21 @@
             </w:r>
             <w:r>
               <w:rPr>
-                <w:iCs/>
                 <w:i/>
               </w:rPr>
-              <w:t xml:space="preserve">"fatal: not a git repository"</w:t>
+              <w:t xml:space="preserve">“</w:t>
+            </w:r>
+            <w:r>
+              <w:rPr>
+                <w:i/>
+              </w:rPr>
+              <w:t xml:space="preserve">fatal: not a git repository</w:t>
+            </w:r>
+            <w:r>
+              <w:rPr>
+                <w:i/>
+              </w:rPr>
+              <w:t xml:space="preserve">”</w:t>
             </w:r>
             <w:r>
               <w:t xml:space="preserve">. There is no</w:t>
@@ -1348,7 +1356,6 @@
           </w:p>
         </w:tc>
         <w:tc>
-          <w:tcPr/>
           <w:p>
             <w:pPr>
               <w:pStyle w:val="Compact"/>
@@ -1360,7 +1367,6 @@
           </w:p>
         </w:tc>
         <w:tc>
-          <w:tcPr/>
           <w:p>
             <w:pPr>
               <w:pStyle w:val="Compact"/>
@@ -1372,7 +1378,6 @@
           </w:p>
         </w:tc>
         <w:tc>
-          <w:tcPr/>
           <w:p>
             <w:pPr>
               <w:pStyle w:val="Compact"/>
@@ -1386,15 +1391,13 @@
       </w:tr>
       <w:tr>
         <w:tc>
-          <w:tcPr/>
-          <w:p>
-            <w:pPr>
-              <w:pStyle w:val="Compact"/>
-              <w:jc w:val="left"/>
-            </w:pPr>
-            <w:r>
-              <w:rPr>
-                <w:bCs/>
+          <w:p>
+            <w:pPr>
+              <w:pStyle w:val="Compact"/>
+              <w:jc w:val="left"/>
+            </w:pPr>
+            <w:r>
+              <w:rPr>
                 <w:b/>
               </w:rPr>
               <w:t xml:space="preserve">F-02</w:t>
@@ -1402,15 +1405,13 @@
           </w:p>
         </w:tc>
         <w:tc>
-          <w:tcPr/>
-          <w:p>
-            <w:pPr>
-              <w:pStyle w:val="Compact"/>
-              <w:jc w:val="left"/>
-            </w:pPr>
-            <w:r>
-              <w:rPr>
-                <w:bCs/>
+          <w:p>
+            <w:pPr>
+              <w:pStyle w:val="Compact"/>
+              <w:jc w:val="left"/>
+            </w:pPr>
+            <w:r>
+              <w:rPr>
                 <w:b/>
               </w:rPr>
               <w:t xml:space="preserve">The documented test command cannot run.</w:t>
@@ -1529,7 +1530,6 @@
           </w:p>
         </w:tc>
         <w:tc>
-          <w:tcPr/>
           <w:p>
             <w:pPr>
               <w:pStyle w:val="Compact"/>
@@ -1583,7 +1583,6 @@
           </w:p>
         </w:tc>
         <w:tc>
-          <w:tcPr/>
           <w:p>
             <w:pPr>
               <w:pStyle w:val="Compact"/>
@@ -1595,7 +1594,6 @@
           </w:p>
         </w:tc>
         <w:tc>
-          <w:tcPr/>
           <w:p>
             <w:pPr>
               <w:pStyle w:val="Compact"/>
@@ -1609,15 +1607,13 @@
       </w:tr>
       <w:tr>
         <w:tc>
-          <w:tcPr/>
-          <w:p>
-            <w:pPr>
-              <w:pStyle w:val="Compact"/>
-              <w:jc w:val="left"/>
-            </w:pPr>
-            <w:r>
-              <w:rPr>
-                <w:bCs/>
+          <w:p>
+            <w:pPr>
+              <w:pStyle w:val="Compact"/>
+              <w:jc w:val="left"/>
+            </w:pPr>
+            <w:r>
+              <w:rPr>
                 <w:b/>
               </w:rPr>
               <w:t xml:space="preserve">F-03</w:t>
@@ -1625,15 +1621,13 @@
           </w:p>
         </w:tc>
         <w:tc>
-          <w:tcPr/>
-          <w:p>
-            <w:pPr>
-              <w:pStyle w:val="Compact"/>
-              <w:jc w:val="left"/>
-            </w:pPr>
-            <w:r>
-              <w:rPr>
-                <w:bCs/>
+          <w:p>
+            <w:pPr>
+              <w:pStyle w:val="Compact"/>
+              <w:jc w:val="left"/>
+            </w:pPr>
+            <w:r>
+              <w:rPr>
                 <w:b/>
               </w:rPr>
               <w:t xml:space="preserve">The documented run command is wrong.</w:t>
@@ -1677,7 +1671,6 @@
           </w:p>
         </w:tc>
         <w:tc>
-          <w:tcPr/>
           <w:p>
             <w:pPr>
               <w:pStyle w:val="Compact"/>
@@ -1698,7 +1691,6 @@
           </w:p>
         </w:tc>
         <w:tc>
-          <w:tcPr/>
           <w:p>
             <w:pPr>
               <w:pStyle w:val="Compact"/>
@@ -1710,7 +1702,6 @@
           </w:p>
         </w:tc>
         <w:tc>
-          <w:tcPr/>
           <w:p>
             <w:pPr>
               <w:pStyle w:val="Compact"/>
@@ -1724,15 +1715,13 @@
       </w:tr>
       <w:tr>
         <w:tc>
-          <w:tcPr/>
-          <w:p>
-            <w:pPr>
-              <w:pStyle w:val="Compact"/>
-              <w:jc w:val="left"/>
-            </w:pPr>
-            <w:r>
-              <w:rPr>
-                <w:bCs/>
+          <w:p>
+            <w:pPr>
+              <w:pStyle w:val="Compact"/>
+              <w:jc w:val="left"/>
+            </w:pPr>
+            <w:r>
+              <w:rPr>
                 <w:b/>
               </w:rPr>
               <w:t xml:space="preserve">F-04</w:t>
@@ -1740,7 +1729,6 @@
           </w:p>
         </w:tc>
         <w:tc>
-          <w:tcPr/>
           <w:p>
             <w:pPr>
               <w:pStyle w:val="Compact"/>
@@ -1797,7 +1785,6 @@
           </w:p>
         </w:tc>
         <w:tc>
-          <w:tcPr/>
           <w:p>
             <w:pPr>
               <w:pStyle w:val="Compact"/>
@@ -1824,7 +1811,6 @@
           </w:p>
         </w:tc>
         <w:tc>
-          <w:tcPr/>
           <w:p>
             <w:pPr>
               <w:pStyle w:val="Compact"/>
@@ -1836,7 +1822,6 @@
           </w:p>
         </w:tc>
         <w:tc>
-          <w:tcPr/>
           <w:p>
             <w:pPr>
               <w:pStyle w:val="Compact"/>
@@ -1850,15 +1835,13 @@
       </w:tr>
       <w:tr>
         <w:tc>
-          <w:tcPr/>
-          <w:p>
-            <w:pPr>
-              <w:pStyle w:val="Compact"/>
-              <w:jc w:val="left"/>
-            </w:pPr>
-            <w:r>
-              <w:rPr>
-                <w:bCs/>
+          <w:p>
+            <w:pPr>
+              <w:pStyle w:val="Compact"/>
+              <w:jc w:val="left"/>
+            </w:pPr>
+            <w:r>
+              <w:rPr>
                 <w:b/>
               </w:rPr>
               <w:t xml:space="preserve">F-05</w:t>
@@ -1866,15 +1849,13 @@
           </w:p>
         </w:tc>
         <w:tc>
-          <w:tcPr/>
-          <w:p>
-            <w:pPr>
-              <w:pStyle w:val="Compact"/>
-              <w:jc w:val="left"/>
-            </w:pPr>
-            <w:r>
-              <w:rPr>
-                <w:bCs/>
+          <w:p>
+            <w:pPr>
+              <w:pStyle w:val="Compact"/>
+              <w:jc w:val="left"/>
+            </w:pPr>
+            <w:r>
+              <w:rPr>
                 <w:b/>
               </w:rPr>
               <w:t xml:space="preserve">Documentation claims a portal that does not exist.</w:t>
@@ -1892,7 +1873,22 @@
               <w:t xml:space="preserve"> </w:t>
             </w:r>
             <w:r>
-              <w:t xml:space="preserve">describes an Angular portal "with components, services, route definitions, forms, and Playwright tests".</w:t>
+              <w:t xml:space="preserve">describes an Angular portal</w:t>
+            </w:r>
+            <w:r>
+              <w:t xml:space="preserve"> </w:t>
+            </w:r>
+            <w:r>
+              <w:t xml:space="preserve">“</w:t>
+            </w:r>
+            <w:r>
+              <w:t xml:space="preserve">with components, services, route definitions, forms, and Playwright tests</w:t>
+            </w:r>
+            <w:r>
+              <w:t xml:space="preserve">”</w:t>
+            </w:r>
+            <w:r>
+              <w:t xml:space="preserve">.</w:t>
             </w:r>
             <w:r>
               <w:t xml:space="preserve"> </w:t>
@@ -1975,7 +1971,6 @@
           </w:p>
         </w:tc>
         <w:tc>
-          <w:tcPr/>
           <w:p>
             <w:pPr>
               <w:pStyle w:val="Compact"/>
@@ -2017,7 +2012,6 @@
           </w:p>
         </w:tc>
         <w:tc>
-          <w:tcPr/>
           <w:p>
             <w:pPr>
               <w:pStyle w:val="Compact"/>
@@ -2029,7 +2023,6 @@
           </w:p>
         </w:tc>
         <w:tc>
-          <w:tcPr/>
           <w:p>
             <w:pPr>
               <w:pStyle w:val="Compact"/>
@@ -2043,15 +2036,13 @@
       </w:tr>
       <w:tr>
         <w:tc>
-          <w:tcPr/>
-          <w:p>
-            <w:pPr>
-              <w:pStyle w:val="Compact"/>
-              <w:jc w:val="left"/>
-            </w:pPr>
-            <w:r>
-              <w:rPr>
-                <w:bCs/>
+          <w:p>
+            <w:pPr>
+              <w:pStyle w:val="Compact"/>
+              <w:jc w:val="left"/>
+            </w:pPr>
+            <w:r>
+              <w:rPr>
                 <w:b/>
               </w:rPr>
               <w:t xml:space="preserve">F-06</w:t>
@@ -2059,7 +2050,6 @@
           </w:p>
         </w:tc>
         <w:tc>
-          <w:tcPr/>
           <w:p>
             <w:pPr>
               <w:pStyle w:val="Compact"/>
@@ -2086,7 +2076,6 @@
           </w:p>
         </w:tc>
         <w:tc>
-          <w:tcPr/>
           <w:p>
             <w:pPr>
               <w:pStyle w:val="Compact"/>
@@ -2101,7 +2090,6 @@
           </w:p>
         </w:tc>
         <w:tc>
-          <w:tcPr/>
           <w:p>
             <w:pPr>
               <w:pStyle w:val="Compact"/>
@@ -2113,7 +2101,6 @@
           </w:p>
         </w:tc>
         <w:tc>
-          <w:tcPr/>
           <w:p>
             <w:pPr>
               <w:pStyle w:val="Compact"/>
@@ -2127,15 +2114,13 @@
       </w:tr>
       <w:tr>
         <w:tc>
-          <w:tcPr/>
-          <w:p>
-            <w:pPr>
-              <w:pStyle w:val="Compact"/>
-              <w:jc w:val="left"/>
-            </w:pPr>
-            <w:r>
-              <w:rPr>
-                <w:bCs/>
+          <w:p>
+            <w:pPr>
+              <w:pStyle w:val="Compact"/>
+              <w:jc w:val="left"/>
+            </w:pPr>
+            <w:r>
+              <w:rPr>
                 <w:b/>
               </w:rPr>
               <w:t xml:space="preserve">F-07</w:t>
@@ -2143,7 +2128,6 @@
           </w:p>
         </w:tc>
         <w:tc>
-          <w:tcPr/>
           <w:p>
             <w:pPr>
               <w:pStyle w:val="Compact"/>
@@ -2167,7 +2151,6 @@
           </w:p>
         </w:tc>
         <w:tc>
-          <w:tcPr/>
           <w:p>
             <w:pPr>
               <w:pStyle w:val="Compact"/>
@@ -2179,7 +2162,6 @@
           </w:p>
         </w:tc>
         <w:tc>
-          <w:tcPr/>
           <w:p>
             <w:pPr>
               <w:pStyle w:val="Compact"/>
@@ -2191,7 +2173,6 @@
           </w:p>
         </w:tc>
         <w:tc>
-          <w:tcPr/>
           <w:p>
             <w:pPr>
               <w:pStyle w:val="Compact"/>
@@ -2205,15 +2186,13 @@
       </w:tr>
       <w:tr>
         <w:tc>
-          <w:tcPr/>
-          <w:p>
-            <w:pPr>
-              <w:pStyle w:val="Compact"/>
-              <w:jc w:val="left"/>
-            </w:pPr>
-            <w:r>
-              <w:rPr>
-                <w:bCs/>
+          <w:p>
+            <w:pPr>
+              <w:pStyle w:val="Compact"/>
+              <w:jc w:val="left"/>
+            </w:pPr>
+            <w:r>
+              <w:rPr>
                 <w:b/>
               </w:rPr>
               <w:t xml:space="preserve">F-08</w:t>
@@ -2221,7 +2200,6 @@
           </w:p>
         </w:tc>
         <w:tc>
-          <w:tcPr/>
           <w:p>
             <w:pPr>
               <w:pStyle w:val="Compact"/>
@@ -2257,7 +2235,6 @@
           </w:p>
         </w:tc>
         <w:tc>
-          <w:tcPr/>
           <w:p>
             <w:pPr>
               <w:pStyle w:val="Compact"/>
@@ -2269,7 +2246,6 @@
           </w:p>
         </w:tc>
         <w:tc>
-          <w:tcPr/>
           <w:p>
             <w:pPr>
               <w:pStyle w:val="Compact"/>
@@ -2281,7 +2257,6 @@
           </w:p>
         </w:tc>
         <w:tc>
-          <w:tcPr/>
           <w:p>
             <w:pPr>
               <w:pStyle w:val="Compact"/>
@@ -2294,22 +2269,21 @@
         </w:tc>
       </w:tr>
     </w:tbl>
-    <w:bookmarkEnd w:id="24"/>
-    <w:bookmarkStart w:id="25" w:name="X02a1cffa28ae323a8cf8524594853a34a9859bf"/>
     <w:p>
       <w:pPr>
         <w:pStyle w:val="Heading3"/>
       </w:pPr>
+      <w:bookmarkStart w:id="27" w:name="secrets-configuration-cryptography"/>
       <w:r>
         <w:t xml:space="preserve">4.2 Secrets, configuration &amp; cryptography</w:t>
       </w:r>
+      <w:bookmarkEnd w:id="27"/>
     </w:p>
     <w:tbl>
       <w:tblPr>
         <w:tblStyle w:val="Table"/>
-        <w:tblW w:type="auto" w:w="0"/>
-        <w:tblLook w:firstRow="1" w:lastRow="0" w:firstColumn="0" w:lastColumn="0" w:noHBand="0" w:noVBand="0" w:val="0020"/>
-        <w:jc w:val="start"/>
+        <w:tblW w:type="pct" w:w="5000.0"/>
+        <w:tblLook w:firstRow="1"/>
       </w:tblPr>
       <w:tblGrid>
         <w:gridCol w:w="1584"/>
@@ -2320,10 +2294,15 @@
       </w:tblGrid>
       <w:tr>
         <w:trPr>
-          <w:tblHeader w:val="true"/>
+          <w:cnfStyle w:firstRow="1"/>
         </w:trPr>
         <w:tc>
-          <w:tcPr/>
+          <w:tcPr>
+            <w:tcBorders>
+              <w:bottom w:val="single"/>
+            </w:tcBorders>
+            <w:vAlign w:val="bottom"/>
+          </w:tcPr>
           <w:p>
             <w:pPr>
               <w:pStyle w:val="Compact"/>
@@ -2335,7 +2314,12 @@
           </w:p>
         </w:tc>
         <w:tc>
-          <w:tcPr/>
+          <w:tcPr>
+            <w:tcBorders>
+              <w:bottom w:val="single"/>
+            </w:tcBorders>
+            <w:vAlign w:val="bottom"/>
+          </w:tcPr>
           <w:p>
             <w:pPr>
               <w:pStyle w:val="Compact"/>
@@ -2347,7 +2331,12 @@
           </w:p>
         </w:tc>
         <w:tc>
-          <w:tcPr/>
+          <w:tcPr>
+            <w:tcBorders>
+              <w:bottom w:val="single"/>
+            </w:tcBorders>
+            <w:vAlign w:val="bottom"/>
+          </w:tcPr>
           <w:p>
             <w:pPr>
               <w:pStyle w:val="Compact"/>
@@ -2359,7 +2348,12 @@
           </w:p>
         </w:tc>
         <w:tc>
-          <w:tcPr/>
+          <w:tcPr>
+            <w:tcBorders>
+              <w:bottom w:val="single"/>
+            </w:tcBorders>
+            <w:vAlign w:val="bottom"/>
+          </w:tcPr>
           <w:p>
             <w:pPr>
               <w:pStyle w:val="Compact"/>
@@ -2371,7 +2365,12 @@
           </w:p>
         </w:tc>
         <w:tc>
-          <w:tcPr/>
+          <w:tcPr>
+            <w:tcBorders>
+              <w:bottom w:val="single"/>
+            </w:tcBorders>
+            <w:vAlign w:val="bottom"/>
+          </w:tcPr>
           <w:p>
             <w:pPr>
               <w:pStyle w:val="Compact"/>
@@ -2385,15 +2384,13 @@
       </w:tr>
       <w:tr>
         <w:tc>
-          <w:tcPr/>
-          <w:p>
-            <w:pPr>
-              <w:pStyle w:val="Compact"/>
-              <w:jc w:val="left"/>
-            </w:pPr>
-            <w:r>
-              <w:rPr>
-                <w:bCs/>
+          <w:p>
+            <w:pPr>
+              <w:pStyle w:val="Compact"/>
+              <w:jc w:val="left"/>
+            </w:pPr>
+            <w:r>
+              <w:rPr>
                 <w:b/>
               </w:rPr>
               <w:t xml:space="preserve">F-09</w:t>
@@ -2401,15 +2398,13 @@
           </w:p>
         </w:tc>
         <w:tc>
-          <w:tcPr/>
-          <w:p>
-            <w:pPr>
-              <w:pStyle w:val="Compact"/>
-              <w:jc w:val="left"/>
-            </w:pPr>
-            <w:r>
-              <w:rPr>
-                <w:bCs/>
+          <w:p>
+            <w:pPr>
+              <w:pStyle w:val="Compact"/>
+              <w:jc w:val="left"/>
+            </w:pPr>
+            <w:r>
+              <w:rPr>
                 <w:b/>
               </w:rPr>
               <w:t xml:space="preserve">A database password is hardcoded in source.</w:t>
@@ -2444,7 +2439,6 @@
           </w:p>
         </w:tc>
         <w:tc>
-          <w:tcPr/>
           <w:p>
             <w:pPr>
               <w:pStyle w:val="Compact"/>
@@ -2459,7 +2453,6 @@
           </w:p>
         </w:tc>
         <w:tc>
-          <w:tcPr/>
           <w:p>
             <w:pPr>
               <w:pStyle w:val="Compact"/>
@@ -2471,7 +2464,6 @@
           </w:p>
         </w:tc>
         <w:tc>
-          <w:tcPr/>
           <w:p>
             <w:pPr>
               <w:pStyle w:val="Compact"/>
@@ -2485,15 +2477,13 @@
       </w:tr>
       <w:tr>
         <w:tc>
-          <w:tcPr/>
-          <w:p>
-            <w:pPr>
-              <w:pStyle w:val="Compact"/>
-              <w:jc w:val="left"/>
-            </w:pPr>
-            <w:r>
-              <w:rPr>
-                <w:bCs/>
+          <w:p>
+            <w:pPr>
+              <w:pStyle w:val="Compact"/>
+              <w:jc w:val="left"/>
+            </w:pPr>
+            <w:r>
+              <w:rPr>
                 <w:b/>
               </w:rPr>
               <w:t xml:space="preserve">F-10</w:t>
@@ -2501,7 +2491,6 @@
           </w:p>
         </w:tc>
         <w:tc>
-          <w:tcPr/>
           <w:p>
             <w:pPr>
               <w:pStyle w:val="Compact"/>
@@ -2537,7 +2526,6 @@
           </w:p>
         </w:tc>
         <w:tc>
-          <w:tcPr/>
           <w:p>
             <w:pPr>
               <w:pStyle w:val="Compact"/>
@@ -2552,7 +2540,6 @@
           </w:p>
         </w:tc>
         <w:tc>
-          <w:tcPr/>
           <w:p>
             <w:pPr>
               <w:pStyle w:val="Compact"/>
@@ -2564,7 +2551,6 @@
           </w:p>
         </w:tc>
         <w:tc>
-          <w:tcPr/>
           <w:p>
             <w:pPr>
               <w:pStyle w:val="Compact"/>
@@ -2578,15 +2564,13 @@
       </w:tr>
       <w:tr>
         <w:tc>
-          <w:tcPr/>
-          <w:p>
-            <w:pPr>
-              <w:pStyle w:val="Compact"/>
-              <w:jc w:val="left"/>
-            </w:pPr>
-            <w:r>
-              <w:rPr>
-                <w:bCs/>
+          <w:p>
+            <w:pPr>
+              <w:pStyle w:val="Compact"/>
+              <w:jc w:val="left"/>
+            </w:pPr>
+            <w:r>
+              <w:rPr>
                 <w:b/>
               </w:rPr>
               <w:t xml:space="preserve">F-11</w:t>
@@ -2594,7 +2578,6 @@
           </w:p>
         </w:tc>
         <w:tc>
-          <w:tcPr/>
           <w:p>
             <w:pPr>
               <w:pStyle w:val="Compact"/>
@@ -2630,7 +2613,6 @@
           </w:p>
         </w:tc>
         <w:tc>
-          <w:tcPr/>
           <w:p>
             <w:pPr>
               <w:pStyle w:val="Compact"/>
@@ -2645,7 +2627,6 @@
           </w:p>
         </w:tc>
         <w:tc>
-          <w:tcPr/>
           <w:p>
             <w:pPr>
               <w:pStyle w:val="Compact"/>
@@ -2657,7 +2638,6 @@
           </w:p>
         </w:tc>
         <w:tc>
-          <w:tcPr/>
           <w:p>
             <w:pPr>
               <w:pStyle w:val="Compact"/>
@@ -2671,15 +2651,13 @@
       </w:tr>
       <w:tr>
         <w:tc>
-          <w:tcPr/>
-          <w:p>
-            <w:pPr>
-              <w:pStyle w:val="Compact"/>
-              <w:jc w:val="left"/>
-            </w:pPr>
-            <w:r>
-              <w:rPr>
-                <w:bCs/>
+          <w:p>
+            <w:pPr>
+              <w:pStyle w:val="Compact"/>
+              <w:jc w:val="left"/>
+            </w:pPr>
+            <w:r>
+              <w:rPr>
                 <w:b/>
               </w:rPr>
               <w:t xml:space="preserve">F-12</w:t>
@@ -2687,7 +2665,6 @@
           </w:p>
         </w:tc>
         <w:tc>
-          <w:tcPr/>
           <w:p>
             <w:pPr>
               <w:pStyle w:val="Compact"/>
@@ -2723,7 +2700,6 @@
           </w:p>
         </w:tc>
         <w:tc>
-          <w:tcPr/>
           <w:p>
             <w:pPr>
               <w:pStyle w:val="Compact"/>
@@ -2738,7 +2714,6 @@
           </w:p>
         </w:tc>
         <w:tc>
-          <w:tcPr/>
           <w:p>
             <w:pPr>
               <w:pStyle w:val="Compact"/>
@@ -2750,7 +2725,6 @@
           </w:p>
         </w:tc>
         <w:tc>
-          <w:tcPr/>
           <w:p>
             <w:pPr>
               <w:pStyle w:val="Compact"/>
@@ -2764,15 +2738,13 @@
       </w:tr>
       <w:tr>
         <w:tc>
-          <w:tcPr/>
-          <w:p>
-            <w:pPr>
-              <w:pStyle w:val="Compact"/>
-              <w:jc w:val="left"/>
-            </w:pPr>
-            <w:r>
-              <w:rPr>
-                <w:bCs/>
+          <w:p>
+            <w:pPr>
+              <w:pStyle w:val="Compact"/>
+              <w:jc w:val="left"/>
+            </w:pPr>
+            <w:r>
+              <w:rPr>
                 <w:b/>
               </w:rPr>
               <w:t xml:space="preserve">F-13</w:t>
@@ -2780,7 +2752,6 @@
           </w:p>
         </w:tc>
         <w:tc>
-          <w:tcPr/>
           <w:p>
             <w:pPr>
               <w:pStyle w:val="Compact"/>
@@ -2831,7 +2802,6 @@
           </w:p>
         </w:tc>
         <w:tc>
-          <w:tcPr/>
           <w:p>
             <w:pPr>
               <w:pStyle w:val="Compact"/>
@@ -2858,7 +2828,6 @@
           </w:p>
         </w:tc>
         <w:tc>
-          <w:tcPr/>
           <w:p>
             <w:pPr>
               <w:pStyle w:val="Compact"/>
@@ -2870,7 +2839,6 @@
           </w:p>
         </w:tc>
         <w:tc>
-          <w:tcPr/>
           <w:p>
             <w:pPr>
               <w:pStyle w:val="Compact"/>
@@ -2884,15 +2852,13 @@
       </w:tr>
       <w:tr>
         <w:tc>
-          <w:tcPr/>
-          <w:p>
-            <w:pPr>
-              <w:pStyle w:val="Compact"/>
-              <w:jc w:val="left"/>
-            </w:pPr>
-            <w:r>
-              <w:rPr>
-                <w:bCs/>
+          <w:p>
+            <w:pPr>
+              <w:pStyle w:val="Compact"/>
+              <w:jc w:val="left"/>
+            </w:pPr>
+            <w:r>
+              <w:rPr>
                 <w:b/>
               </w:rPr>
               <w:t xml:space="preserve">F-14</w:t>
@@ -2900,7 +2866,6 @@
           </w:p>
         </w:tc>
         <w:tc>
-          <w:tcPr/>
           <w:p>
             <w:pPr>
               <w:pStyle w:val="Compact"/>
@@ -2939,7 +2904,6 @@
           </w:p>
         </w:tc>
         <w:tc>
-          <w:tcPr/>
           <w:p>
             <w:pPr>
               <w:pStyle w:val="Compact"/>
@@ -2957,7 +2921,6 @@
           </w:p>
         </w:tc>
         <w:tc>
-          <w:tcPr/>
           <w:p>
             <w:pPr>
               <w:pStyle w:val="Compact"/>
@@ -2969,7 +2932,6 @@
           </w:p>
         </w:tc>
         <w:tc>
-          <w:tcPr/>
           <w:p>
             <w:pPr>
               <w:pStyle w:val="Compact"/>
@@ -2983,15 +2945,13 @@
       </w:tr>
       <w:tr>
         <w:tc>
-          <w:tcPr/>
-          <w:p>
-            <w:pPr>
-              <w:pStyle w:val="Compact"/>
-              <w:jc w:val="left"/>
-            </w:pPr>
-            <w:r>
-              <w:rPr>
-                <w:bCs/>
+          <w:p>
+            <w:pPr>
+              <w:pStyle w:val="Compact"/>
+              <w:jc w:val="left"/>
+            </w:pPr>
+            <w:r>
+              <w:rPr>
                 <w:b/>
               </w:rPr>
               <w:t xml:space="preserve">F-15</w:t>
@@ -2999,15 +2959,13 @@
           </w:p>
         </w:tc>
         <w:tc>
-          <w:tcPr/>
-          <w:p>
-            <w:pPr>
-              <w:pStyle w:val="Compact"/>
-              <w:jc w:val="left"/>
-            </w:pPr>
-            <w:r>
-              <w:rPr>
-                <w:bCs/>
+          <w:p>
+            <w:pPr>
+              <w:pStyle w:val="Compact"/>
+              <w:jc w:val="left"/>
+            </w:pPr>
+            <w:r>
+              <w:rPr>
                 <w:b/>
               </w:rPr>
               <w:t xml:space="preserve">The IaC emits a credential artifact.</w:t>
@@ -3060,7 +3018,6 @@
           </w:p>
         </w:tc>
         <w:tc>
-          <w:tcPr/>
           <w:p>
             <w:pPr>
               <w:pStyle w:val="Compact"/>
@@ -3075,7 +3032,6 @@
           </w:p>
         </w:tc>
         <w:tc>
-          <w:tcPr/>
           <w:p>
             <w:pPr>
               <w:pStyle w:val="Compact"/>
@@ -3087,7 +3043,6 @@
           </w:p>
         </w:tc>
         <w:tc>
-          <w:tcPr/>
           <w:p>
             <w:pPr>
               <w:pStyle w:val="Compact"/>
@@ -3101,15 +3056,13 @@
       </w:tr>
       <w:tr>
         <w:tc>
-          <w:tcPr/>
-          <w:p>
-            <w:pPr>
-              <w:pStyle w:val="Compact"/>
-              <w:jc w:val="left"/>
-            </w:pPr>
-            <w:r>
-              <w:rPr>
-                <w:bCs/>
+          <w:p>
+            <w:pPr>
+              <w:pStyle w:val="Compact"/>
+              <w:jc w:val="left"/>
+            </w:pPr>
+            <w:r>
+              <w:rPr>
                 <w:b/>
               </w:rPr>
               <w:t xml:space="preserve">F-16</w:t>
@@ -3117,7 +3070,6 @@
           </w:p>
         </w:tc>
         <w:tc>
-          <w:tcPr/>
           <w:p>
             <w:pPr>
               <w:pStyle w:val="Compact"/>
@@ -3144,7 +3096,6 @@
           </w:p>
         </w:tc>
         <w:tc>
-          <w:tcPr/>
           <w:p>
             <w:pPr>
               <w:pStyle w:val="Compact"/>
@@ -3162,7 +3113,6 @@
           </w:p>
         </w:tc>
         <w:tc>
-          <w:tcPr/>
           <w:p>
             <w:pPr>
               <w:pStyle w:val="Compact"/>
@@ -3174,7 +3124,6 @@
           </w:p>
         </w:tc>
         <w:tc>
-          <w:tcPr/>
           <w:p>
             <w:pPr>
               <w:pStyle w:val="Compact"/>
@@ -3187,22 +3136,21 @@
         </w:tc>
       </w:tr>
     </w:tbl>
-    <w:bookmarkEnd w:id="25"/>
-    <w:bookmarkStart w:id="26" w:name="Xe0ca3160bd36e03cedabd9cd41396f186974e1a"/>
     <w:p>
       <w:pPr>
         <w:pStyle w:val="Heading3"/>
       </w:pPr>
+      <w:bookmarkStart w:id="28" w:name="identity-authorisation-policy"/>
       <w:r>
         <w:t xml:space="preserve">4.3 Identity, authorisation &amp; policy</w:t>
       </w:r>
+      <w:bookmarkEnd w:id="28"/>
     </w:p>
     <w:tbl>
       <w:tblPr>
         <w:tblStyle w:val="Table"/>
-        <w:tblW w:type="auto" w:w="0"/>
-        <w:tblLook w:firstRow="1" w:lastRow="0" w:firstColumn="0" w:lastColumn="0" w:noHBand="0" w:noVBand="0" w:val="0020"/>
-        <w:jc w:val="start"/>
+        <w:tblW w:type="pct" w:w="5000.0"/>
+        <w:tblLook w:firstRow="1"/>
       </w:tblPr>
       <w:tblGrid>
         <w:gridCol w:w="1584"/>
@@ -3213,10 +3161,15 @@
       </w:tblGrid>
       <w:tr>
         <w:trPr>
-          <w:tblHeader w:val="true"/>
+          <w:cnfStyle w:firstRow="1"/>
         </w:trPr>
         <w:tc>
-          <w:tcPr/>
+          <w:tcPr>
+            <w:tcBorders>
+              <w:bottom w:val="single"/>
+            </w:tcBorders>
+            <w:vAlign w:val="bottom"/>
+          </w:tcPr>
           <w:p>
             <w:pPr>
               <w:pStyle w:val="Compact"/>
@@ -3228,7 +3181,12 @@
           </w:p>
         </w:tc>
         <w:tc>
-          <w:tcPr/>
+          <w:tcPr>
+            <w:tcBorders>
+              <w:bottom w:val="single"/>
+            </w:tcBorders>
+            <w:vAlign w:val="bottom"/>
+          </w:tcPr>
           <w:p>
             <w:pPr>
               <w:pStyle w:val="Compact"/>
@@ -3240,7 +3198,12 @@
           </w:p>
         </w:tc>
         <w:tc>
-          <w:tcPr/>
+          <w:tcPr>
+            <w:tcBorders>
+              <w:bottom w:val="single"/>
+            </w:tcBorders>
+            <w:vAlign w:val="bottom"/>
+          </w:tcPr>
           <w:p>
             <w:pPr>
               <w:pStyle w:val="Compact"/>
@@ -3252,7 +3215,12 @@
           </w:p>
         </w:tc>
         <w:tc>
-          <w:tcPr/>
+          <w:tcPr>
+            <w:tcBorders>
+              <w:bottom w:val="single"/>
+            </w:tcBorders>
+            <w:vAlign w:val="bottom"/>
+          </w:tcPr>
           <w:p>
             <w:pPr>
               <w:pStyle w:val="Compact"/>
@@ -3264,7 +3232,12 @@
           </w:p>
         </w:tc>
         <w:tc>
-          <w:tcPr/>
+          <w:tcPr>
+            <w:tcBorders>
+              <w:bottom w:val="single"/>
+            </w:tcBorders>
+            <w:vAlign w:val="bottom"/>
+          </w:tcPr>
           <w:p>
             <w:pPr>
               <w:pStyle w:val="Compact"/>
@@ -3278,15 +3251,13 @@
       </w:tr>
       <w:tr>
         <w:tc>
-          <w:tcPr/>
-          <w:p>
-            <w:pPr>
-              <w:pStyle w:val="Compact"/>
-              <w:jc w:val="left"/>
-            </w:pPr>
-            <w:r>
-              <w:rPr>
-                <w:bCs/>
+          <w:p>
+            <w:pPr>
+              <w:pStyle w:val="Compact"/>
+              <w:jc w:val="left"/>
+            </w:pPr>
+            <w:r>
+              <w:rPr>
                 <w:b/>
               </w:rPr>
               <w:t xml:space="preserve">F-17</w:t>
@@ -3294,15 +3265,13 @@
           </w:p>
         </w:tc>
         <w:tc>
-          <w:tcPr/>
-          <w:p>
-            <w:pPr>
-              <w:pStyle w:val="Compact"/>
-              <w:jc w:val="left"/>
-            </w:pPr>
-            <w:r>
-              <w:rPr>
-                <w:bCs/>
+          <w:p>
+            <w:pPr>
+              <w:pStyle w:val="Compact"/>
+              <w:jc w:val="left"/>
+            </w:pPr>
+            <w:r>
+              <w:rPr>
                 <w:b/>
               </w:rPr>
               <w:t xml:space="preserve">Authorisation is a client-supplied HTTP header.</w:t>
@@ -3337,7 +3306,6 @@
           </w:p>
         </w:tc>
         <w:tc>
-          <w:tcPr/>
           <w:p>
             <w:pPr>
               <w:pStyle w:val="Compact"/>
@@ -3352,7 +3320,6 @@
           </w:p>
         </w:tc>
         <w:tc>
-          <w:tcPr/>
           <w:p>
             <w:pPr>
               <w:pStyle w:val="Compact"/>
@@ -3364,7 +3331,6 @@
           </w:p>
         </w:tc>
         <w:tc>
-          <w:tcPr/>
           <w:p>
             <w:pPr>
               <w:pStyle w:val="Compact"/>
@@ -3378,15 +3344,13 @@
       </w:tr>
       <w:tr>
         <w:tc>
-          <w:tcPr/>
-          <w:p>
-            <w:pPr>
-              <w:pStyle w:val="Compact"/>
-              <w:jc w:val="left"/>
-            </w:pPr>
-            <w:r>
-              <w:rPr>
-                <w:bCs/>
+          <w:p>
+            <w:pPr>
+              <w:pStyle w:val="Compact"/>
+              <w:jc w:val="left"/>
+            </w:pPr>
+            <w:r>
+              <w:rPr>
                 <w:b/>
               </w:rPr>
               <w:t xml:space="preserve">F-18</w:t>
@@ -3394,24 +3358,34 @@
           </w:p>
         </w:tc>
         <w:tc>
-          <w:tcPr/>
-          <w:p>
-            <w:pPr>
-              <w:pStyle w:val="Compact"/>
-              <w:jc w:val="left"/>
-            </w:pPr>
-            <w:r>
-              <w:t xml:space="preserve">The role check is a flat five-element allow-list with no resource, tenant, facility, purpose or risk scoping. The repository's own comment concedes this:</w:t>
-            </w:r>
-            <w:r>
-              <w:t xml:space="preserve"> </w:t>
-            </w:r>
-            <w:r>
-              <w:rPr>
-                <w:iCs/>
+          <w:p>
+            <w:pPr>
+              <w:pStyle w:val="Compact"/>
+              <w:jc w:val="left"/>
+            </w:pPr>
+            <w:r>
+              <w:t xml:space="preserve">The role check is a flat five-element allow-list with no resource, tenant, facility, purpose or risk scoping. The repository’s own comment concedes this:</w:t>
+            </w:r>
+            <w:r>
+              <w:t xml:space="preserve"> </w:t>
+            </w:r>
+            <w:r>
+              <w:rPr>
                 <w:i/>
               </w:rPr>
-              <w:t xml:space="preserve">"role check is broad and facility/tenant context is ignored"</w:t>
+              <w:t xml:space="preserve">“</w:t>
+            </w:r>
+            <w:r>
+              <w:rPr>
+                <w:i/>
+              </w:rPr>
+              <w:t xml:space="preserve">role check is broad and facility/tenant context is ignored</w:t>
+            </w:r>
+            <w:r>
+              <w:rPr>
+                <w:i/>
+              </w:rPr>
+              <w:t xml:space="preserve">”</w:t>
             </w:r>
             <w:r>
               <w:t xml:space="preserve">.</w:t>
@@ -3419,7 +3393,6 @@
           </w:p>
         </w:tc>
         <w:tc>
-          <w:tcPr/>
           <w:p>
             <w:pPr>
               <w:pStyle w:val="Compact"/>
@@ -3434,7 +3407,6 @@
           </w:p>
         </w:tc>
         <w:tc>
-          <w:tcPr/>
           <w:p>
             <w:pPr>
               <w:pStyle w:val="Compact"/>
@@ -3446,7 +3418,6 @@
           </w:p>
         </w:tc>
         <w:tc>
-          <w:tcPr/>
           <w:p>
             <w:pPr>
               <w:pStyle w:val="Compact"/>
@@ -3460,15 +3431,13 @@
       </w:tr>
       <w:tr>
         <w:tc>
-          <w:tcPr/>
-          <w:p>
-            <w:pPr>
-              <w:pStyle w:val="Compact"/>
-              <w:jc w:val="left"/>
-            </w:pPr>
-            <w:r>
-              <w:rPr>
-                <w:bCs/>
+          <w:p>
+            <w:pPr>
+              <w:pStyle w:val="Compact"/>
+              <w:jc w:val="left"/>
+            </w:pPr>
+            <w:r>
+              <w:rPr>
                 <w:b/>
               </w:rPr>
               <w:t xml:space="preserve">F-19</w:t>
@@ -3476,15 +3445,13 @@
           </w:p>
         </w:tc>
         <w:tc>
-          <w:tcPr/>
-          <w:p>
-            <w:pPr>
-              <w:pStyle w:val="Compact"/>
-              <w:jc w:val="left"/>
-            </w:pPr>
-            <w:r>
-              <w:rPr>
-                <w:bCs/>
+          <w:p>
+            <w:pPr>
+              <w:pStyle w:val="Compact"/>
+              <w:jc w:val="left"/>
+            </w:pPr>
+            <w:r>
+              <w:rPr>
                 <w:b/>
               </w:rPr>
               <w:t xml:space="preserve">The allow-list contains a persona from another domain.</w:t>
@@ -3519,7 +3486,6 @@
           </w:p>
         </w:tc>
         <w:tc>
-          <w:tcPr/>
           <w:p>
             <w:pPr>
               <w:pStyle w:val="Compact"/>
@@ -3546,7 +3512,6 @@
           </w:p>
         </w:tc>
         <w:tc>
-          <w:tcPr/>
           <w:p>
             <w:pPr>
               <w:pStyle w:val="Compact"/>
@@ -3558,7 +3523,6 @@
           </w:p>
         </w:tc>
         <w:tc>
-          <w:tcPr/>
           <w:p>
             <w:pPr>
               <w:pStyle w:val="Compact"/>
@@ -3572,15 +3536,13 @@
       </w:tr>
       <w:tr>
         <w:tc>
-          <w:tcPr/>
-          <w:p>
-            <w:pPr>
-              <w:pStyle w:val="Compact"/>
-              <w:jc w:val="left"/>
-            </w:pPr>
-            <w:r>
-              <w:rPr>
-                <w:bCs/>
+          <w:p>
+            <w:pPr>
+              <w:pStyle w:val="Compact"/>
+              <w:jc w:val="left"/>
+            </w:pPr>
+            <w:r>
+              <w:rPr>
                 <w:b/>
               </w:rPr>
               <w:t xml:space="preserve">F-20</w:t>
@@ -3588,15 +3550,13 @@
           </w:p>
         </w:tc>
         <w:tc>
-          <w:tcPr/>
-          <w:p>
-            <w:pPr>
-              <w:pStyle w:val="Compact"/>
-              <w:jc w:val="left"/>
-            </w:pPr>
-            <w:r>
-              <w:rPr>
-                <w:bCs/>
+          <w:p>
+            <w:pPr>
+              <w:pStyle w:val="Compact"/>
+              <w:jc w:val="left"/>
+            </w:pPr>
+            <w:r>
+              <w:rPr>
                 <w:b/>
               </w:rPr>
               <w:t xml:space="preserve">The AI endpoint has no authorisation check whatsoever.</w:t>
@@ -3619,7 +3579,6 @@
           </w:p>
         </w:tc>
         <w:tc>
-          <w:tcPr/>
           <w:p>
             <w:pPr>
               <w:pStyle w:val="Compact"/>
@@ -3634,7 +3593,6 @@
           </w:p>
         </w:tc>
         <w:tc>
-          <w:tcPr/>
           <w:p>
             <w:pPr>
               <w:pStyle w:val="Compact"/>
@@ -3646,7 +3604,6 @@
           </w:p>
         </w:tc>
         <w:tc>
-          <w:tcPr/>
           <w:p>
             <w:pPr>
               <w:pStyle w:val="Compact"/>
@@ -3660,15 +3617,13 @@
       </w:tr>
       <w:tr>
         <w:tc>
-          <w:tcPr/>
-          <w:p>
-            <w:pPr>
-              <w:pStyle w:val="Compact"/>
-              <w:jc w:val="left"/>
-            </w:pPr>
-            <w:r>
-              <w:rPr>
-                <w:bCs/>
+          <w:p>
+            <w:pPr>
+              <w:pStyle w:val="Compact"/>
+              <w:jc w:val="left"/>
+            </w:pPr>
+            <w:r>
+              <w:rPr>
                 <w:b/>
               </w:rPr>
               <w:t xml:space="preserve">F-21</w:t>
@@ -3676,7 +3631,6 @@
           </w:p>
         </w:tc>
         <w:tc>
-          <w:tcPr/>
           <w:p>
             <w:pPr>
               <w:pStyle w:val="Compact"/>
@@ -3726,7 +3680,6 @@
             </w:r>
             <w:r>
               <w:rPr>
-                <w:bCs/>
                 <w:b/>
               </w:rPr>
               <w:t xml:space="preserve">it is not referenced by any application code</w:t>
@@ -3740,7 +3693,6 @@
           </w:p>
         </w:tc>
         <w:tc>
-          <w:tcPr/>
           <w:p>
             <w:pPr>
               <w:pStyle w:val="Compact"/>
@@ -3758,7 +3710,6 @@
           </w:p>
         </w:tc>
         <w:tc>
-          <w:tcPr/>
           <w:p>
             <w:pPr>
               <w:pStyle w:val="Compact"/>
@@ -3770,7 +3721,6 @@
           </w:p>
         </w:tc>
         <w:tc>
-          <w:tcPr/>
           <w:p>
             <w:pPr>
               <w:pStyle w:val="Compact"/>
@@ -3783,22 +3733,21 @@
         </w:tc>
       </w:tr>
     </w:tbl>
-    <w:bookmarkEnd w:id="26"/>
-    <w:bookmarkStart w:id="27" w:name="X9f2a320752a861b6503cb25aa3039e6fbaae465"/>
     <w:p>
       <w:pPr>
         <w:pStyle w:val="Heading3"/>
       </w:pPr>
+      <w:bookmarkStart w:id="29" w:name="ai-trust-boundary-governance"/>
       <w:r>
         <w:t xml:space="preserve">4.4 AI trust boundary &amp; governance</w:t>
       </w:r>
+      <w:bookmarkEnd w:id="29"/>
     </w:p>
     <w:tbl>
       <w:tblPr>
         <w:tblStyle w:val="Table"/>
-        <w:tblW w:type="auto" w:w="0"/>
-        <w:tblLook w:firstRow="1" w:lastRow="0" w:firstColumn="0" w:lastColumn="0" w:noHBand="0" w:noVBand="0" w:val="0020"/>
-        <w:jc w:val="start"/>
+        <w:tblW w:type="pct" w:w="5000.0"/>
+        <w:tblLook w:firstRow="1"/>
       </w:tblPr>
       <w:tblGrid>
         <w:gridCol w:w="1584"/>
@@ -3809,10 +3758,15 @@
       </w:tblGrid>
       <w:tr>
         <w:trPr>
-          <w:tblHeader w:val="true"/>
+          <w:cnfStyle w:firstRow="1"/>
         </w:trPr>
         <w:tc>
-          <w:tcPr/>
+          <w:tcPr>
+            <w:tcBorders>
+              <w:bottom w:val="single"/>
+            </w:tcBorders>
+            <w:vAlign w:val="bottom"/>
+          </w:tcPr>
           <w:p>
             <w:pPr>
               <w:pStyle w:val="Compact"/>
@@ -3824,7 +3778,12 @@
           </w:p>
         </w:tc>
         <w:tc>
-          <w:tcPr/>
+          <w:tcPr>
+            <w:tcBorders>
+              <w:bottom w:val="single"/>
+            </w:tcBorders>
+            <w:vAlign w:val="bottom"/>
+          </w:tcPr>
           <w:p>
             <w:pPr>
               <w:pStyle w:val="Compact"/>
@@ -3836,7 +3795,12 @@
           </w:p>
         </w:tc>
         <w:tc>
-          <w:tcPr/>
+          <w:tcPr>
+            <w:tcBorders>
+              <w:bottom w:val="single"/>
+            </w:tcBorders>
+            <w:vAlign w:val="bottom"/>
+          </w:tcPr>
           <w:p>
             <w:pPr>
               <w:pStyle w:val="Compact"/>
@@ -3848,7 +3812,12 @@
           </w:p>
         </w:tc>
         <w:tc>
-          <w:tcPr/>
+          <w:tcPr>
+            <w:tcBorders>
+              <w:bottom w:val="single"/>
+            </w:tcBorders>
+            <w:vAlign w:val="bottom"/>
+          </w:tcPr>
           <w:p>
             <w:pPr>
               <w:pStyle w:val="Compact"/>
@@ -3860,7 +3829,12 @@
           </w:p>
         </w:tc>
         <w:tc>
-          <w:tcPr/>
+          <w:tcPr>
+            <w:tcBorders>
+              <w:bottom w:val="single"/>
+            </w:tcBorders>
+            <w:vAlign w:val="bottom"/>
+          </w:tcPr>
           <w:p>
             <w:pPr>
               <w:pStyle w:val="Compact"/>
@@ -3874,15 +3848,13 @@
       </w:tr>
       <w:tr>
         <w:tc>
-          <w:tcPr/>
-          <w:p>
-            <w:pPr>
-              <w:pStyle w:val="Compact"/>
-              <w:jc w:val="left"/>
-            </w:pPr>
-            <w:r>
-              <w:rPr>
-                <w:bCs/>
+          <w:p>
+            <w:pPr>
+              <w:pStyle w:val="Compact"/>
+              <w:jc w:val="left"/>
+            </w:pPr>
+            <w:r>
+              <w:rPr>
                 <w:b/>
               </w:rPr>
               <w:t xml:space="preserve">F-22</w:t>
@@ -3890,15 +3862,13 @@
           </w:p>
         </w:tc>
         <w:tc>
-          <w:tcPr/>
-          <w:p>
-            <w:pPr>
-              <w:pStyle w:val="Compact"/>
-              <w:jc w:val="left"/>
-            </w:pPr>
-            <w:r>
-              <w:rPr>
-                <w:bCs/>
+          <w:p>
+            <w:pPr>
+              <w:pStyle w:val="Compact"/>
+              <w:jc w:val="left"/>
+            </w:pPr>
+            <w:r>
+              <w:rPr>
                 <w:b/>
               </w:rPr>
               <w:t xml:space="preserve">Prompt injection surface.</w:t>
@@ -3934,12 +3904,26 @@
               <w:t xml:space="preserve"> </w:t>
             </w:r>
             <w:r>
-              <w:t xml:space="preserve">confirms the datasets deliberately contain "untrusted text payloads suitable for prompt-injection testing".</w:t>
-            </w:r>
-          </w:p>
-        </w:tc>
-        <w:tc>
-          <w:tcPr/>
+              <w:t xml:space="preserve">confirms the datasets deliberately contain</w:t>
+            </w:r>
+            <w:r>
+              <w:t xml:space="preserve"> </w:t>
+            </w:r>
+            <w:r>
+              <w:t xml:space="preserve">“</w:t>
+            </w:r>
+            <w:r>
+              <w:t xml:space="preserve">untrusted text payloads suitable for prompt-injection testing</w:t>
+            </w:r>
+            <w:r>
+              <w:t xml:space="preserve">”</w:t>
+            </w:r>
+            <w:r>
+              <w:t xml:space="preserve">.</w:t>
+            </w:r>
+          </w:p>
+        </w:tc>
+        <w:tc>
           <w:p>
             <w:pPr>
               <w:pStyle w:val="Compact"/>
@@ -3966,7 +3950,6 @@
           </w:p>
         </w:tc>
         <w:tc>
-          <w:tcPr/>
           <w:p>
             <w:pPr>
               <w:pStyle w:val="Compact"/>
@@ -3978,7 +3961,6 @@
           </w:p>
         </w:tc>
         <w:tc>
-          <w:tcPr/>
           <w:p>
             <w:pPr>
               <w:pStyle w:val="Compact"/>
@@ -3992,15 +3974,13 @@
       </w:tr>
       <w:tr>
         <w:tc>
-          <w:tcPr/>
-          <w:p>
-            <w:pPr>
-              <w:pStyle w:val="Compact"/>
-              <w:jc w:val="left"/>
-            </w:pPr>
-            <w:r>
-              <w:rPr>
-                <w:bCs/>
+          <w:p>
+            <w:pPr>
+              <w:pStyle w:val="Compact"/>
+              <w:jc w:val="left"/>
+            </w:pPr>
+            <w:r>
+              <w:rPr>
                 <w:b/>
               </w:rPr>
               <w:t xml:space="preserve">F-23</w:t>
@@ -4008,7 +3988,6 @@
           </w:p>
         </w:tc>
         <w:tc>
-          <w:tcPr/>
           <w:p>
             <w:pPr>
               <w:pStyle w:val="Compact"/>
@@ -4037,7 +4016,6 @@
             </w:r>
             <w:r>
               <w:rPr>
-                <w:bCs/>
                 <w:b/>
               </w:rPr>
               <w:t xml:space="preserve">format-string injection</w:t>
@@ -4051,7 +4029,6 @@
           </w:p>
         </w:tc>
         <w:tc>
-          <w:tcPr/>
           <w:p>
             <w:pPr>
               <w:pStyle w:val="Compact"/>
@@ -4066,7 +4043,6 @@
           </w:p>
         </w:tc>
         <w:tc>
-          <w:tcPr/>
           <w:p>
             <w:pPr>
               <w:pStyle w:val="Compact"/>
@@ -4078,7 +4054,6 @@
           </w:p>
         </w:tc>
         <w:tc>
-          <w:tcPr/>
           <w:p>
             <w:pPr>
               <w:pStyle w:val="Compact"/>
@@ -4092,15 +4067,13 @@
       </w:tr>
       <w:tr>
         <w:tc>
-          <w:tcPr/>
-          <w:p>
-            <w:pPr>
-              <w:pStyle w:val="Compact"/>
-              <w:jc w:val="left"/>
-            </w:pPr>
-            <w:r>
-              <w:rPr>
-                <w:bCs/>
+          <w:p>
+            <w:pPr>
+              <w:pStyle w:val="Compact"/>
+              <w:jc w:val="left"/>
+            </w:pPr>
+            <w:r>
+              <w:rPr>
                 <w:b/>
               </w:rPr>
               <w:t xml:space="preserve">F-24</w:t>
@@ -4108,15 +4081,13 @@
           </w:p>
         </w:tc>
         <w:tc>
-          <w:tcPr/>
-          <w:p>
-            <w:pPr>
-              <w:pStyle w:val="Compact"/>
-              <w:jc w:val="left"/>
-            </w:pPr>
-            <w:r>
-              <w:rPr>
-                <w:bCs/>
+          <w:p>
+            <w:pPr>
+              <w:pStyle w:val="Compact"/>
+              <w:jc w:val="left"/>
+            </w:pPr>
+            <w:r>
+              <w:rPr>
                 <w:b/>
               </w:rPr>
               <w:t xml:space="preserve">The system self-reports that no guardrail exists</w:t>
@@ -4139,7 +4110,6 @@
           </w:p>
         </w:tc>
         <w:tc>
-          <w:tcPr/>
           <w:p>
             <w:pPr>
               <w:pStyle w:val="Compact"/>
@@ -4154,7 +4124,6 @@
           </w:p>
         </w:tc>
         <w:tc>
-          <w:tcPr/>
           <w:p>
             <w:pPr>
               <w:pStyle w:val="Compact"/>
@@ -4166,7 +4135,6 @@
           </w:p>
         </w:tc>
         <w:tc>
-          <w:tcPr/>
           <w:p>
             <w:pPr>
               <w:pStyle w:val="Compact"/>
@@ -4180,15 +4148,13 @@
       </w:tr>
       <w:tr>
         <w:tc>
-          <w:tcPr/>
-          <w:p>
-            <w:pPr>
-              <w:pStyle w:val="Compact"/>
-              <w:jc w:val="left"/>
-            </w:pPr>
-            <w:r>
-              <w:rPr>
-                <w:bCs/>
+          <w:p>
+            <w:pPr>
+              <w:pStyle w:val="Compact"/>
+              <w:jc w:val="left"/>
+            </w:pPr>
+            <w:r>
+              <w:rPr>
                 <w:b/>
               </w:rPr>
               <w:t xml:space="preserve">F-25</w:t>
@@ -4196,7 +4162,6 @@
           </w:p>
         </w:tc>
         <w:tc>
-          <w:tcPr/>
           <w:p>
             <w:pPr>
               <w:pStyle w:val="Compact"/>
@@ -4208,7 +4173,6 @@
           </w:p>
         </w:tc>
         <w:tc>
-          <w:tcPr/>
           <w:p>
             <w:pPr>
               <w:pStyle w:val="Compact"/>
@@ -4223,7 +4187,6 @@
           </w:p>
         </w:tc>
         <w:tc>
-          <w:tcPr/>
           <w:p>
             <w:pPr>
               <w:pStyle w:val="Compact"/>
@@ -4235,7 +4198,6 @@
           </w:p>
         </w:tc>
         <w:tc>
-          <w:tcPr/>
           <w:p>
             <w:pPr>
               <w:pStyle w:val="Compact"/>
@@ -4249,15 +4211,13 @@
       </w:tr>
       <w:tr>
         <w:tc>
-          <w:tcPr/>
-          <w:p>
-            <w:pPr>
-              <w:pStyle w:val="Compact"/>
-              <w:jc w:val="left"/>
-            </w:pPr>
-            <w:r>
-              <w:rPr>
-                <w:bCs/>
+          <w:p>
+            <w:pPr>
+              <w:pStyle w:val="Compact"/>
+              <w:jc w:val="left"/>
+            </w:pPr>
+            <w:r>
+              <w:rPr>
                 <w:b/>
               </w:rPr>
               <w:t xml:space="preserve">F-26</w:t>
@@ -4265,15 +4225,13 @@
           </w:p>
         </w:tc>
         <w:tc>
-          <w:tcPr/>
-          <w:p>
-            <w:pPr>
-              <w:pStyle w:val="Compact"/>
-              <w:jc w:val="left"/>
-            </w:pPr>
-            <w:r>
-              <w:rPr>
-                <w:bCs/>
+          <w:p>
+            <w:pPr>
+              <w:pStyle w:val="Compact"/>
+              <w:jc w:val="left"/>
+            </w:pPr>
+            <w:r>
+              <w:rPr>
                 <w:b/>
               </w:rPr>
               <w:t xml:space="preserve">No human approval gate.</w:t>
@@ -4291,17 +4249,28 @@
               <w:t xml:space="preserve"> </w:t>
             </w:r>
             <w:r>
-              <w:t xml:space="preserve">is advisory prose returned in a payload; nothing in the system enforces a state transition requiring approval. The Challenge Guide's acceptance standard —</w:t>
-            </w:r>
-            <w:r>
-              <w:t xml:space="preserve"> </w:t>
-            </w:r>
-            <w:r>
-              <w:rPr>
-                <w:iCs/>
+              <w:t xml:space="preserve">is advisory prose returned in a payload; nothing in the system enforces a state transition requiring approval. The Challenge Guide’s acceptance standard —</w:t>
+            </w:r>
+            <w:r>
+              <w:t xml:space="preserve"> </w:t>
+            </w:r>
+            <w:r>
+              <w:rPr>
                 <w:i/>
               </w:rPr>
-              <w:t xml:space="preserve">"AI recommendations must not silently become operational decisions"</w:t>
+              <w:t xml:space="preserve">“</w:t>
+            </w:r>
+            <w:r>
+              <w:rPr>
+                <w:i/>
+              </w:rPr>
+              <w:t xml:space="preserve">AI recommendations must not silently become operational decisions</w:t>
+            </w:r>
+            <w:r>
+              <w:rPr>
+                <w:i/>
+              </w:rPr>
+              <w:t xml:space="preserve">”</w:t>
             </w:r>
             <w:r>
               <w:t xml:space="preserve"> </w:t>
@@ -4312,7 +4281,6 @@
           </w:p>
         </w:tc>
         <w:tc>
-          <w:tcPr/>
           <w:p>
             <w:pPr>
               <w:pStyle w:val="Compact"/>
@@ -4327,7 +4295,6 @@
           </w:p>
         </w:tc>
         <w:tc>
-          <w:tcPr/>
           <w:p>
             <w:pPr>
               <w:pStyle w:val="Compact"/>
@@ -4339,7 +4306,6 @@
           </w:p>
         </w:tc>
         <w:tc>
-          <w:tcPr/>
           <w:p>
             <w:pPr>
               <w:pStyle w:val="Compact"/>
@@ -4353,15 +4319,13 @@
       </w:tr>
       <w:tr>
         <w:tc>
-          <w:tcPr/>
-          <w:p>
-            <w:pPr>
-              <w:pStyle w:val="Compact"/>
-              <w:jc w:val="left"/>
-            </w:pPr>
-            <w:r>
-              <w:rPr>
-                <w:bCs/>
+          <w:p>
+            <w:pPr>
+              <w:pStyle w:val="Compact"/>
+              <w:jc w:val="left"/>
+            </w:pPr>
+            <w:r>
+              <w:rPr>
                 <w:b/>
               </w:rPr>
               <w:t xml:space="preserve">F-27</w:t>
@@ -4369,7 +4333,6 @@
           </w:p>
         </w:tc>
         <w:tc>
-          <w:tcPr/>
           <w:p>
             <w:pPr>
               <w:pStyle w:val="Compact"/>
@@ -4390,7 +4353,6 @@
           </w:p>
         </w:tc>
         <w:tc>
-          <w:tcPr/>
           <w:p>
             <w:pPr>
               <w:pStyle w:val="Compact"/>
@@ -4405,7 +4367,6 @@
           </w:p>
         </w:tc>
         <w:tc>
-          <w:tcPr/>
           <w:p>
             <w:pPr>
               <w:pStyle w:val="Compact"/>
@@ -4417,7 +4378,6 @@
           </w:p>
         </w:tc>
         <w:tc>
-          <w:tcPr/>
           <w:p>
             <w:pPr>
               <w:pStyle w:val="Compact"/>
@@ -4431,15 +4391,13 @@
       </w:tr>
       <w:tr>
         <w:tc>
-          <w:tcPr/>
-          <w:p>
-            <w:pPr>
-              <w:pStyle w:val="Compact"/>
-              <w:jc w:val="left"/>
-            </w:pPr>
-            <w:r>
-              <w:rPr>
-                <w:bCs/>
+          <w:p>
+            <w:pPr>
+              <w:pStyle w:val="Compact"/>
+              <w:jc w:val="left"/>
+            </w:pPr>
+            <w:r>
+              <w:rPr>
                 <w:b/>
               </w:rPr>
               <w:t xml:space="preserve">F-28</w:t>
@@ -4447,7 +4405,6 @@
           </w:p>
         </w:tc>
         <w:tc>
-          <w:tcPr/>
           <w:p>
             <w:pPr>
               <w:pStyle w:val="Compact"/>
@@ -4471,7 +4428,6 @@
           </w:p>
         </w:tc>
         <w:tc>
-          <w:tcPr/>
           <w:p>
             <w:pPr>
               <w:pStyle w:val="Compact"/>
@@ -4486,7 +4442,6 @@
           </w:p>
         </w:tc>
         <w:tc>
-          <w:tcPr/>
           <w:p>
             <w:pPr>
               <w:pStyle w:val="Compact"/>
@@ -4498,7 +4453,6 @@
           </w:p>
         </w:tc>
         <w:tc>
-          <w:tcPr/>
           <w:p>
             <w:pPr>
               <w:pStyle w:val="Compact"/>
@@ -4512,15 +4466,13 @@
       </w:tr>
       <w:tr>
         <w:tc>
-          <w:tcPr/>
-          <w:p>
-            <w:pPr>
-              <w:pStyle w:val="Compact"/>
-              <w:jc w:val="left"/>
-            </w:pPr>
-            <w:r>
-              <w:rPr>
-                <w:bCs/>
+          <w:p>
+            <w:pPr>
+              <w:pStyle w:val="Compact"/>
+              <w:jc w:val="left"/>
+            </w:pPr>
+            <w:r>
+              <w:rPr>
                 <w:b/>
               </w:rPr>
               <w:t xml:space="preserve">F-29</w:t>
@@ -4528,18 +4480,16 @@
           </w:p>
         </w:tc>
         <w:tc>
-          <w:tcPr/>
-          <w:p>
-            <w:pPr>
-              <w:pStyle w:val="Compact"/>
-              <w:jc w:val="left"/>
-            </w:pPr>
-            <w:r>
-              <w:rPr>
-                <w:bCs/>
-                <w:b/>
-              </w:rPr>
-              <w:t xml:space="preserve">The AI output is not derived from the record's meaning.</w:t>
+          <w:p>
+            <w:pPr>
+              <w:pStyle w:val="Compact"/>
+              <w:jc w:val="left"/>
+            </w:pPr>
+            <w:r>
+              <w:rPr>
+                <w:b/>
+              </w:rPr>
+              <w:t xml:space="preserve">The AI output is not derived from the record’s meaning.</w:t>
             </w:r>
             <w:r>
               <w:t xml:space="preserve"> </w:t>
@@ -4561,7 +4511,6 @@
             </w:r>
             <w:r>
               <w:rPr>
-                <w:iCs/>
                 <w:i/>
               </w:rPr>
               <w:t xml:space="preserve">first column value</w:t>
@@ -4590,7 +4539,6 @@
           </w:p>
         </w:tc>
         <w:tc>
-          <w:tcPr/>
           <w:p>
             <w:pPr>
               <w:pStyle w:val="Compact"/>
@@ -4617,7 +4565,6 @@
           </w:p>
         </w:tc>
         <w:tc>
-          <w:tcPr/>
           <w:p>
             <w:pPr>
               <w:pStyle w:val="Compact"/>
@@ -4629,7 +4576,6 @@
           </w:p>
         </w:tc>
         <w:tc>
-          <w:tcPr/>
           <w:p>
             <w:pPr>
               <w:pStyle w:val="Compact"/>
@@ -4642,15 +4588,15 @@
         </w:tc>
       </w:tr>
     </w:tbl>
-    <w:bookmarkEnd w:id="27"/>
-    <w:bookmarkStart w:id="28" w:name="X2680f5d0d3d2a519b6dfa6f1eeed30c57103365"/>
     <w:p>
       <w:pPr>
         <w:pStyle w:val="Heading3"/>
       </w:pPr>
+      <w:bookmarkStart w:id="30" w:name="data-quality-identity-semantics"/>
       <w:r>
         <w:t xml:space="preserve">4.5 Data quality, identity &amp; semantics</w:t>
       </w:r>
+      <w:bookmarkEnd w:id="30"/>
     </w:p>
     <w:p>
       <w:pPr>
@@ -4669,9 +4615,8 @@
     <w:tbl>
       <w:tblPr>
         <w:tblStyle w:val="Table"/>
-        <w:tblW w:type="auto" w:w="0"/>
-        <w:tblLook w:firstRow="1" w:lastRow="0" w:firstColumn="0" w:lastColumn="0" w:noHBand="0" w:noVBand="0" w:val="0020"/>
-        <w:jc w:val="start"/>
+        <w:tblW w:type="pct" w:w="5000.0"/>
+        <w:tblLook w:firstRow="1"/>
       </w:tblPr>
       <w:tblGrid>
         <w:gridCol w:w="1584"/>
@@ -4682,10 +4627,15 @@
       </w:tblGrid>
       <w:tr>
         <w:trPr>
-          <w:tblHeader w:val="true"/>
+          <w:cnfStyle w:firstRow="1"/>
         </w:trPr>
         <w:tc>
-          <w:tcPr/>
+          <w:tcPr>
+            <w:tcBorders>
+              <w:bottom w:val="single"/>
+            </w:tcBorders>
+            <w:vAlign w:val="bottom"/>
+          </w:tcPr>
           <w:p>
             <w:pPr>
               <w:pStyle w:val="Compact"/>
@@ -4697,7 +4647,12 @@
           </w:p>
         </w:tc>
         <w:tc>
-          <w:tcPr/>
+          <w:tcPr>
+            <w:tcBorders>
+              <w:bottom w:val="single"/>
+            </w:tcBorders>
+            <w:vAlign w:val="bottom"/>
+          </w:tcPr>
           <w:p>
             <w:pPr>
               <w:pStyle w:val="Compact"/>
@@ -4709,7 +4664,12 @@
           </w:p>
         </w:tc>
         <w:tc>
-          <w:tcPr/>
+          <w:tcPr>
+            <w:tcBorders>
+              <w:bottom w:val="single"/>
+            </w:tcBorders>
+            <w:vAlign w:val="bottom"/>
+          </w:tcPr>
           <w:p>
             <w:pPr>
               <w:pStyle w:val="Compact"/>
@@ -4721,7 +4681,12 @@
           </w:p>
         </w:tc>
         <w:tc>
-          <w:tcPr/>
+          <w:tcPr>
+            <w:tcBorders>
+              <w:bottom w:val="single"/>
+            </w:tcBorders>
+            <w:vAlign w:val="bottom"/>
+          </w:tcPr>
           <w:p>
             <w:pPr>
               <w:pStyle w:val="Compact"/>
@@ -4733,7 +4698,12 @@
           </w:p>
         </w:tc>
         <w:tc>
-          <w:tcPr/>
+          <w:tcPr>
+            <w:tcBorders>
+              <w:bottom w:val="single"/>
+            </w:tcBorders>
+            <w:vAlign w:val="bottom"/>
+          </w:tcPr>
           <w:p>
             <w:pPr>
               <w:pStyle w:val="Compact"/>
@@ -4747,15 +4717,13 @@
       </w:tr>
       <w:tr>
         <w:tc>
-          <w:tcPr/>
-          <w:p>
-            <w:pPr>
-              <w:pStyle w:val="Compact"/>
-              <w:jc w:val="left"/>
-            </w:pPr>
-            <w:r>
-              <w:rPr>
-                <w:bCs/>
+          <w:p>
+            <w:pPr>
+              <w:pStyle w:val="Compact"/>
+              <w:jc w:val="left"/>
+            </w:pPr>
+            <w:r>
+              <w:rPr>
                 <w:b/>
               </w:rPr>
               <w:t xml:space="preserve">F-30</w:t>
@@ -4763,15 +4731,13 @@
           </w:p>
         </w:tc>
         <w:tc>
-          <w:tcPr/>
-          <w:p>
-            <w:pPr>
-              <w:pStyle w:val="Compact"/>
-              <w:jc w:val="left"/>
-            </w:pPr>
-            <w:r>
-              <w:rPr>
-                <w:bCs/>
+          <w:p>
+            <w:pPr>
+              <w:pStyle w:val="Compact"/>
+              <w:jc w:val="left"/>
+            </w:pPr>
+            <w:r>
+              <w:rPr>
                 <w:b/>
               </w:rPr>
               <w:t xml:space="preserve">Cross-entity primary-key collision.</w:t>
@@ -4802,7 +4768,6 @@
             </w:r>
             <w:r>
               <w:rPr>
-                <w:iCs/>
                 <w:i/>
               </w:rPr>
               <w:t xml:space="preserve">all six</w:t>
@@ -4891,7 +4856,6 @@
           </w:p>
         </w:tc>
         <w:tc>
-          <w:tcPr/>
           <w:p>
             <w:pPr>
               <w:pStyle w:val="Compact"/>
@@ -4903,7 +4867,6 @@
           </w:p>
         </w:tc>
         <w:tc>
-          <w:tcPr/>
           <w:p>
             <w:pPr>
               <w:pStyle w:val="Compact"/>
@@ -4915,7 +4878,6 @@
           </w:p>
         </w:tc>
         <w:tc>
-          <w:tcPr/>
           <w:p>
             <w:pPr>
               <w:pStyle w:val="Compact"/>
@@ -4929,15 +4891,13 @@
       </w:tr>
       <w:tr>
         <w:tc>
-          <w:tcPr/>
-          <w:p>
-            <w:pPr>
-              <w:pStyle w:val="Compact"/>
-              <w:jc w:val="left"/>
-            </w:pPr>
-            <w:r>
-              <w:rPr>
-                <w:bCs/>
+          <w:p>
+            <w:pPr>
+              <w:pStyle w:val="Compact"/>
+              <w:jc w:val="left"/>
+            </w:pPr>
+            <w:r>
+              <w:rPr>
                 <w:b/>
               </w:rPr>
               <w:t xml:space="preserve">F-31</w:t>
@@ -4945,15 +4905,13 @@
           </w:p>
         </w:tc>
         <w:tc>
-          <w:tcPr/>
-          <w:p>
-            <w:pPr>
-              <w:pStyle w:val="Compact"/>
-              <w:jc w:val="left"/>
-            </w:pPr>
-            <w:r>
-              <w:rPr>
-                <w:bCs/>
+          <w:p>
+            <w:pPr>
+              <w:pStyle w:val="Compact"/>
+              <w:jc w:val="left"/>
+            </w:pPr>
+            <w:r>
+              <w:rPr>
                 <w:b/>
               </w:rPr>
               <w:t xml:space="preserve">Record lookup scans every column, not the key.</w:t>
@@ -4991,7 +4949,6 @@
           </w:p>
         </w:tc>
         <w:tc>
-          <w:tcPr/>
           <w:p>
             <w:pPr>
               <w:pStyle w:val="Compact"/>
@@ -5006,7 +4963,6 @@
           </w:p>
         </w:tc>
         <w:tc>
-          <w:tcPr/>
           <w:p>
             <w:pPr>
               <w:pStyle w:val="Compact"/>
@@ -5018,7 +4974,6 @@
           </w:p>
         </w:tc>
         <w:tc>
-          <w:tcPr/>
           <w:p>
             <w:pPr>
               <w:pStyle w:val="Compact"/>
@@ -5032,15 +4987,13 @@
       </w:tr>
       <w:tr>
         <w:tc>
-          <w:tcPr/>
-          <w:p>
-            <w:pPr>
-              <w:pStyle w:val="Compact"/>
-              <w:jc w:val="left"/>
-            </w:pPr>
-            <w:r>
-              <w:rPr>
-                <w:bCs/>
+          <w:p>
+            <w:pPr>
+              <w:pStyle w:val="Compact"/>
+              <w:jc w:val="left"/>
+            </w:pPr>
+            <w:r>
+              <w:rPr>
                 <w:b/>
               </w:rPr>
               <w:t xml:space="preserve">F-32</w:t>
@@ -5048,15 +5001,13 @@
           </w:p>
         </w:tc>
         <w:tc>
-          <w:tcPr/>
-          <w:p>
-            <w:pPr>
-              <w:pStyle w:val="Compact"/>
-              <w:jc w:val="left"/>
-            </w:pPr>
-            <w:r>
-              <w:rPr>
-                <w:bCs/>
+          <w:p>
+            <w:pPr>
+              <w:pStyle w:val="Compact"/>
+              <w:jc w:val="left"/>
+            </w:pPr>
+            <w:r>
+              <w:rPr>
                 <w:b/>
               </w:rPr>
               <w:t xml:space="preserve">A missed lookup silently returns the wrong record.</w:t>
@@ -5086,17 +5037,28 @@
               <w:t xml:space="preserve">return rows[0]</w:t>
             </w:r>
             <w:r>
-              <w:t xml:space="preserve">. The repository's own comment calls this out:</w:t>
-            </w:r>
-            <w:r>
-              <w:t xml:space="preserve"> </w:t>
-            </w:r>
-            <w:r>
-              <w:rPr>
-                <w:iCs/>
+              <w:t xml:space="preserve">. The repository’s own comment calls this out:</w:t>
+            </w:r>
+            <w:r>
+              <w:t xml:space="preserve"> </w:t>
+            </w:r>
+            <w:r>
+              <w:rPr>
                 <w:i/>
               </w:rPr>
-              <w:t xml:space="preserve">"silently returns first row, masking data defects"</w:t>
+              <w:t xml:space="preserve">“</w:t>
+            </w:r>
+            <w:r>
+              <w:rPr>
+                <w:i/>
+              </w:rPr>
+              <w:t xml:space="preserve">silently returns first row, masking data defects</w:t>
+            </w:r>
+            <w:r>
+              <w:rPr>
+                <w:i/>
+              </w:rPr>
+              <w:t xml:space="preserve">”</w:t>
             </w:r>
             <w:r>
               <w:t xml:space="preserve">.</w:t>
@@ -5119,7 +5081,6 @@
           </w:p>
         </w:tc>
         <w:tc>
-          <w:tcPr/>
           <w:p>
             <w:pPr>
               <w:pStyle w:val="Compact"/>
@@ -5146,7 +5107,6 @@
           </w:p>
         </w:tc>
         <w:tc>
-          <w:tcPr/>
           <w:p>
             <w:pPr>
               <w:pStyle w:val="Compact"/>
@@ -5158,7 +5118,6 @@
           </w:p>
         </w:tc>
         <w:tc>
-          <w:tcPr/>
           <w:p>
             <w:pPr>
               <w:pStyle w:val="Compact"/>
@@ -5172,15 +5131,13 @@
       </w:tr>
       <w:tr>
         <w:tc>
-          <w:tcPr/>
-          <w:p>
-            <w:pPr>
-              <w:pStyle w:val="Compact"/>
-              <w:jc w:val="left"/>
-            </w:pPr>
-            <w:r>
-              <w:rPr>
-                <w:bCs/>
+          <w:p>
+            <w:pPr>
+              <w:pStyle w:val="Compact"/>
+              <w:jc w:val="left"/>
+            </w:pPr>
+            <w:r>
+              <w:rPr>
                 <w:b/>
               </w:rPr>
               <w:t xml:space="preserve">F-33</w:t>
@@ -5188,7 +5145,6 @@
           </w:p>
         </w:tc>
         <w:tc>
-          <w:tcPr/>
           <w:p>
             <w:pPr>
               <w:pStyle w:val="Compact"/>
@@ -5202,7 +5158,6 @@
             </w:r>
             <w:r>
               <w:rPr>
-                <w:bCs/>
                 <w:b/>
               </w:rPr>
               <w:t xml:space="preserve">every</w:t>
@@ -5250,10 +5205,7 @@
               <w:t xml:space="preserve"> </w:t>
             </w:r>
             <w:r>
-              <w:t xml:space="preserve">pattern (e.g.</w:t>
-            </w:r>
-            <w:r>
-              <w:t xml:space="preserve"> </w:t>
+              <w:t xml:space="preserve">pattern (e.g. </w:t>
             </w:r>
             <w:r>
               <w:rPr>
@@ -5291,7 +5243,6 @@
           </w:p>
         </w:tc>
         <w:tc>
-          <w:tcPr/>
           <w:p>
             <w:pPr>
               <w:pStyle w:val="Compact"/>
@@ -5303,7 +5254,6 @@
           </w:p>
         </w:tc>
         <w:tc>
-          <w:tcPr/>
           <w:p>
             <w:pPr>
               <w:pStyle w:val="Compact"/>
@@ -5315,7 +5265,6 @@
           </w:p>
         </w:tc>
         <w:tc>
-          <w:tcPr/>
           <w:p>
             <w:pPr>
               <w:pStyle w:val="Compact"/>
@@ -5329,15 +5278,13 @@
       </w:tr>
       <w:tr>
         <w:tc>
-          <w:tcPr/>
-          <w:p>
-            <w:pPr>
-              <w:pStyle w:val="Compact"/>
-              <w:jc w:val="left"/>
-            </w:pPr>
-            <w:r>
-              <w:rPr>
-                <w:bCs/>
+          <w:p>
+            <w:pPr>
+              <w:pStyle w:val="Compact"/>
+              <w:jc w:val="left"/>
+            </w:pPr>
+            <w:r>
+              <w:rPr>
                 <w:b/>
               </w:rPr>
               <w:t xml:space="preserve">F-34</w:t>
@@ -5345,7 +5292,6 @@
           </w:p>
         </w:tc>
         <w:tc>
-          <w:tcPr/>
           <w:p>
             <w:pPr>
               <w:pStyle w:val="Compact"/>
@@ -5359,7 +5305,6 @@
             </w:r>
             <w:r>
               <w:rPr>
-                <w:bCs/>
                 <w:b/>
               </w:rPr>
               <w:t xml:space="preserve">every</w:t>
@@ -5448,7 +5393,6 @@
           </w:p>
         </w:tc>
         <w:tc>
-          <w:tcPr/>
           <w:p>
             <w:pPr>
               <w:pStyle w:val="Compact"/>
@@ -5460,7 +5404,6 @@
           </w:p>
         </w:tc>
         <w:tc>
-          <w:tcPr/>
           <w:p>
             <w:pPr>
               <w:pStyle w:val="Compact"/>
@@ -5472,7 +5415,6 @@
           </w:p>
         </w:tc>
         <w:tc>
-          <w:tcPr/>
           <w:p>
             <w:pPr>
               <w:pStyle w:val="Compact"/>
@@ -5486,15 +5428,13 @@
       </w:tr>
       <w:tr>
         <w:tc>
-          <w:tcPr/>
-          <w:p>
-            <w:pPr>
-              <w:pStyle w:val="Compact"/>
-              <w:jc w:val="left"/>
-            </w:pPr>
-            <w:r>
-              <w:rPr>
-                <w:bCs/>
+          <w:p>
+            <w:pPr>
+              <w:pStyle w:val="Compact"/>
+              <w:jc w:val="left"/>
+            </w:pPr>
+            <w:r>
+              <w:rPr>
                 <w:b/>
               </w:rPr>
               <w:t xml:space="preserve">F-35</w:t>
@@ -5502,7 +5442,6 @@
           </w:p>
         </w:tc>
         <w:tc>
-          <w:tcPr/>
           <w:p>
             <w:pPr>
               <w:pStyle w:val="Compact"/>
@@ -5568,7 +5507,6 @@
           </w:p>
         </w:tc>
         <w:tc>
-          <w:tcPr/>
           <w:p>
             <w:pPr>
               <w:pStyle w:val="Compact"/>
@@ -5580,7 +5518,6 @@
           </w:p>
         </w:tc>
         <w:tc>
-          <w:tcPr/>
           <w:p>
             <w:pPr>
               <w:pStyle w:val="Compact"/>
@@ -5592,7 +5529,6 @@
           </w:p>
         </w:tc>
         <w:tc>
-          <w:tcPr/>
           <w:p>
             <w:pPr>
               <w:pStyle w:val="Compact"/>
@@ -5606,15 +5542,13 @@
       </w:tr>
       <w:tr>
         <w:tc>
-          <w:tcPr/>
-          <w:p>
-            <w:pPr>
-              <w:pStyle w:val="Compact"/>
-              <w:jc w:val="left"/>
-            </w:pPr>
-            <w:r>
-              <w:rPr>
-                <w:bCs/>
+          <w:p>
+            <w:pPr>
+              <w:pStyle w:val="Compact"/>
+              <w:jc w:val="left"/>
+            </w:pPr>
+            <w:r>
+              <w:rPr>
                 <w:b/>
               </w:rPr>
               <w:t xml:space="preserve">F-36</w:t>
@@ -5622,7 +5556,6 @@
           </w:p>
         </w:tc>
         <w:tc>
-          <w:tcPr/>
           <w:p>
             <w:pPr>
               <w:pStyle w:val="Compact"/>
@@ -5643,7 +5576,6 @@
           </w:p>
         </w:tc>
         <w:tc>
-          <w:tcPr/>
           <w:p>
             <w:pPr>
               <w:pStyle w:val="Compact"/>
@@ -5655,7 +5587,6 @@
           </w:p>
         </w:tc>
         <w:tc>
-          <w:tcPr/>
           <w:p>
             <w:pPr>
               <w:pStyle w:val="Compact"/>
@@ -5667,7 +5598,6 @@
           </w:p>
         </w:tc>
         <w:tc>
-          <w:tcPr/>
           <w:p>
             <w:pPr>
               <w:pStyle w:val="Compact"/>
@@ -5681,15 +5611,13 @@
       </w:tr>
       <w:tr>
         <w:tc>
-          <w:tcPr/>
-          <w:p>
-            <w:pPr>
-              <w:pStyle w:val="Compact"/>
-              <w:jc w:val="left"/>
-            </w:pPr>
-            <w:r>
-              <w:rPr>
-                <w:bCs/>
+          <w:p>
+            <w:pPr>
+              <w:pStyle w:val="Compact"/>
+              <w:jc w:val="left"/>
+            </w:pPr>
+            <w:r>
+              <w:rPr>
                 <w:b/>
               </w:rPr>
               <w:t xml:space="preserve">F-37</w:t>
@@ -5697,15 +5625,13 @@
           </w:p>
         </w:tc>
         <w:tc>
-          <w:tcPr/>
-          <w:p>
-            <w:pPr>
-              <w:pStyle w:val="Compact"/>
-              <w:jc w:val="left"/>
-            </w:pPr>
-            <w:r>
-              <w:rPr>
-                <w:bCs/>
+          <w:p>
+            <w:pPr>
+              <w:pStyle w:val="Compact"/>
+              <w:jc w:val="left"/>
+            </w:pPr>
+            <w:r>
+              <w:rPr>
                 <w:b/>
               </w:rPr>
               <w:t xml:space="preserve">No semantic layer: categorical columns are polluted with workflow-status vocabulary.</w:t>
@@ -5845,7 +5771,6 @@
           </w:p>
         </w:tc>
         <w:tc>
-          <w:tcPr/>
           <w:p>
             <w:pPr>
               <w:pStyle w:val="Compact"/>
@@ -5866,7 +5791,6 @@
           </w:p>
         </w:tc>
         <w:tc>
-          <w:tcPr/>
           <w:p>
             <w:pPr>
               <w:pStyle w:val="Compact"/>
@@ -5878,7 +5802,6 @@
           </w:p>
         </w:tc>
         <w:tc>
-          <w:tcPr/>
           <w:p>
             <w:pPr>
               <w:pStyle w:val="Compact"/>
@@ -5892,15 +5815,13 @@
       </w:tr>
       <w:tr>
         <w:tc>
-          <w:tcPr/>
-          <w:p>
-            <w:pPr>
-              <w:pStyle w:val="Compact"/>
-              <w:jc w:val="left"/>
-            </w:pPr>
-            <w:r>
-              <w:rPr>
-                <w:bCs/>
+          <w:p>
+            <w:pPr>
+              <w:pStyle w:val="Compact"/>
+              <w:jc w:val="left"/>
+            </w:pPr>
+            <w:r>
+              <w:rPr>
                 <w:b/>
               </w:rPr>
               <w:t xml:space="preserve">F-38</w:t>
@@ -5908,7 +5829,6 @@
           </w:p>
         </w:tc>
         <w:tc>
-          <w:tcPr/>
           <w:p>
             <w:pPr>
               <w:pStyle w:val="Compact"/>
@@ -6004,7 +5924,6 @@
           </w:p>
         </w:tc>
         <w:tc>
-          <w:tcPr/>
           <w:p>
             <w:pPr>
               <w:pStyle w:val="Compact"/>
@@ -6025,7 +5944,6 @@
           </w:p>
         </w:tc>
         <w:tc>
-          <w:tcPr/>
           <w:p>
             <w:pPr>
               <w:pStyle w:val="Compact"/>
@@ -6037,7 +5955,6 @@
           </w:p>
         </w:tc>
         <w:tc>
-          <w:tcPr/>
           <w:p>
             <w:pPr>
               <w:pStyle w:val="Compact"/>
@@ -6051,15 +5968,13 @@
       </w:tr>
       <w:tr>
         <w:tc>
-          <w:tcPr/>
-          <w:p>
-            <w:pPr>
-              <w:pStyle w:val="Compact"/>
-              <w:jc w:val="left"/>
-            </w:pPr>
-            <w:r>
-              <w:rPr>
-                <w:bCs/>
+          <w:p>
+            <w:pPr>
+              <w:pStyle w:val="Compact"/>
+              <w:jc w:val="left"/>
+            </w:pPr>
+            <w:r>
+              <w:rPr>
                 <w:b/>
               </w:rPr>
               <w:t xml:space="preserve">F-39</w:t>
@@ -6067,15 +5982,13 @@
           </w:p>
         </w:tc>
         <w:tc>
-          <w:tcPr/>
-          <w:p>
-            <w:pPr>
-              <w:pStyle w:val="Compact"/>
-              <w:jc w:val="left"/>
-            </w:pPr>
-            <w:r>
-              <w:rPr>
-                <w:bCs/>
+          <w:p>
+            <w:pPr>
+              <w:pStyle w:val="Compact"/>
+              <w:jc w:val="left"/>
+            </w:pPr>
+            <w:r>
+              <w:rPr>
                 <w:b/>
               </w:rPr>
               <w:t xml:space="preserve">A retry storm is already visible in the data.</w:t>
@@ -6100,7 +6013,6 @@
             </w:r>
             <w:r>
               <w:rPr>
-                <w:bCs/>
                 <w:b/>
               </w:rPr>
               <w:t xml:space="preserve">4,995</w:t>
@@ -6111,7 +6023,6 @@
           </w:p>
         </w:tc>
         <w:tc>
-          <w:tcPr/>
           <w:p>
             <w:pPr>
               <w:pStyle w:val="Compact"/>
@@ -6123,7 +6034,6 @@
           </w:p>
         </w:tc>
         <w:tc>
-          <w:tcPr/>
           <w:p>
             <w:pPr>
               <w:pStyle w:val="Compact"/>
@@ -6135,7 +6045,6 @@
           </w:p>
         </w:tc>
         <w:tc>
-          <w:tcPr/>
           <w:p>
             <w:pPr>
               <w:pStyle w:val="Compact"/>
@@ -6149,15 +6058,13 @@
       </w:tr>
       <w:tr>
         <w:tc>
-          <w:tcPr/>
-          <w:p>
-            <w:pPr>
-              <w:pStyle w:val="Compact"/>
-              <w:jc w:val="left"/>
-            </w:pPr>
-            <w:r>
-              <w:rPr>
-                <w:bCs/>
+          <w:p>
+            <w:pPr>
+              <w:pStyle w:val="Compact"/>
+              <w:jc w:val="left"/>
+            </w:pPr>
+            <w:r>
+              <w:rPr>
                 <w:b/>
               </w:rPr>
               <w:t xml:space="preserve">F-40</w:t>
@@ -6165,15 +6072,13 @@
           </w:p>
         </w:tc>
         <w:tc>
-          <w:tcPr/>
-          <w:p>
-            <w:pPr>
-              <w:pStyle w:val="Compact"/>
-              <w:jc w:val="left"/>
-            </w:pPr>
-            <w:r>
-              <w:rPr>
-                <w:bCs/>
+          <w:p>
+            <w:pPr>
+              <w:pStyle w:val="Compact"/>
+              <w:jc w:val="left"/>
+            </w:pPr>
+            <w:r>
+              <w:rPr>
                 <w:b/>
               </w:rPr>
               <w:t xml:space="preserve">ETL counts defects and discards them.</w:t>
@@ -6225,10 +6130,21 @@
             </w:r>
             <w:r>
               <w:rPr>
-                <w:iCs/>
                 <w:i/>
               </w:rPr>
-              <w:t xml:space="preserve">"malformed records counted but not quarantined"</w:t>
+              <w:t xml:space="preserve">“</w:t>
+            </w:r>
+            <w:r>
+              <w:rPr>
+                <w:i/>
+              </w:rPr>
+              <w:t xml:space="preserve">malformed records counted but not quarantined</w:t>
+            </w:r>
+            <w:r>
+              <w:rPr>
+                <w:i/>
+              </w:rPr>
+              <w:t xml:space="preserve">”</w:t>
             </w:r>
             <w:r>
               <w:t xml:space="preserve">.</w:t>
@@ -6236,7 +6152,6 @@
           </w:p>
         </w:tc>
         <w:tc>
-          <w:tcPr/>
           <w:p>
             <w:pPr>
               <w:pStyle w:val="Compact"/>
@@ -6251,7 +6166,6 @@
           </w:p>
         </w:tc>
         <w:tc>
-          <w:tcPr/>
           <w:p>
             <w:pPr>
               <w:pStyle w:val="Compact"/>
@@ -6263,7 +6177,6 @@
           </w:p>
         </w:tc>
         <w:tc>
-          <w:tcPr/>
           <w:p>
             <w:pPr>
               <w:pStyle w:val="Compact"/>
@@ -6277,15 +6190,13 @@
       </w:tr>
       <w:tr>
         <w:tc>
-          <w:tcPr/>
-          <w:p>
-            <w:pPr>
-              <w:pStyle w:val="Compact"/>
-              <w:jc w:val="left"/>
-            </w:pPr>
-            <w:r>
-              <w:rPr>
-                <w:bCs/>
+          <w:p>
+            <w:pPr>
+              <w:pStyle w:val="Compact"/>
+              <w:jc w:val="left"/>
+            </w:pPr>
+            <w:r>
+              <w:rPr>
                 <w:b/>
               </w:rPr>
               <w:t xml:space="preserve">F-41</w:t>
@@ -6293,7 +6204,6 @@
           </w:p>
         </w:tc>
         <w:tc>
-          <w:tcPr/>
           <w:p>
             <w:pPr>
               <w:pStyle w:val="Compact"/>
@@ -6305,7 +6215,6 @@
           </w:p>
         </w:tc>
         <w:tc>
-          <w:tcPr/>
           <w:p>
             <w:pPr>
               <w:pStyle w:val="Compact"/>
@@ -6320,7 +6229,6 @@
           </w:p>
         </w:tc>
         <w:tc>
-          <w:tcPr/>
           <w:p>
             <w:pPr>
               <w:pStyle w:val="Compact"/>
@@ -6332,7 +6240,6 @@
           </w:p>
         </w:tc>
         <w:tc>
-          <w:tcPr/>
           <w:p>
             <w:pPr>
               <w:pStyle w:val="Compact"/>
@@ -6345,22 +6252,21 @@
         </w:tc>
       </w:tr>
     </w:tbl>
-    <w:bookmarkEnd w:id="28"/>
-    <w:bookmarkStart w:id="29" w:name="X8db43d2364013bdfa2c786ccfad5bc7edc922c4"/>
     <w:p>
       <w:pPr>
         <w:pStyle w:val="Heading3"/>
       </w:pPr>
+      <w:bookmarkStart w:id="31" w:name="observability-audit-traceability"/>
       <w:r>
         <w:t xml:space="preserve">4.6 Observability, audit &amp; traceability</w:t>
       </w:r>
+      <w:bookmarkEnd w:id="31"/>
     </w:p>
     <w:tbl>
       <w:tblPr>
         <w:tblStyle w:val="Table"/>
-        <w:tblW w:type="auto" w:w="0"/>
-        <w:tblLook w:firstRow="1" w:lastRow="0" w:firstColumn="0" w:lastColumn="0" w:noHBand="0" w:noVBand="0" w:val="0020"/>
-        <w:jc w:val="start"/>
+        <w:tblW w:type="pct" w:w="5000.0"/>
+        <w:tblLook w:firstRow="1"/>
       </w:tblPr>
       <w:tblGrid>
         <w:gridCol w:w="1584"/>
@@ -6371,10 +6277,15 @@
       </w:tblGrid>
       <w:tr>
         <w:trPr>
-          <w:tblHeader w:val="true"/>
+          <w:cnfStyle w:firstRow="1"/>
         </w:trPr>
         <w:tc>
-          <w:tcPr/>
+          <w:tcPr>
+            <w:tcBorders>
+              <w:bottom w:val="single"/>
+            </w:tcBorders>
+            <w:vAlign w:val="bottom"/>
+          </w:tcPr>
           <w:p>
             <w:pPr>
               <w:pStyle w:val="Compact"/>
@@ -6386,7 +6297,12 @@
           </w:p>
         </w:tc>
         <w:tc>
-          <w:tcPr/>
+          <w:tcPr>
+            <w:tcBorders>
+              <w:bottom w:val="single"/>
+            </w:tcBorders>
+            <w:vAlign w:val="bottom"/>
+          </w:tcPr>
           <w:p>
             <w:pPr>
               <w:pStyle w:val="Compact"/>
@@ -6398,7 +6314,12 @@
           </w:p>
         </w:tc>
         <w:tc>
-          <w:tcPr/>
+          <w:tcPr>
+            <w:tcBorders>
+              <w:bottom w:val="single"/>
+            </w:tcBorders>
+            <w:vAlign w:val="bottom"/>
+          </w:tcPr>
           <w:p>
             <w:pPr>
               <w:pStyle w:val="Compact"/>
@@ -6410,7 +6331,12 @@
           </w:p>
         </w:tc>
         <w:tc>
-          <w:tcPr/>
+          <w:tcPr>
+            <w:tcBorders>
+              <w:bottom w:val="single"/>
+            </w:tcBorders>
+            <w:vAlign w:val="bottom"/>
+          </w:tcPr>
           <w:p>
             <w:pPr>
               <w:pStyle w:val="Compact"/>
@@ -6422,7 +6348,12 @@
           </w:p>
         </w:tc>
         <w:tc>
-          <w:tcPr/>
+          <w:tcPr>
+            <w:tcBorders>
+              <w:bottom w:val="single"/>
+            </w:tcBorders>
+            <w:vAlign w:val="bottom"/>
+          </w:tcPr>
           <w:p>
             <w:pPr>
               <w:pStyle w:val="Compact"/>
@@ -6436,15 +6367,13 @@
       </w:tr>
       <w:tr>
         <w:tc>
-          <w:tcPr/>
-          <w:p>
-            <w:pPr>
-              <w:pStyle w:val="Compact"/>
-              <w:jc w:val="left"/>
-            </w:pPr>
-            <w:r>
-              <w:rPr>
-                <w:bCs/>
+          <w:p>
+            <w:pPr>
+              <w:pStyle w:val="Compact"/>
+              <w:jc w:val="left"/>
+            </w:pPr>
+            <w:r>
+              <w:rPr>
                 <w:b/>
               </w:rPr>
               <w:t xml:space="preserve">F-42</w:t>
@@ -6452,24 +6381,22 @@
           </w:p>
         </w:tc>
         <w:tc>
-          <w:tcPr/>
-          <w:p>
-            <w:pPr>
-              <w:pStyle w:val="Compact"/>
-              <w:jc w:val="left"/>
-            </w:pPr>
-            <w:r>
-              <w:rPr>
-                <w:bCs/>
-                <w:b/>
-              </w:rPr>
-              <w:t xml:space="preserve">About one third of the event stream cannot be correlated.</w:t>
-            </w:r>
-            <w:r>
-              <w:t xml:space="preserve"> </w:t>
-            </w:r>
-            <w:r>
-              <w:t xml:space="preserve">983 of 3,000 events in</w:t>
+          <w:p>
+            <w:pPr>
+              <w:pStyle w:val="Compact"/>
+              <w:jc w:val="left"/>
+            </w:pPr>
+            <w:r>
+              <w:rPr>
+                <w:b/>
+              </w:rPr>
+              <w:t xml:space="preserve">About two thirds of the event stream cannot be correlated.</w:t>
+            </w:r>
+            <w:r>
+              <w:t xml:space="preserve"> </w:t>
+            </w:r>
+            <w:r>
+              <w:t xml:space="preserve">1,992 of 3,000 events in</w:t>
             </w:r>
             <w:r>
               <w:t xml:space="preserve"> </w:t>
@@ -6484,27 +6411,38 @@
               <w:t xml:space="preserve"> </w:t>
             </w:r>
             <w:r>
-              <w:t xml:space="preserve">(32.8%) have</w:t>
-            </w:r>
-            <w:r>
-              <w:t xml:space="preserve"> </w:t>
-            </w:r>
-            <w:r>
-              <w:rPr>
-                <w:rStyle w:val="VerbatimChar"/>
-              </w:rPr>
-              <w:t xml:space="preserve">correlation_id: null</w:t>
-            </w:r>
-            <w:r>
-              <w:t xml:space="preserve"> </w:t>
-            </w:r>
-            <w:r>
-              <w:t xml:space="preserve">(corrected 2026-10-08 by independent re-count, see decision-log D-007). End-to-end reconstruction of a business event — the Challenge 8 acceptance standard — is impossible for that share of traffic.</w:t>
-            </w:r>
-          </w:p>
-        </w:tc>
-        <w:tc>
-          <w:tcPr/>
+              <w:t xml:space="preserve">(66.4%) carry no usable</w:t>
+            </w:r>
+            <w:r>
+              <w:t xml:space="preserve"> </w:t>
+            </w:r>
+            <w:r>
+              <w:rPr>
+                <w:rStyle w:val="VerbatimChar"/>
+              </w:rPr>
+              <w:t xml:space="preserve">correlation_id</w:t>
+            </w:r>
+            <w:r>
+              <w:t xml:space="preserve">: 983 are</w:t>
+            </w:r>
+            <w:r>
+              <w:t xml:space="preserve"> </w:t>
+            </w:r>
+            <w:r>
+              <w:rPr>
+                <w:rStyle w:val="VerbatimChar"/>
+              </w:rPr>
+              <w:t xml:space="preserve">null</w:t>
+            </w:r>
+            <w:r>
+              <w:t xml:space="preserve"> </w:t>
+            </w:r>
+            <w:r>
+              <w:t xml:space="preserve">and 1,009 are the empty string (re-counted 2026-10-08, decision-log D-012; an earlier null-only count of 983 was incomplete). End-to-end reconstruction of a business event — the Challenge 8 acceptance standard — is impossible for that share of traffic.</w:t>
+            </w:r>
+          </w:p>
+        </w:tc>
+        <w:tc>
           <w:p>
             <w:pPr>
               <w:pStyle w:val="Compact"/>
@@ -6516,7 +6454,6 @@
           </w:p>
         </w:tc>
         <w:tc>
-          <w:tcPr/>
           <w:p>
             <w:pPr>
               <w:pStyle w:val="Compact"/>
@@ -6528,7 +6465,6 @@
           </w:p>
         </w:tc>
         <w:tc>
-          <w:tcPr/>
           <w:p>
             <w:pPr>
               <w:pStyle w:val="Compact"/>
@@ -6542,15 +6478,13 @@
       </w:tr>
       <w:tr>
         <w:tc>
-          <w:tcPr/>
-          <w:p>
-            <w:pPr>
-              <w:pStyle w:val="Compact"/>
-              <w:jc w:val="left"/>
-            </w:pPr>
-            <w:r>
-              <w:rPr>
-                <w:bCs/>
+          <w:p>
+            <w:pPr>
+              <w:pStyle w:val="Compact"/>
+              <w:jc w:val="left"/>
+            </w:pPr>
+            <w:r>
+              <w:rPr>
                 <w:b/>
               </w:rPr>
               <w:t xml:space="preserve">F-43</w:t>
@@ -6558,7 +6492,6 @@
           </w:p>
         </w:tc>
         <w:tc>
-          <w:tcPr/>
           <w:p>
             <w:pPr>
               <w:pStyle w:val="Compact"/>
@@ -6624,7 +6557,6 @@
           </w:p>
         </w:tc>
         <w:tc>
-          <w:tcPr/>
           <w:p>
             <w:pPr>
               <w:pStyle w:val="Compact"/>
@@ -6651,7 +6583,6 @@
           </w:p>
         </w:tc>
         <w:tc>
-          <w:tcPr/>
           <w:p>
             <w:pPr>
               <w:pStyle w:val="Compact"/>
@@ -6663,7 +6594,6 @@
           </w:p>
         </w:tc>
         <w:tc>
-          <w:tcPr/>
           <w:p>
             <w:pPr>
               <w:pStyle w:val="Compact"/>
@@ -6677,15 +6607,13 @@
       </w:tr>
       <w:tr>
         <w:tc>
-          <w:tcPr/>
-          <w:p>
-            <w:pPr>
-              <w:pStyle w:val="Compact"/>
-              <w:jc w:val="left"/>
-            </w:pPr>
-            <w:r>
-              <w:rPr>
-                <w:bCs/>
+          <w:p>
+            <w:pPr>
+              <w:pStyle w:val="Compact"/>
+              <w:jc w:val="left"/>
+            </w:pPr>
+            <w:r>
+              <w:rPr>
                 <w:b/>
               </w:rPr>
               <w:t xml:space="preserve">F-44</w:t>
@@ -6693,15 +6621,13 @@
           </w:p>
         </w:tc>
         <w:tc>
-          <w:tcPr/>
-          <w:p>
-            <w:pPr>
-              <w:pStyle w:val="Compact"/>
-              <w:jc w:val="left"/>
-            </w:pPr>
-            <w:r>
-              <w:rPr>
-                <w:bCs/>
+          <w:p>
+            <w:pPr>
+              <w:pStyle w:val="Compact"/>
+              <w:jc w:val="left"/>
+            </w:pPr>
+            <w:r>
+              <w:rPr>
                 <w:b/>
               </w:rPr>
               <w:t xml:space="preserve">The audit sink is a local file written by the application itself</w:t>
@@ -6739,7 +6665,6 @@
           </w:p>
         </w:tc>
         <w:tc>
-          <w:tcPr/>
           <w:p>
             <w:pPr>
               <w:pStyle w:val="Compact"/>
@@ -6754,7 +6679,6 @@
           </w:p>
         </w:tc>
         <w:tc>
-          <w:tcPr/>
           <w:p>
             <w:pPr>
               <w:pStyle w:val="Compact"/>
@@ -6766,7 +6690,6 @@
           </w:p>
         </w:tc>
         <w:tc>
-          <w:tcPr/>
           <w:p>
             <w:pPr>
               <w:pStyle w:val="Compact"/>
@@ -6780,15 +6703,13 @@
       </w:tr>
       <w:tr>
         <w:tc>
-          <w:tcPr/>
-          <w:p>
-            <w:pPr>
-              <w:pStyle w:val="Compact"/>
-              <w:jc w:val="left"/>
-            </w:pPr>
-            <w:r>
-              <w:rPr>
-                <w:bCs/>
+          <w:p>
+            <w:pPr>
+              <w:pStyle w:val="Compact"/>
+              <w:jc w:val="left"/>
+            </w:pPr>
+            <w:r>
+              <w:rPr>
                 <w:b/>
               </w:rPr>
               <w:t xml:space="preserve">F-45</w:t>
@@ -6796,7 +6717,6 @@
           </w:p>
         </w:tc>
         <w:tc>
-          <w:tcPr/>
           <w:p>
             <w:pPr>
               <w:pStyle w:val="Compact"/>
@@ -6847,7 +6767,6 @@
           </w:p>
         </w:tc>
         <w:tc>
-          <w:tcPr/>
           <w:p>
             <w:pPr>
               <w:pStyle w:val="Compact"/>
@@ -6874,7 +6793,6 @@
           </w:p>
         </w:tc>
         <w:tc>
-          <w:tcPr/>
           <w:p>
             <w:pPr>
               <w:pStyle w:val="Compact"/>
@@ -6886,7 +6804,6 @@
           </w:p>
         </w:tc>
         <w:tc>
-          <w:tcPr/>
           <w:p>
             <w:pPr>
               <w:pStyle w:val="Compact"/>
@@ -6900,15 +6817,13 @@
       </w:tr>
       <w:tr>
         <w:tc>
-          <w:tcPr/>
-          <w:p>
-            <w:pPr>
-              <w:pStyle w:val="Compact"/>
-              <w:jc w:val="left"/>
-            </w:pPr>
-            <w:r>
-              <w:rPr>
-                <w:bCs/>
+          <w:p>
+            <w:pPr>
+              <w:pStyle w:val="Compact"/>
+              <w:jc w:val="left"/>
+            </w:pPr>
+            <w:r>
+              <w:rPr>
                 <w:b/>
               </w:rPr>
               <w:t xml:space="preserve">F-46</w:t>
@@ -6916,7 +6831,6 @@
           </w:p>
         </w:tc>
         <w:tc>
-          <w:tcPr/>
           <w:p>
             <w:pPr>
               <w:pStyle w:val="Compact"/>
@@ -6945,7 +6859,6 @@
             </w:r>
             <w:r>
               <w:rPr>
-                <w:bCs/>
                 <w:b/>
               </w:rPr>
               <w:t xml:space="preserve">static literal</w:t>
@@ -6974,7 +6887,6 @@
           </w:p>
         </w:tc>
         <w:tc>
-          <w:tcPr/>
           <w:p>
             <w:pPr>
               <w:pStyle w:val="Compact"/>
@@ -7001,7 +6913,6 @@
           </w:p>
         </w:tc>
         <w:tc>
-          <w:tcPr/>
           <w:p>
             <w:pPr>
               <w:pStyle w:val="Compact"/>
@@ -7013,7 +6924,6 @@
           </w:p>
         </w:tc>
         <w:tc>
-          <w:tcPr/>
           <w:p>
             <w:pPr>
               <w:pStyle w:val="Compact"/>
@@ -7026,22 +6936,21 @@
         </w:tc>
       </w:tr>
     </w:tbl>
-    <w:bookmarkEnd w:id="29"/>
-    <w:bookmarkStart w:id="30" w:name="Xacb7449b83926a54e64f6f1e3697dcf74533392"/>
     <w:p>
       <w:pPr>
         <w:pStyle w:val="Heading3"/>
       </w:pPr>
+      <w:bookmarkStart w:id="32" w:name="X2fa171082b89252030ed537a6e8f57961129882"/>
       <w:r>
         <w:t xml:space="preserve">4.7 Delivery, supply chain, infrastructure &amp; contracts</w:t>
       </w:r>
+      <w:bookmarkEnd w:id="32"/>
     </w:p>
     <w:tbl>
       <w:tblPr>
         <w:tblStyle w:val="Table"/>
-        <w:tblW w:type="auto" w:w="0"/>
-        <w:tblLook w:firstRow="1" w:lastRow="0" w:firstColumn="0" w:lastColumn="0" w:noHBand="0" w:noVBand="0" w:val="0020"/>
-        <w:jc w:val="start"/>
+        <w:tblW w:type="pct" w:w="5000.0"/>
+        <w:tblLook w:firstRow="1"/>
       </w:tblPr>
       <w:tblGrid>
         <w:gridCol w:w="1584"/>
@@ -7052,10 +6961,15 @@
       </w:tblGrid>
       <w:tr>
         <w:trPr>
-          <w:tblHeader w:val="true"/>
+          <w:cnfStyle w:firstRow="1"/>
         </w:trPr>
         <w:tc>
-          <w:tcPr/>
+          <w:tcPr>
+            <w:tcBorders>
+              <w:bottom w:val="single"/>
+            </w:tcBorders>
+            <w:vAlign w:val="bottom"/>
+          </w:tcPr>
           <w:p>
             <w:pPr>
               <w:pStyle w:val="Compact"/>
@@ -7067,7 +6981,12 @@
           </w:p>
         </w:tc>
         <w:tc>
-          <w:tcPr/>
+          <w:tcPr>
+            <w:tcBorders>
+              <w:bottom w:val="single"/>
+            </w:tcBorders>
+            <w:vAlign w:val="bottom"/>
+          </w:tcPr>
           <w:p>
             <w:pPr>
               <w:pStyle w:val="Compact"/>
@@ -7079,7 +6998,12 @@
           </w:p>
         </w:tc>
         <w:tc>
-          <w:tcPr/>
+          <w:tcPr>
+            <w:tcBorders>
+              <w:bottom w:val="single"/>
+            </w:tcBorders>
+            <w:vAlign w:val="bottom"/>
+          </w:tcPr>
           <w:p>
             <w:pPr>
               <w:pStyle w:val="Compact"/>
@@ -7091,7 +7015,12 @@
           </w:p>
         </w:tc>
         <w:tc>
-          <w:tcPr/>
+          <w:tcPr>
+            <w:tcBorders>
+              <w:bottom w:val="single"/>
+            </w:tcBorders>
+            <w:vAlign w:val="bottom"/>
+          </w:tcPr>
           <w:p>
             <w:pPr>
               <w:pStyle w:val="Compact"/>
@@ -7103,7 +7032,12 @@
           </w:p>
         </w:tc>
         <w:tc>
-          <w:tcPr/>
+          <w:tcPr>
+            <w:tcBorders>
+              <w:bottom w:val="single"/>
+            </w:tcBorders>
+            <w:vAlign w:val="bottom"/>
+          </w:tcPr>
           <w:p>
             <w:pPr>
               <w:pStyle w:val="Compact"/>
@@ -7117,15 +7051,13 @@
       </w:tr>
       <w:tr>
         <w:tc>
-          <w:tcPr/>
-          <w:p>
-            <w:pPr>
-              <w:pStyle w:val="Compact"/>
-              <w:jc w:val="left"/>
-            </w:pPr>
-            <w:r>
-              <w:rPr>
-                <w:bCs/>
+          <w:p>
+            <w:pPr>
+              <w:pStyle w:val="Compact"/>
+              <w:jc w:val="left"/>
+            </w:pPr>
+            <w:r>
+              <w:rPr>
                 <w:b/>
               </w:rPr>
               <w:t xml:space="preserve">F-47</w:t>
@@ -7133,15 +7065,13 @@
           </w:p>
         </w:tc>
         <w:tc>
-          <w:tcPr/>
-          <w:p>
-            <w:pPr>
-              <w:pStyle w:val="Compact"/>
-              <w:jc w:val="left"/>
-            </w:pPr>
-            <w:r>
-              <w:rPr>
-                <w:bCs/>
+          <w:p>
+            <w:pPr>
+              <w:pStyle w:val="Compact"/>
+              <w:jc w:val="left"/>
+            </w:pPr>
+            <w:r>
+              <w:rPr>
                 <w:b/>
               </w:rPr>
               <w:t xml:space="preserve">CI executes commands but produces no evidence.</w:t>
@@ -7184,10 +7114,21 @@
             </w:r>
             <w:r>
               <w:rPr>
-                <w:iCs/>
                 <w:i/>
               </w:rPr>
-              <w:t xml:space="preserve">"the pipeline must generate evidence, not only execute commands"</w:t>
+              <w:t xml:space="preserve">“</w:t>
+            </w:r>
+            <w:r>
+              <w:rPr>
+                <w:i/>
+              </w:rPr>
+              <w:t xml:space="preserve">the pipeline must generate evidence, not only execute commands</w:t>
+            </w:r>
+            <w:r>
+              <w:rPr>
+                <w:i/>
+              </w:rPr>
+              <w:t xml:space="preserve">”</w:t>
             </w:r>
             <w:r>
               <w:t xml:space="preserve"> </w:t>
@@ -7198,7 +7139,6 @@
           </w:p>
         </w:tc>
         <w:tc>
-          <w:tcPr/>
           <w:p>
             <w:pPr>
               <w:pStyle w:val="Compact"/>
@@ -7213,7 +7153,6 @@
           </w:p>
         </w:tc>
         <w:tc>
-          <w:tcPr/>
           <w:p>
             <w:pPr>
               <w:pStyle w:val="Compact"/>
@@ -7225,7 +7164,6 @@
           </w:p>
         </w:tc>
         <w:tc>
-          <w:tcPr/>
           <w:p>
             <w:pPr>
               <w:pStyle w:val="Compact"/>
@@ -7239,15 +7177,13 @@
       </w:tr>
       <w:tr>
         <w:tc>
-          <w:tcPr/>
-          <w:p>
-            <w:pPr>
-              <w:pStyle w:val="Compact"/>
-              <w:jc w:val="left"/>
-            </w:pPr>
-            <w:r>
-              <w:rPr>
-                <w:bCs/>
+          <w:p>
+            <w:pPr>
+              <w:pStyle w:val="Compact"/>
+              <w:jc w:val="left"/>
+            </w:pPr>
+            <w:r>
+              <w:rPr>
                 <w:b/>
               </w:rPr>
               <w:t xml:space="preserve">F-48</w:t>
@@ -7255,7 +7191,6 @@
           </w:p>
         </w:tc>
         <w:tc>
-          <w:tcPr/>
           <w:p>
             <w:pPr>
               <w:pStyle w:val="Compact"/>
@@ -7284,10 +7219,21 @@
             </w:r>
             <w:r>
               <w:rPr>
-                <w:iCs/>
                 <w:i/>
               </w:rPr>
-              <w:t xml:space="preserve">"a new team can reproduce the intended local environment"</w:t>
+              <w:t xml:space="preserve">“</w:t>
+            </w:r>
+            <w:r>
+              <w:rPr>
+                <w:i/>
+              </w:rPr>
+              <w:t xml:space="preserve">a new team can reproduce the intended local environment</w:t>
+            </w:r>
+            <w:r>
+              <w:rPr>
+                <w:i/>
+              </w:rPr>
+              <w:t xml:space="preserve">”</w:t>
             </w:r>
             <w:r>
               <w:t xml:space="preserve"> </w:t>
@@ -7298,7 +7244,6 @@
           </w:p>
         </w:tc>
         <w:tc>
-          <w:tcPr/>
           <w:p>
             <w:pPr>
               <w:pStyle w:val="Compact"/>
@@ -7313,7 +7258,6 @@
           </w:p>
         </w:tc>
         <w:tc>
-          <w:tcPr/>
           <w:p>
             <w:pPr>
               <w:pStyle w:val="Compact"/>
@@ -7325,7 +7269,6 @@
           </w:p>
         </w:tc>
         <w:tc>
-          <w:tcPr/>
           <w:p>
             <w:pPr>
               <w:pStyle w:val="Compact"/>
@@ -7339,15 +7282,13 @@
       </w:tr>
       <w:tr>
         <w:tc>
-          <w:tcPr/>
-          <w:p>
-            <w:pPr>
-              <w:pStyle w:val="Compact"/>
-              <w:jc w:val="left"/>
-            </w:pPr>
-            <w:r>
-              <w:rPr>
-                <w:bCs/>
+          <w:p>
+            <w:pPr>
+              <w:pStyle w:val="Compact"/>
+              <w:jc w:val="left"/>
+            </w:pPr>
+            <w:r>
+              <w:rPr>
                 <w:b/>
               </w:rPr>
               <w:t xml:space="preserve">F-49</w:t>
@@ -7355,7 +7296,6 @@
           </w:p>
         </w:tc>
         <w:tc>
-          <w:tcPr/>
           <w:p>
             <w:pPr>
               <w:pStyle w:val="Compact"/>
@@ -7371,12 +7311,47 @@
               <w:t xml:space="preserve"> </w:t>
             </w:r>
             <w:r>
-              <w:t xml:space="preserve">correctly names "no SBOM" and "no provenance" as targets, but no SBOM, checksum manifest or provenance attestation exists. The register is aspiration without artifact.</w:t>
-            </w:r>
-          </w:p>
-        </w:tc>
-        <w:tc>
-          <w:tcPr/>
+              <w:t xml:space="preserve">correctly names</w:t>
+            </w:r>
+            <w:r>
+              <w:t xml:space="preserve"> </w:t>
+            </w:r>
+            <w:r>
+              <w:t xml:space="preserve">“</w:t>
+            </w:r>
+            <w:r>
+              <w:t xml:space="preserve">no SBOM</w:t>
+            </w:r>
+            <w:r>
+              <w:t xml:space="preserve">”</w:t>
+            </w:r>
+            <w:r>
+              <w:t xml:space="preserve"> </w:t>
+            </w:r>
+            <w:r>
+              <w:t xml:space="preserve">and</w:t>
+            </w:r>
+            <w:r>
+              <w:t xml:space="preserve"> </w:t>
+            </w:r>
+            <w:r>
+              <w:t xml:space="preserve">“</w:t>
+            </w:r>
+            <w:r>
+              <w:t xml:space="preserve">no provenance</w:t>
+            </w:r>
+            <w:r>
+              <w:t xml:space="preserve">”</w:t>
+            </w:r>
+            <w:r>
+              <w:t xml:space="preserve"> </w:t>
+            </w:r>
+            <w:r>
+              <w:t xml:space="preserve">as targets, but no SBOM, checksum manifest or provenance attestation exists. The register is aspiration without artifact.</w:t>
+            </w:r>
+          </w:p>
+        </w:tc>
+        <w:tc>
           <w:p>
             <w:pPr>
               <w:pStyle w:val="Compact"/>
@@ -7391,7 +7366,6 @@
           </w:p>
         </w:tc>
         <w:tc>
-          <w:tcPr/>
           <w:p>
             <w:pPr>
               <w:pStyle w:val="Compact"/>
@@ -7403,7 +7377,6 @@
           </w:p>
         </w:tc>
         <w:tc>
-          <w:tcPr/>
           <w:p>
             <w:pPr>
               <w:pStyle w:val="Compact"/>
@@ -7417,15 +7390,13 @@
       </w:tr>
       <w:tr>
         <w:tc>
-          <w:tcPr/>
-          <w:p>
-            <w:pPr>
-              <w:pStyle w:val="Compact"/>
-              <w:jc w:val="left"/>
-            </w:pPr>
-            <w:r>
-              <w:rPr>
-                <w:bCs/>
+          <w:p>
+            <w:pPr>
+              <w:pStyle w:val="Compact"/>
+              <w:jc w:val="left"/>
+            </w:pPr>
+            <w:r>
+              <w:rPr>
                 <w:b/>
               </w:rPr>
               <w:t xml:space="preserve">F-50</w:t>
@@ -7433,15 +7404,13 @@
           </w:p>
         </w:tc>
         <w:tc>
-          <w:tcPr/>
-          <w:p>
-            <w:pPr>
-              <w:pStyle w:val="Compact"/>
-              <w:jc w:val="left"/>
-            </w:pPr>
-            <w:r>
-              <w:rPr>
-                <w:bCs/>
+          <w:p>
+            <w:pPr>
+              <w:pStyle w:val="Compact"/>
+              <w:jc w:val="left"/>
+            </w:pPr>
+            <w:r>
+              <w:rPr>
                 <w:b/>
               </w:rPr>
               <w:t xml:space="preserve">The API contract omits both business endpoints.</w:t>
@@ -7506,7 +7475,6 @@
           </w:p>
         </w:tc>
         <w:tc>
-          <w:tcPr/>
           <w:p>
             <w:pPr>
               <w:pStyle w:val="Compact"/>
@@ -7533,7 +7501,6 @@
           </w:p>
         </w:tc>
         <w:tc>
-          <w:tcPr/>
           <w:p>
             <w:pPr>
               <w:pStyle w:val="Compact"/>
@@ -7545,7 +7512,6 @@
           </w:p>
         </w:tc>
         <w:tc>
-          <w:tcPr/>
           <w:p>
             <w:pPr>
               <w:pStyle w:val="Compact"/>
@@ -7559,15 +7525,13 @@
       </w:tr>
       <w:tr>
         <w:tc>
-          <w:tcPr/>
-          <w:p>
-            <w:pPr>
-              <w:pStyle w:val="Compact"/>
-              <w:jc w:val="left"/>
-            </w:pPr>
-            <w:r>
-              <w:rPr>
-                <w:bCs/>
+          <w:p>
+            <w:pPr>
+              <w:pStyle w:val="Compact"/>
+              <w:jc w:val="left"/>
+            </w:pPr>
+            <w:r>
+              <w:rPr>
                 <w:b/>
               </w:rPr>
               <w:t xml:space="preserve">F-51</w:t>
@@ -7575,7 +7539,6 @@
           </w:p>
         </w:tc>
         <w:tc>
-          <w:tcPr/>
           <w:p>
             <w:pPr>
               <w:pStyle w:val="Compact"/>
@@ -7617,7 +7580,6 @@
           </w:p>
         </w:tc>
         <w:tc>
-          <w:tcPr/>
           <w:p>
             <w:pPr>
               <w:pStyle w:val="Compact"/>
@@ -7632,7 +7594,6 @@
           </w:p>
         </w:tc>
         <w:tc>
-          <w:tcPr/>
           <w:p>
             <w:pPr>
               <w:pStyle w:val="Compact"/>
@@ -7644,7 +7605,6 @@
           </w:p>
         </w:tc>
         <w:tc>
-          <w:tcPr/>
           <w:p>
             <w:pPr>
               <w:pStyle w:val="Compact"/>
@@ -7658,15 +7618,13 @@
       </w:tr>
       <w:tr>
         <w:tc>
-          <w:tcPr/>
-          <w:p>
-            <w:pPr>
-              <w:pStyle w:val="Compact"/>
-              <w:jc w:val="left"/>
-            </w:pPr>
-            <w:r>
-              <w:rPr>
-                <w:bCs/>
+          <w:p>
+            <w:pPr>
+              <w:pStyle w:val="Compact"/>
+              <w:jc w:val="left"/>
+            </w:pPr>
+            <w:r>
+              <w:rPr>
                 <w:b/>
               </w:rPr>
               <w:t xml:space="preserve">F-52</w:t>
@@ -7674,7 +7632,6 @@
           </w:p>
         </w:tc>
         <w:tc>
-          <w:tcPr/>
           <w:p>
             <w:pPr>
               <w:pStyle w:val="Compact"/>
@@ -7710,7 +7667,6 @@
           </w:p>
         </w:tc>
         <w:tc>
-          <w:tcPr/>
           <w:p>
             <w:pPr>
               <w:pStyle w:val="Compact"/>
@@ -7737,7 +7693,6 @@
           </w:p>
         </w:tc>
         <w:tc>
-          <w:tcPr/>
           <w:p>
             <w:pPr>
               <w:pStyle w:val="Compact"/>
@@ -7749,7 +7704,6 @@
           </w:p>
         </w:tc>
         <w:tc>
-          <w:tcPr/>
           <w:p>
             <w:pPr>
               <w:pStyle w:val="Compact"/>
@@ -7763,15 +7717,13 @@
       </w:tr>
       <w:tr>
         <w:tc>
-          <w:tcPr/>
-          <w:p>
-            <w:pPr>
-              <w:pStyle w:val="Compact"/>
-              <w:jc w:val="left"/>
-            </w:pPr>
-            <w:r>
-              <w:rPr>
-                <w:bCs/>
+          <w:p>
+            <w:pPr>
+              <w:pStyle w:val="Compact"/>
+              <w:jc w:val="left"/>
+            </w:pPr>
+            <w:r>
+              <w:rPr>
                 <w:b/>
               </w:rPr>
               <w:t xml:space="preserve">F-53</w:t>
@@ -7779,15 +7731,13 @@
           </w:p>
         </w:tc>
         <w:tc>
-          <w:tcPr/>
-          <w:p>
-            <w:pPr>
-              <w:pStyle w:val="Compact"/>
-              <w:jc w:val="left"/>
-            </w:pPr>
-            <w:r>
-              <w:rPr>
-                <w:bCs/>
+          <w:p>
+            <w:pPr>
+              <w:pStyle w:val="Compact"/>
+              <w:jc w:val="left"/>
+            </w:pPr>
+            <w:r>
+              <w:rPr>
                 <w:b/>
               </w:rPr>
               <w:t xml:space="preserve">A known architectural divergence is documented and unmanaged.</w:t>
@@ -7812,18 +7762,43 @@
             </w:r>
             <w:r>
               <w:rPr>
-                <w:iCs/>
                 <w:i/>
               </w:rPr>
-              <w:t xml:space="preserve">"Accepted, but never revisited"</w:t>
-            </w:r>
-            <w:r>
-              <w:t xml:space="preserve">, with the recorded consequence that "business rules and audit behavior now differ across code paths". No reconciliation, no owner, no review date.</w:t>
-            </w:r>
-          </w:p>
-        </w:tc>
-        <w:tc>
-          <w:tcPr/>
+              <w:t xml:space="preserve">“</w:t>
+            </w:r>
+            <w:r>
+              <w:rPr>
+                <w:i/>
+              </w:rPr>
+              <w:t xml:space="preserve">Accepted, but never revisited</w:t>
+            </w:r>
+            <w:r>
+              <w:rPr>
+                <w:i/>
+              </w:rPr>
+              <w:t xml:space="preserve">”</w:t>
+            </w:r>
+            <w:r>
+              <w:t xml:space="preserve">, with the recorded consequence that</w:t>
+            </w:r>
+            <w:r>
+              <w:t xml:space="preserve"> </w:t>
+            </w:r>
+            <w:r>
+              <w:t xml:space="preserve">“</w:t>
+            </w:r>
+            <w:r>
+              <w:t xml:space="preserve">business rules and audit behavior now differ across code paths</w:t>
+            </w:r>
+            <w:r>
+              <w:t xml:space="preserve">”</w:t>
+            </w:r>
+            <w:r>
+              <w:t xml:space="preserve">. No reconciliation, no owner, no review date.</w:t>
+            </w:r>
+          </w:p>
+        </w:tc>
+        <w:tc>
           <w:p>
             <w:pPr>
               <w:pStyle w:val="Compact"/>
@@ -7838,7 +7813,6 @@
           </w:p>
         </w:tc>
         <w:tc>
-          <w:tcPr/>
           <w:p>
             <w:pPr>
               <w:pStyle w:val="Compact"/>
@@ -7850,7 +7824,6 @@
           </w:p>
         </w:tc>
         <w:tc>
-          <w:tcPr/>
           <w:p>
             <w:pPr>
               <w:pStyle w:val="Compact"/>
@@ -7864,15 +7837,13 @@
       </w:tr>
       <w:tr>
         <w:tc>
-          <w:tcPr/>
-          <w:p>
-            <w:pPr>
-              <w:pStyle w:val="Compact"/>
-              <w:jc w:val="left"/>
-            </w:pPr>
-            <w:r>
-              <w:rPr>
-                <w:bCs/>
+          <w:p>
+            <w:pPr>
+              <w:pStyle w:val="Compact"/>
+              <w:jc w:val="left"/>
+            </w:pPr>
+            <w:r>
+              <w:rPr>
                 <w:b/>
               </w:rPr>
               <w:t xml:space="preserve">F-54</w:t>
@@ -7880,18 +7851,16 @@
           </w:p>
         </w:tc>
         <w:tc>
-          <w:tcPr/>
-          <w:p>
-            <w:pPr>
-              <w:pStyle w:val="Compact"/>
-              <w:jc w:val="left"/>
-            </w:pPr>
-            <w:r>
-              <w:rPr>
-                <w:bCs/>
-                <w:b/>
-              </w:rPr>
-              <w:t xml:space="preserve">Data remediation will break the repository's own contract test.</w:t>
+          <w:p>
+            <w:pPr>
+              <w:pStyle w:val="Compact"/>
+              <w:jc w:val="left"/>
+            </w:pPr>
+            <w:r>
+              <w:rPr>
+                <w:b/>
+              </w:rPr>
+              <w:t xml:space="preserve">Data remediation will break the repository’s own contract test.</w:t>
             </w:r>
             <w:r>
               <w:t xml:space="preserve"> </w:t>
@@ -7935,7 +7904,6 @@
           </w:p>
         </w:tc>
         <w:tc>
-          <w:tcPr/>
           <w:p>
             <w:pPr>
               <w:pStyle w:val="Compact"/>
@@ -7962,7 +7930,6 @@
           </w:p>
         </w:tc>
         <w:tc>
-          <w:tcPr/>
           <w:p>
             <w:pPr>
               <w:pStyle w:val="Compact"/>
@@ -7974,7 +7941,6 @@
           </w:p>
         </w:tc>
         <w:tc>
-          <w:tcPr/>
           <w:p>
             <w:pPr>
               <w:pStyle w:val="Compact"/>
@@ -7988,15 +7954,13 @@
       </w:tr>
       <w:tr>
         <w:tc>
-          <w:tcPr/>
-          <w:p>
-            <w:pPr>
-              <w:pStyle w:val="Compact"/>
-              <w:jc w:val="left"/>
-            </w:pPr>
-            <w:r>
-              <w:rPr>
-                <w:bCs/>
+          <w:p>
+            <w:pPr>
+              <w:pStyle w:val="Compact"/>
+              <w:jc w:val="left"/>
+            </w:pPr>
+            <w:r>
+              <w:rPr>
                 <w:b/>
               </w:rPr>
               <w:t xml:space="preserve">F-55</w:t>
@@ -8004,7 +7968,6 @@
           </w:p>
         </w:tc>
         <w:tc>
-          <w:tcPr/>
           <w:p>
             <w:pPr>
               <w:pStyle w:val="Compact"/>
@@ -8076,7 +8039,6 @@
           </w:p>
         </w:tc>
         <w:tc>
-          <w:tcPr/>
           <w:p>
             <w:pPr>
               <w:pStyle w:val="Compact"/>
@@ -8091,7 +8053,6 @@
           </w:p>
         </w:tc>
         <w:tc>
-          <w:tcPr/>
           <w:p>
             <w:pPr>
               <w:pStyle w:val="Compact"/>
@@ -8103,7 +8064,6 @@
           </w:p>
         </w:tc>
         <w:tc>
-          <w:tcPr/>
           <w:p>
             <w:pPr>
               <w:pStyle w:val="Compact"/>
@@ -8117,15 +8077,13 @@
       </w:tr>
       <w:tr>
         <w:tc>
-          <w:tcPr/>
-          <w:p>
-            <w:pPr>
-              <w:pStyle w:val="Compact"/>
-              <w:jc w:val="left"/>
-            </w:pPr>
-            <w:r>
-              <w:rPr>
-                <w:bCs/>
+          <w:p>
+            <w:pPr>
+              <w:pStyle w:val="Compact"/>
+              <w:jc w:val="left"/>
+            </w:pPr>
+            <w:r>
+              <w:rPr>
                 <w:b/>
               </w:rPr>
               <w:t xml:space="preserve">F-56</w:t>
@@ -8133,7 +8091,6 @@
           </w:p>
         </w:tc>
         <w:tc>
-          <w:tcPr/>
           <w:p>
             <w:pPr>
               <w:pStyle w:val="Compact"/>
@@ -8147,10 +8104,21 @@
             </w:r>
             <w:r>
               <w:rPr>
-                <w:iCs/>
                 <w:i/>
               </w:rPr>
-              <w:t xml:space="preserve">"intentionally incomplete"</w:t>
+              <w:t xml:space="preserve">“</w:t>
+            </w:r>
+            <w:r>
+              <w:rPr>
+                <w:i/>
+              </w:rPr>
+              <w:t xml:space="preserve">intentionally incomplete</w:t>
+            </w:r>
+            <w:r>
+              <w:rPr>
+                <w:i/>
+              </w:rPr>
+              <w:t xml:space="preserve">”</w:t>
             </w:r>
             <w:r>
               <w:t xml:space="preserve">. There is no severity model, no triage procedure, no rollback or degraded-mode procedure, no communications template and no evidence-capture step.</w:t>
@@ -8158,7 +8126,6 @@
           </w:p>
         </w:tc>
         <w:tc>
-          <w:tcPr/>
           <w:p>
             <w:pPr>
               <w:pStyle w:val="Compact"/>
@@ -8173,7 +8140,6 @@
           </w:p>
         </w:tc>
         <w:tc>
-          <w:tcPr/>
           <w:p>
             <w:pPr>
               <w:pStyle w:val="Compact"/>
@@ -8185,7 +8151,6 @@
           </w:p>
         </w:tc>
         <w:tc>
-          <w:tcPr/>
           <w:p>
             <w:pPr>
               <w:pStyle w:val="Compact"/>
@@ -8199,15 +8164,13 @@
       </w:tr>
       <w:tr>
         <w:tc>
-          <w:tcPr/>
-          <w:p>
-            <w:pPr>
-              <w:pStyle w:val="Compact"/>
-              <w:jc w:val="left"/>
-            </w:pPr>
-            <w:r>
-              <w:rPr>
-                <w:bCs/>
+          <w:p>
+            <w:pPr>
+              <w:pStyle w:val="Compact"/>
+              <w:jc w:val="left"/>
+            </w:pPr>
+            <w:r>
+              <w:rPr>
                 <w:b/>
               </w:rPr>
               <w:t xml:space="preserve">F-57</w:t>
@@ -8215,15 +8178,13 @@
           </w:p>
         </w:tc>
         <w:tc>
-          <w:tcPr/>
-          <w:p>
-            <w:pPr>
-              <w:pStyle w:val="Compact"/>
-              <w:jc w:val="left"/>
-            </w:pPr>
-            <w:r>
-              <w:rPr>
-                <w:bCs/>
+          <w:p>
+            <w:pPr>
+              <w:pStyle w:val="Compact"/>
+              <w:jc w:val="left"/>
+            </w:pPr>
+            <w:r>
+              <w:rPr>
                 <w:b/>
               </w:rPr>
               <w:t xml:space="preserve">No business KPI data exists.</w:t>
@@ -8239,7 +8200,6 @@
             </w:r>
             <w:r>
               <w:rPr>
-                <w:iCs/>
                 <w:i/>
               </w:rPr>
               <w:t xml:space="preserve">frozen before-state KPI baseline</w:t>
@@ -8310,7 +8270,6 @@
           </w:p>
         </w:tc>
         <w:tc>
-          <w:tcPr/>
           <w:p>
             <w:pPr>
               <w:pStyle w:val="Compact"/>
@@ -8331,7 +8290,6 @@
           </w:p>
         </w:tc>
         <w:tc>
-          <w:tcPr/>
           <w:p>
             <w:pPr>
               <w:pStyle w:val="Compact"/>
@@ -8343,7 +8301,6 @@
           </w:p>
         </w:tc>
         <w:tc>
-          <w:tcPr/>
           <w:p>
             <w:pPr>
               <w:pStyle w:val="Compact"/>
@@ -8363,23 +8320,21 @@
         </w:pict>
       </w:r>
     </w:p>
-    <w:bookmarkEnd w:id="30"/>
-    <w:bookmarkEnd w:id="31"/>
-    <w:bookmarkStart w:id="32" w:name="X720a8f6c37fac55168748c431d75797f5283209"/>
     <w:p>
       <w:pPr>
         <w:pStyle w:val="Heading2"/>
       </w:pPr>
+      <w:bookmarkStart w:id="33" w:name="severity-distribution"/>
       <w:r>
         <w:t xml:space="preserve">5. Severity distribution</w:t>
       </w:r>
+      <w:bookmarkEnd w:id="33"/>
     </w:p>
     <w:tbl>
       <w:tblPr>
         <w:tblStyle w:val="Table"/>
-        <w:tblW w:type="auto" w:w="0"/>
-        <w:tblLook w:firstRow="1" w:lastRow="0" w:firstColumn="0" w:lastColumn="0" w:noHBand="0" w:noVBand="0" w:val="0020"/>
-        <w:jc w:val="start"/>
+        <w:tblW w:type="pct" w:w="5000.0"/>
+        <w:tblLook w:firstRow="1"/>
       </w:tblPr>
       <w:tblGrid>
         <w:gridCol w:w="2640"/>
@@ -8388,10 +8343,15 @@
       </w:tblGrid>
       <w:tr>
         <w:trPr>
-          <w:tblHeader w:val="true"/>
+          <w:cnfStyle w:firstRow="1"/>
         </w:trPr>
         <w:tc>
-          <w:tcPr/>
+          <w:tcPr>
+            <w:tcBorders>
+              <w:bottom w:val="single"/>
+            </w:tcBorders>
+            <w:vAlign w:val="bottom"/>
+          </w:tcPr>
           <w:p>
             <w:pPr>
               <w:pStyle w:val="Compact"/>
@@ -8403,7 +8363,12 @@
           </w:p>
         </w:tc>
         <w:tc>
-          <w:tcPr/>
+          <w:tcPr>
+            <w:tcBorders>
+              <w:bottom w:val="single"/>
+            </w:tcBorders>
+            <w:vAlign w:val="bottom"/>
+          </w:tcPr>
           <w:p>
             <w:pPr>
               <w:pStyle w:val="Compact"/>
@@ -8415,7 +8380,12 @@
           </w:p>
         </w:tc>
         <w:tc>
-          <w:tcPr/>
+          <w:tcPr>
+            <w:tcBorders>
+              <w:bottom w:val="single"/>
+            </w:tcBorders>
+            <w:vAlign w:val="bottom"/>
+          </w:tcPr>
           <w:p>
             <w:pPr>
               <w:pStyle w:val="Compact"/>
@@ -8429,15 +8399,13 @@
       </w:tr>
       <w:tr>
         <w:tc>
-          <w:tcPr/>
-          <w:p>
-            <w:pPr>
-              <w:pStyle w:val="Compact"/>
-              <w:jc w:val="left"/>
-            </w:pPr>
-            <w:r>
-              <w:rPr>
-                <w:bCs/>
+          <w:p>
+            <w:pPr>
+              <w:pStyle w:val="Compact"/>
+              <w:jc w:val="left"/>
+            </w:pPr>
+            <w:r>
+              <w:rPr>
                 <w:b/>
               </w:rPr>
               <w:t xml:space="preserve">S1 — Critical</w:t>
@@ -8445,7 +8413,6 @@
           </w:p>
         </w:tc>
         <w:tc>
-          <w:tcPr/>
           <w:p>
             <w:pPr>
               <w:pStyle w:val="Compact"/>
@@ -8457,7 +8424,6 @@
           </w:p>
         </w:tc>
         <w:tc>
-          <w:tcPr/>
           <w:p>
             <w:pPr>
               <w:pStyle w:val="Compact"/>
@@ -8471,15 +8437,13 @@
       </w:tr>
       <w:tr>
         <w:tc>
-          <w:tcPr/>
-          <w:p>
-            <w:pPr>
-              <w:pStyle w:val="Compact"/>
-              <w:jc w:val="left"/>
-            </w:pPr>
-            <w:r>
-              <w:rPr>
-                <w:bCs/>
+          <w:p>
+            <w:pPr>
+              <w:pStyle w:val="Compact"/>
+              <w:jc w:val="left"/>
+            </w:pPr>
+            <w:r>
+              <w:rPr>
                 <w:b/>
               </w:rPr>
               <w:t xml:space="preserve">S2 — High</w:t>
@@ -8487,7 +8451,6 @@
           </w:p>
         </w:tc>
         <w:tc>
-          <w:tcPr/>
           <w:p>
             <w:pPr>
               <w:pStyle w:val="Compact"/>
@@ -8499,7 +8462,6 @@
           </w:p>
         </w:tc>
         <w:tc>
-          <w:tcPr/>
           <w:p>
             <w:pPr>
               <w:pStyle w:val="Compact"/>
@@ -8513,15 +8475,13 @@
       </w:tr>
       <w:tr>
         <w:tc>
-          <w:tcPr/>
-          <w:p>
-            <w:pPr>
-              <w:pStyle w:val="Compact"/>
-              <w:jc w:val="left"/>
-            </w:pPr>
-            <w:r>
-              <w:rPr>
-                <w:bCs/>
+          <w:p>
+            <w:pPr>
+              <w:pStyle w:val="Compact"/>
+              <w:jc w:val="left"/>
+            </w:pPr>
+            <w:r>
+              <w:rPr>
                 <w:b/>
               </w:rPr>
               <w:t xml:space="preserve">S3 — Medium</w:t>
@@ -8529,7 +8489,6 @@
           </w:p>
         </w:tc>
         <w:tc>
-          <w:tcPr/>
           <w:p>
             <w:pPr>
               <w:pStyle w:val="Compact"/>
@@ -8541,7 +8500,6 @@
           </w:p>
         </w:tc>
         <w:tc>
-          <w:tcPr/>
           <w:p>
             <w:pPr>
               <w:pStyle w:val="Compact"/>
@@ -8555,23 +8513,16 @@
       </w:tr>
       <w:tr>
         <w:tc>
-          <w:tcPr/>
-          <w:p>
-            <w:pPr>
-              <w:pStyle w:val="Compact"/>
-            </w:pPr>
-          </w:p>
-        </w:tc>
-        <w:tc>
-          <w:tcPr/>
-          <w:p>
-            <w:pPr>
-              <w:pStyle w:val="Compact"/>
-              <w:jc w:val="left"/>
-            </w:pPr>
-            <w:r>
-              <w:rPr>
-                <w:bCs/>
+          <w:p/>
+        </w:tc>
+        <w:tc>
+          <w:p>
+            <w:pPr>
+              <w:pStyle w:val="Compact"/>
+              <w:jc w:val="left"/>
+            </w:pPr>
+            <w:r>
+              <w:rPr>
                 <w:b/>
               </w:rPr>
               <w:t xml:space="preserve">57</w:t>
@@ -8579,12 +8530,7 @@
           </w:p>
         </w:tc>
         <w:tc>
-          <w:tcPr/>
-          <w:p>
-            <w:pPr>
-              <w:pStyle w:val="Compact"/>
-            </w:pPr>
-          </w:p>
+          <w:p/>
         </w:tc>
       </w:tr>
     </w:tbl>
@@ -8621,15 +8567,15 @@
         </w:pict>
       </w:r>
     </w:p>
-    <w:bookmarkEnd w:id="32"/>
-    <w:bookmarkStart w:id="33" w:name="X96631c53954fa922c7816e48c07d62e97611a5f"/>
     <w:p>
       <w:pPr>
         <w:pStyle w:val="Heading2"/>
       </w:pPr>
+      <w:bookmarkStart w:id="34" w:name="X8396b17c38b2430357e32d875405a363eb72993"/>
       <w:r>
         <w:t xml:space="preserve">6. The three findings that most shape the runbook</w:t>
       </w:r>
+      <w:bookmarkEnd w:id="34"/>
     </w:p>
     <w:p>
       <w:pPr>
@@ -8637,7 +8583,6 @@
       </w:pPr>
       <w:r>
         <w:rPr>
-          <w:bCs/>
           <w:b/>
         </w:rPr>
         <w:t xml:space="preserve">6.1 — Nothing is provable yet (F-01, F-42, F-43, F-44, F-47).</w:t>
@@ -8646,13 +8591,13 @@
         <w:t xml:space="preserve"> </w:t>
       </w:r>
       <w:r>
-        <w:t xml:space="preserve">The system's deficiency is not primarily code quality; it is that the repository has no</w:t>
+        <w:t xml:space="preserve">The system’s deficiency is not primarily code quality; it is that the repository has no</w:t>
       </w:r>
       <w:r>
         <w:t xml:space="preserve"> </w:t>
       </w:r>
       <w:r>
-        <w:t xml:space="preserve">version control, no correlation across about one third of its events, an audit record without an</w:t>
+        <w:t xml:space="preserve">version control, no correlation across about two thirds of its events, an audit record without an</w:t>
       </w:r>
       <w:r>
         <w:t xml:space="preserve"> </w:t>
@@ -8671,21 +8616,18 @@
       </w:r>
       <w:r>
         <w:rPr>
-          <w:bCs/>
           <w:b/>
         </w:rPr>
         <w:t xml:space="preserve">Evidence infrastructure is therefore</w:t>
       </w:r>
       <w:r>
         <w:rPr>
-          <w:bCs/>
           <w:b/>
         </w:rPr>
         <w:t xml:space="preserve"> </w:t>
       </w:r>
       <w:r>
         <w:rPr>
-          <w:bCs/>
           <w:b/>
         </w:rPr>
         <w:t xml:space="preserve">not a late-stage activity in this runbook — it is Stage A.</w:t>
@@ -8697,7 +8639,6 @@
       </w:pPr>
       <w:r>
         <w:rPr>
-          <w:bCs/>
           <w:b/>
         </w:rPr>
         <w:t xml:space="preserve">6.2 — Identity is broken at three layers simultaneously (F-17/F-19/F-20, F-30/F-31/F-32).</w:t>
@@ -8707,7 +8648,6 @@
       </w:r>
       <w:r>
         <w:rPr>
-          <w:iCs/>
           <w:i/>
         </w:rPr>
         <w:t xml:space="preserve">Who</w:t>
@@ -8729,7 +8669,6 @@
       </w:r>
       <w:r>
         <w:rPr>
-          <w:iCs/>
           <w:i/>
         </w:rPr>
         <w:t xml:space="preserve">What</w:t>
@@ -8765,7 +8704,6 @@
       </w:pPr>
       <w:r>
         <w:rPr>
-          <w:bCs/>
           <w:b/>
         </w:rPr>
         <w:t xml:space="preserve">6.3 — The AI boundary is open in both directions (F-22, F-24, F-25, F-26, F-20).</w:t>
@@ -8798,28 +8736,25 @@
         <w:t xml:space="preserve"> </w:t>
       </w:r>
       <w:r>
-        <w:t xml:space="preserve">no authorisation on the endpoint. The Challenge Guide's standard —</w:t>
+        <w:t xml:space="preserve">no authorisation on the endpoint. The Challenge Guide’s standard —</w:t>
       </w:r>
       <w:r>
         <w:t xml:space="preserve"> </w:t>
       </w:r>
       <w:r>
         <w:rPr>
-          <w:iCs/>
           <w:i/>
         </w:rPr>
         <w:t xml:space="preserve">AI recommendations must</w:t>
       </w:r>
       <w:r>
         <w:rPr>
-          <w:iCs/>
           <w:i/>
         </w:rPr>
         <w:t xml:space="preserve"> </w:t>
       </w:r>
       <w:r>
         <w:rPr>
-          <w:iCs/>
           <w:i/>
         </w:rPr>
         <w:t xml:space="preserve">not silently become operational decisions</w:t>
@@ -8844,15 +8779,15 @@
         </w:pict>
       </w:r>
     </w:p>
-    <w:bookmarkEnd w:id="33"/>
-    <w:bookmarkStart w:id="34" w:name="X27c8803a3955a1b3d5317ba2aa537d86eb9cb47"/>
     <w:p>
       <w:pPr>
         <w:pStyle w:val="Heading2"/>
       </w:pPr>
+      <w:bookmarkStart w:id="35" w:name="Xf057974d3b3561105c6ca4c6326ea565b368bc1"/>
       <w:r>
         <w:t xml:space="preserve">7. What is genuinely sound and must be preserved</w:t>
       </w:r>
+      <w:bookmarkEnd w:id="35"/>
     </w:p>
     <w:p>
       <w:pPr>
@@ -8871,9 +8806,8 @@
     <w:tbl>
       <w:tblPr>
         <w:tblStyle w:val="Table"/>
-        <w:tblW w:type="auto" w:w="0"/>
-        <w:tblLook w:firstRow="1" w:lastRow="0" w:firstColumn="0" w:lastColumn="0" w:noHBand="0" w:noVBand="0" w:val="0020"/>
-        <w:jc w:val="start"/>
+        <w:tblW w:type="pct" w:w="5000.0"/>
+        <w:tblLook w:firstRow="1"/>
       </w:tblPr>
       <w:tblGrid>
         <w:gridCol w:w="3960"/>
@@ -8881,10 +8815,15 @@
       </w:tblGrid>
       <w:tr>
         <w:trPr>
-          <w:tblHeader w:val="true"/>
+          <w:cnfStyle w:firstRow="1"/>
         </w:trPr>
         <w:tc>
-          <w:tcPr/>
+          <w:tcPr>
+            <w:tcBorders>
+              <w:bottom w:val="single"/>
+            </w:tcBorders>
+            <w:vAlign w:val="bottom"/>
+          </w:tcPr>
           <w:p>
             <w:pPr>
               <w:pStyle w:val="Compact"/>
@@ -8896,7 +8835,12 @@
           </w:p>
         </w:tc>
         <w:tc>
-          <w:tcPr/>
+          <w:tcPr>
+            <w:tcBorders>
+              <w:bottom w:val="single"/>
+            </w:tcBorders>
+            <w:vAlign w:val="bottom"/>
+          </w:tcPr>
           <w:p>
             <w:pPr>
               <w:pStyle w:val="Compact"/>
@@ -8910,7 +8854,6 @@
       </w:tr>
       <w:tr>
         <w:tc>
-          <w:tcPr/>
           <w:p>
             <w:pPr>
               <w:pStyle w:val="Compact"/>
@@ -8925,7 +8868,6 @@
           </w:p>
         </w:tc>
         <w:tc>
-          <w:tcPr/>
           <w:p>
             <w:pPr>
               <w:pStyle w:val="Compact"/>
@@ -8939,7 +8881,6 @@
       </w:tr>
       <w:tr>
         <w:tc>
-          <w:tcPr/>
           <w:p>
             <w:pPr>
               <w:pStyle w:val="Compact"/>
@@ -8969,7 +8910,6 @@
           </w:p>
         </w:tc>
         <w:tc>
-          <w:tcPr/>
           <w:p>
             <w:pPr>
               <w:pStyle w:val="Compact"/>
@@ -8983,7 +8923,6 @@
       </w:tr>
       <w:tr>
         <w:tc>
-          <w:tcPr/>
           <w:p>
             <w:pPr>
               <w:pStyle w:val="Compact"/>
@@ -8998,7 +8937,6 @@
           </w:p>
         </w:tc>
         <w:tc>
-          <w:tcPr/>
           <w:p>
             <w:pPr>
               <w:pStyle w:val="Compact"/>
@@ -9012,7 +8950,6 @@
       </w:tr>
       <w:tr>
         <w:tc>
-          <w:tcPr/>
           <w:p>
             <w:pPr>
               <w:pStyle w:val="Compact"/>
@@ -9039,7 +8976,6 @@
           </w:p>
         </w:tc>
         <w:tc>
-          <w:tcPr/>
           <w:p>
             <w:pPr>
               <w:pStyle w:val="Compact"/>
@@ -9053,7 +8989,6 @@
       </w:tr>
       <w:tr>
         <w:tc>
-          <w:tcPr/>
           <w:p>
             <w:pPr>
               <w:pStyle w:val="Compact"/>
@@ -9068,7 +9003,6 @@
           </w:p>
         </w:tc>
         <w:tc>
-          <w:tcPr/>
           <w:p>
             <w:pPr>
               <w:pStyle w:val="Compact"/>
@@ -9082,7 +9016,6 @@
       </w:tr>
       <w:tr>
         <w:tc>
-          <w:tcPr/>
           <w:p>
             <w:pPr>
               <w:pStyle w:val="Compact"/>
@@ -9097,7 +9030,6 @@
           </w:p>
         </w:tc>
         <w:tc>
-          <w:tcPr/>
           <w:p>
             <w:pPr>
               <w:pStyle w:val="Compact"/>
@@ -9111,7 +9043,6 @@
       </w:tr>
       <w:tr>
         <w:tc>
-          <w:tcPr/>
           <w:p>
             <w:pPr>
               <w:pStyle w:val="Compact"/>
@@ -9126,21 +9057,19 @@
           </w:p>
         </w:tc>
         <w:tc>
-          <w:tcPr/>
-          <w:p>
-            <w:pPr>
-              <w:pStyle w:val="Compact"/>
-              <w:jc w:val="left"/>
-            </w:pPr>
-            <w:r>
-              <w:t xml:space="preserve">A fifteen-section evidence structure that aligns with the Challenge Guide's sixteen challenges. This is the Stage R deliverable skeleton.</w:t>
+          <w:p>
+            <w:pPr>
+              <w:pStyle w:val="Compact"/>
+              <w:jc w:val="left"/>
+            </w:pPr>
+            <w:r>
+              <w:t xml:space="preserve">A fifteen-section evidence structure that aligns with the Challenge Guide’s sixteen challenges. This is the Stage R deliverable skeleton.</w:t>
             </w:r>
           </w:p>
         </w:tc>
       </w:tr>
       <w:tr>
         <w:tc>
-          <w:tcPr/>
           <w:p>
             <w:pPr>
               <w:pStyle w:val="Compact"/>
@@ -9155,7 +9084,6 @@
           </w:p>
         </w:tc>
         <w:tc>
-          <w:tcPr/>
           <w:p>
             <w:pPr>
               <w:pStyle w:val="Compact"/>
@@ -9169,10 +9097,21 @@
             </w:r>
             <w:r>
               <w:rPr>
-                <w:iCs/>
                 <w:i/>
               </w:rPr>
-              <w:t xml:space="preserve">"generate evidence as a by-product of delivery"</w:t>
+              <w:t xml:space="preserve">“</w:t>
+            </w:r>
+            <w:r>
+              <w:rPr>
+                <w:i/>
+              </w:rPr>
+              <w:t xml:space="preserve">generate evidence as a by-product of delivery</w:t>
+            </w:r>
+            <w:r>
+              <w:rPr>
+                <w:i/>
+              </w:rPr>
+              <w:t xml:space="preserve">”</w:t>
             </w:r>
             <w:r>
               <w:t xml:space="preserve"> </w:t>
@@ -9191,22 +9130,21 @@
         </w:pict>
       </w:r>
     </w:p>
-    <w:bookmarkEnd w:id="34"/>
-    <w:bookmarkStart w:id="35" w:name="X4b404f7a585a6cdb12f0076c7ac9aac96cb2d2c"/>
     <w:p>
       <w:pPr>
         <w:pStyle w:val="Heading2"/>
       </w:pPr>
+      <w:bookmarkStart w:id="36" w:name="X59fe2f6c33f569292c0958e9fb4bc2b0e3d4982"/>
       <w:r>
         <w:t xml:space="preserve">8. Assumptions and unknowns arising from this assessment</w:t>
       </w:r>
+      <w:bookmarkEnd w:id="36"/>
     </w:p>
     <w:tbl>
       <w:tblPr>
         <w:tblStyle w:val="Table"/>
-        <w:tblW w:type="auto" w:w="0"/>
-        <w:tblLook w:firstRow="1" w:lastRow="0" w:firstColumn="0" w:lastColumn="0" w:noHBand="0" w:noVBand="0" w:val="0020"/>
-        <w:jc w:val="start"/>
+        <w:tblW w:type="pct" w:w="5000.0"/>
+        <w:tblLook w:firstRow="1"/>
       </w:tblPr>
       <w:tblGrid>
         <w:gridCol w:w="3960"/>
@@ -9214,10 +9152,15 @@
       </w:tblGrid>
       <w:tr>
         <w:trPr>
-          <w:tblHeader w:val="true"/>
+          <w:cnfStyle w:firstRow="1"/>
         </w:trPr>
         <w:tc>
-          <w:tcPr/>
+          <w:tcPr>
+            <w:tcBorders>
+              <w:bottom w:val="single"/>
+            </w:tcBorders>
+            <w:vAlign w:val="bottom"/>
+          </w:tcPr>
           <w:p>
             <w:pPr>
               <w:pStyle w:val="Compact"/>
@@ -9229,7 +9172,12 @@
           </w:p>
         </w:tc>
         <w:tc>
-          <w:tcPr/>
+          <w:tcPr>
+            <w:tcBorders>
+              <w:bottom w:val="single"/>
+            </w:tcBorders>
+            <w:vAlign w:val="bottom"/>
+          </w:tcPr>
           <w:p>
             <w:pPr>
               <w:pStyle w:val="Compact"/>
@@ -9243,15 +9191,13 @@
       </w:tr>
       <w:tr>
         <w:tc>
-          <w:tcPr/>
-          <w:p>
-            <w:pPr>
-              <w:pStyle w:val="Compact"/>
-              <w:jc w:val="left"/>
-            </w:pPr>
-            <w:r>
-              <w:rPr>
-                <w:bCs/>
+          <w:p>
+            <w:pPr>
+              <w:pStyle w:val="Compact"/>
+              <w:jc w:val="left"/>
+            </w:pPr>
+            <w:r>
+              <w:rPr>
                 <w:b/>
               </w:rPr>
               <w:t xml:space="preserve">Assumption</w:t>
@@ -9259,7 +9205,6 @@
           </w:p>
         </w:tc>
         <w:tc>
-          <w:tcPr/>
           <w:p>
             <w:pPr>
               <w:pStyle w:val="Compact"/>
@@ -9273,7 +9218,6 @@
             </w:r>
             <w:r>
               <w:rPr>
-                <w:iCs/>
                 <w:i/>
               </w:rPr>
               <w:t xml:space="preserve">Invalidation trigger:</w:t>
@@ -9301,15 +9245,13 @@
       </w:tr>
       <w:tr>
         <w:tc>
-          <w:tcPr/>
-          <w:p>
-            <w:pPr>
-              <w:pStyle w:val="Compact"/>
-              <w:jc w:val="left"/>
-            </w:pPr>
-            <w:r>
-              <w:rPr>
-                <w:bCs/>
+          <w:p>
+            <w:pPr>
+              <w:pStyle w:val="Compact"/>
+              <w:jc w:val="left"/>
+            </w:pPr>
+            <w:r>
+              <w:rPr>
                 <w:b/>
               </w:rPr>
               <w:t xml:space="preserve">Assumption</w:t>
@@ -9317,7 +9259,6 @@
           </w:p>
         </w:tc>
         <w:tc>
-          <w:tcPr/>
           <w:p>
             <w:pPr>
               <w:pStyle w:val="Compact"/>
@@ -9346,7 +9287,6 @@
             </w:r>
             <w:r>
               <w:rPr>
-                <w:iCs/>
                 <w:i/>
               </w:rPr>
               <w:t xml:space="preserve">Invalidation trigger:</w:t>
@@ -9362,15 +9302,13 @@
       </w:tr>
       <w:tr>
         <w:tc>
-          <w:tcPr/>
-          <w:p>
-            <w:pPr>
-              <w:pStyle w:val="Compact"/>
-              <w:jc w:val="left"/>
-            </w:pPr>
-            <w:r>
-              <w:rPr>
-                <w:bCs/>
+          <w:p>
+            <w:pPr>
+              <w:pStyle w:val="Compact"/>
+              <w:jc w:val="left"/>
+            </w:pPr>
+            <w:r>
+              <w:rPr>
                 <w:b/>
               </w:rPr>
               <w:t xml:space="preserve">Unknown</w:t>
@@ -9378,7 +9316,6 @@
           </w:p>
         </w:tc>
         <w:tc>
-          <w:tcPr/>
           <w:p>
             <w:pPr>
               <w:pStyle w:val="Compact"/>
@@ -9407,7 +9344,6 @@
             </w:r>
             <w:r>
               <w:rPr>
-                <w:bCs/>
                 <w:b/>
               </w:rPr>
               <w:t xml:space="preserve">OQ-15</w:t>
@@ -9417,15 +9353,13 @@
       </w:tr>
       <w:tr>
         <w:tc>
-          <w:tcPr/>
-          <w:p>
-            <w:pPr>
-              <w:pStyle w:val="Compact"/>
-              <w:jc w:val="left"/>
-            </w:pPr>
-            <w:r>
-              <w:rPr>
-                <w:bCs/>
+          <w:p>
+            <w:pPr>
+              <w:pStyle w:val="Compact"/>
+              <w:jc w:val="left"/>
+            </w:pPr>
+            <w:r>
+              <w:rPr>
                 <w:b/>
               </w:rPr>
               <w:t xml:space="preserve">Unknown</w:t>
@@ -9433,7 +9367,6 @@
           </w:p>
         </w:tc>
         <w:tc>
-          <w:tcPr/>
           <w:p>
             <w:pPr>
               <w:pStyle w:val="Compact"/>
@@ -9462,7 +9395,6 @@
             </w:r>
             <w:r>
               <w:rPr>
-                <w:bCs/>
                 <w:b/>
               </w:rPr>
               <w:t xml:space="preserve">OQ-01</w:t>
@@ -9472,15 +9404,13 @@
       </w:tr>
       <w:tr>
         <w:tc>
-          <w:tcPr/>
-          <w:p>
-            <w:pPr>
-              <w:pStyle w:val="Compact"/>
-              <w:jc w:val="left"/>
-            </w:pPr>
-            <w:r>
-              <w:rPr>
-                <w:bCs/>
+          <w:p>
+            <w:pPr>
+              <w:pStyle w:val="Compact"/>
+              <w:jc w:val="left"/>
+            </w:pPr>
+            <w:r>
+              <w:rPr>
                 <w:b/>
               </w:rPr>
               <w:t xml:space="preserve">Unknown</w:t>
@@ -9488,7 +9418,6 @@
           </w:p>
         </w:tc>
         <w:tc>
-          <w:tcPr/>
           <w:p>
             <w:pPr>
               <w:pStyle w:val="Compact"/>
@@ -9514,7 +9443,6 @@
             </w:r>
             <w:r>
               <w:rPr>
-                <w:bCs/>
                 <w:b/>
               </w:rPr>
               <w:t xml:space="preserve">OQ-02</w:t>
@@ -9524,15 +9452,13 @@
       </w:tr>
       <w:tr>
         <w:tc>
-          <w:tcPr/>
-          <w:p>
-            <w:pPr>
-              <w:pStyle w:val="Compact"/>
-              <w:jc w:val="left"/>
-            </w:pPr>
-            <w:r>
-              <w:rPr>
-                <w:bCs/>
+          <w:p>
+            <w:pPr>
+              <w:pStyle w:val="Compact"/>
+              <w:jc w:val="left"/>
+            </w:pPr>
+            <w:r>
+              <w:rPr>
                 <w:b/>
               </w:rPr>
               <w:t xml:space="preserve">Unknown</w:t>
@@ -9540,7 +9466,6 @@
           </w:p>
         </w:tc>
         <w:tc>
-          <w:tcPr/>
           <w:p>
             <w:pPr>
               <w:pStyle w:val="Compact"/>
@@ -9554,7 +9479,6 @@
             </w:r>
             <w:r>
               <w:rPr>
-                <w:bCs/>
                 <w:b/>
               </w:rPr>
               <w:t xml:space="preserve">OQ-04</w:t>
@@ -9564,15 +9488,13 @@
       </w:tr>
       <w:tr>
         <w:tc>
-          <w:tcPr/>
-          <w:p>
-            <w:pPr>
-              <w:pStyle w:val="Compact"/>
-              <w:jc w:val="left"/>
-            </w:pPr>
-            <w:r>
-              <w:rPr>
-                <w:bCs/>
+          <w:p>
+            <w:pPr>
+              <w:pStyle w:val="Compact"/>
+              <w:jc w:val="left"/>
+            </w:pPr>
+            <w:r>
+              <w:rPr>
                 <w:b/>
               </w:rPr>
               <w:t xml:space="preserve">Unknown</w:t>
@@ -9580,7 +9502,6 @@
           </w:p>
         </w:tc>
         <w:tc>
-          <w:tcPr/>
           <w:p>
             <w:pPr>
               <w:pStyle w:val="Compact"/>
@@ -9609,7 +9530,6 @@
             </w:r>
             <w:r>
               <w:rPr>
-                <w:bCs/>
                 <w:b/>
               </w:rPr>
               <w:t xml:space="preserve">OQ-05</w:t>
@@ -9630,7 +9550,6 @@
       </w:r>
       <w:r>
         <w:rPr>
-          <w:bCs/>
           <w:b/>
         </w:rPr>
         <w:t xml:space="preserve">Document 04</w:t>
@@ -9639,8 +9558,6 @@
         <w:t xml:space="preserve">.</w:t>
       </w:r>
     </w:p>
-    <w:bookmarkEnd w:id="35"/>
-    <w:bookmarkEnd w:id="36"/>
     <w:sectPr/>
   </w:body>
 </w:document>
@@ -9672,14 +9589,17 @@
 <file path=word/numbering.xml><?xml version="1.0" encoding="utf-8"?>
 <w:numbering xmlns:w="http://schemas.openxmlformats.org/wordprocessingml/2006/main">
   <w:abstractNum w:abstractNumId="990">
-    <w:nsid w:val="A990"/>
+    <w:nsid w:val="2c1ae401"/>
     <w:multiLevelType w:val="multilevel"/>
     <w:lvl w:ilvl="0">
       <w:numFmt w:val="bullet"/>
       <w:lvlText w:val=" "/>
       <w:lvlJc w:val="left"/>
       <w:pPr>
-        <w:ind w:left="720" w:hanging="480"/>
+        <w:tabs>
+          <w:tab w:val="num" w:pos="0"/>
+        </w:tabs>
+        <w:ind w:left="480" w:hanging="480"/>
       </w:pPr>
     </w:lvl>
     <w:lvl w:ilvl="1">
@@ -9687,7 +9607,10 @@
       <w:lvlText w:val=" "/>
       <w:lvlJc w:val="left"/>
       <w:pPr>
-        <w:ind w:left="1440" w:hanging="480"/>
+        <w:tabs>
+          <w:tab w:val="num" w:pos="720"/>
+        </w:tabs>
+        <w:ind w:left="1200" w:hanging="480"/>
       </w:pPr>
     </w:lvl>
     <w:lvl w:ilvl="2">
@@ -9695,7 +9618,10 @@
       <w:lvlText w:val=" "/>
       <w:lvlJc w:val="left"/>
       <w:pPr>
-        <w:ind w:left="2160" w:hanging="480"/>
+        <w:tabs>
+          <w:tab w:val="num" w:pos="1440"/>
+        </w:tabs>
+        <w:ind w:left="1920" w:hanging="480"/>
       </w:pPr>
     </w:lvl>
     <w:lvl w:ilvl="3">
@@ -9703,7 +9629,10 @@
       <w:lvlText w:val=" "/>
       <w:lvlJc w:val="left"/>
       <w:pPr>
-        <w:ind w:left="2880" w:hanging="480"/>
+        <w:tabs>
+          <w:tab w:val="num" w:pos="2160"/>
+        </w:tabs>
+        <w:ind w:left="2640" w:hanging="480"/>
       </w:pPr>
     </w:lvl>
     <w:lvl w:ilvl="4">
@@ -9711,7 +9640,10 @@
       <w:lvlText w:val=" "/>
       <w:lvlJc w:val="left"/>
       <w:pPr>
-        <w:ind w:left="3600" w:hanging="480"/>
+        <w:tabs>
+          <w:tab w:val="num" w:pos="2880"/>
+        </w:tabs>
+        <w:ind w:left="3360" w:hanging="480"/>
       </w:pPr>
     </w:lvl>
     <w:lvl w:ilvl="5">
@@ -9719,7 +9651,10 @@
       <w:lvlText w:val=" "/>
       <w:lvlJc w:val="left"/>
       <w:pPr>
-        <w:ind w:left="4320" w:hanging="480"/>
+        <w:tabs>
+          <w:tab w:val="num" w:pos="3600"/>
+        </w:tabs>
+        <w:ind w:left="4080" w:hanging="480"/>
       </w:pPr>
     </w:lvl>
     <w:lvl w:ilvl="6">
@@ -9727,7 +9662,10 @@
       <w:lvlText w:val=" "/>
       <w:lvlJc w:val="left"/>
       <w:pPr>
-        <w:ind w:left="5040" w:hanging="480"/>
+        <w:tabs>
+          <w:tab w:val="num" w:pos="4320"/>
+        </w:tabs>
+        <w:ind w:left="4800" w:hanging="480"/>
       </w:pPr>
     </w:lvl>
     <w:lvl w:ilvl="7">
@@ -9735,7 +9673,10 @@
       <w:lvlText w:val=" "/>
       <w:lvlJc w:val="left"/>
       <w:pPr>
-        <w:ind w:left="5760" w:hanging="480"/>
+        <w:tabs>
+          <w:tab w:val="num" w:pos="5040"/>
+        </w:tabs>
+        <w:ind w:left="5520" w:hanging="480"/>
       </w:pPr>
     </w:lvl>
     <w:lvl w:ilvl="8">
@@ -9743,7 +9684,10 @@
       <w:lvlText w:val=" "/>
       <w:lvlJc w:val="left"/>
       <w:pPr>
-        <w:ind w:left="6480" w:hanging="480"/>
+        <w:tabs>
+          <w:tab w:val="num" w:pos="5760"/>
+        </w:tabs>
+        <w:ind w:left="6240" w:hanging="480"/>
       </w:pPr>
     </w:lvl>
   </w:abstractNum>
@@ -9758,10 +9702,10 @@
   <w:docDefaults>
     <w:rPrDefault>
       <w:rPr>
-        <w:rFonts w:asciiTheme="minorHAnsi" w:cstheme="minorBidi" w:eastAsiaTheme="minorHAnsi" w:hAnsiTheme="minorHAnsi"/>
+        <w:rFonts w:asciiTheme="minorHAnsi" w:eastAsiaTheme="minorHAnsi" w:hAnsiTheme="minorHAnsi" w:cstheme="minorBidi"/>
         <w:sz w:val="24"/>
         <w:szCs w:val="24"/>
-        <w:lang w:bidi="ar-SA" w:eastAsia="en-US" w:val="en-US"/>
+        <w:lang w:val="en-US" w:eastAsia="en-US" w:bidi="ar-SA"/>
       </w:rPr>
     </w:rPrDefault>
     <w:pPrDefault>
@@ -9770,35 +9714,35 @@
       </w:pPr>
     </w:pPrDefault>
   </w:docDefaults>
-  <w:latentStyles w:count="276" w:defLockedState="0" w:defQFormat="0" w:defSemiHidden="0" w:defUIPriority="0" w:defUnhideWhenUsed="0"/>
-  <w:style w:default="1" w:styleId="Normal" w:type="paragraph">
+  <w:latentStyles w:defLockedState="0" w:defUIPriority="0" w:defSemiHidden="0" w:defUnhideWhenUsed="0" w:defQFormat="0" w:count="276"/>
+  <w:style w:type="paragraph" w:default="1" w:styleId="Normal">
     <w:name w:val="Normal"/>
     <w:qFormat/>
   </w:style>
-  <w:style w:styleId="BodyText" w:type="paragraph">
+  <w:style w:type="paragraph" w:styleId="BodyText">
     <w:name w:val="Body Text"/>
     <w:basedOn w:val="Normal"/>
     <w:link w:val="BodyTextChar"/>
     <w:pPr>
-      <w:spacing w:after="180" w:before="180"/>
+      <w:spacing w:before="180" w:after="180"/>
     </w:pPr>
     <w:qFormat/>
   </w:style>
-  <w:style w:customStyle="1" w:styleId="FirstParagraph" w:type="paragraph">
+  <w:style w:type="paragraph" w:customStyle="1" w:styleId="FirstParagraph">
     <w:name w:val="First Paragraph"/>
     <w:basedOn w:val="BodyText"/>
     <w:next w:val="BodyText"/>
     <w:qFormat/>
   </w:style>
-  <w:style w:customStyle="1" w:styleId="Compact" w:type="paragraph">
+  <w:style w:type="paragraph" w:customStyle="1" w:styleId="Compact">
     <w:name w:val="Compact"/>
     <w:basedOn w:val="BodyText"/>
     <w:qFormat/>
     <w:pPr>
-      <w:spacing w:after="36" w:before="36"/>
+      <w:spacing w:before="36" w:after="36"/>
     </w:pPr>
   </w:style>
-  <w:style w:styleId="Title" w:type="paragraph">
+  <w:style w:type="paragraph" w:styleId="Title">
     <w:name w:val="Title"/>
     <w:basedOn w:val="Normal"/>
     <w:next w:val="BodyText"/>
@@ -9806,19 +9750,19 @@
     <w:pPr>
       <w:keepNext/>
       <w:keepLines/>
-      <w:spacing w:after="240" w:before="480"/>
+      <w:spacing w:before="480" w:after="240"/>
       <w:jc w:val="center"/>
     </w:pPr>
     <w:rPr>
-      <w:rFonts w:asciiTheme="majorHAnsi" w:cstheme="majorBidi" w:eastAsiaTheme="majorEastAsia" w:hAnsiTheme="majorHAnsi"/>
+      <w:rFonts w:asciiTheme="majorHAnsi" w:eastAsiaTheme="majorEastAsia" w:hAnsiTheme="majorHAnsi" w:cstheme="majorBidi"/>
       <w:b/>
       <w:bCs/>
-      <w:color w:themeColor="accent1" w:themeShade="B5" w:val="345A8A"/>
+      <w:color w:val="345A8A" w:themeColor="accent1" w:themeShade="B5"/>
       <w:sz w:val="36"/>
       <w:szCs w:val="36"/>
     </w:rPr>
   </w:style>
-  <w:style w:styleId="Subtitle" w:type="paragraph">
+  <w:style w:type="paragraph" w:styleId="Subtitle">
     <w:name w:val="Subtitle"/>
     <w:basedOn w:val="Title"/>
     <w:next w:val="BodyText"/>
@@ -9826,7 +9770,7 @@
     <w:pPr>
       <w:keepNext/>
       <w:keepLines/>
-      <w:spacing w:after="240" w:before="240"/>
+      <w:spacing w:before="240" w:after="240"/>
       <w:jc w:val="center"/>
     </w:pPr>
     <w:rPr>
@@ -9834,7 +9778,7 @@
       <w:szCs w:val="30"/>
     </w:rPr>
   </w:style>
-  <w:style w:customStyle="1" w:styleId="Author" w:type="paragraph">
+  <w:style w:type="paragraph" w:customStyle="1" w:styleId="Author">
     <w:name w:val="Author"/>
     <w:next w:val="BodyText"/>
     <w:qFormat/>
@@ -9844,7 +9788,7 @@
       <w:jc w:val="center"/>
     </w:pPr>
   </w:style>
-  <w:style w:styleId="Date" w:type="paragraph">
+  <w:style w:type="paragraph" w:styleId="Date">
     <w:name w:val="Date"/>
     <w:next w:val="BodyText"/>
     <w:qFormat/>
@@ -9854,26 +9798,7 @@
       <w:jc w:val="center"/>
     </w:pPr>
   </w:style>
-  <w:style w:customStyle="1" w:styleId="AbstractTitle" w:type="paragraph">
-    <w:name w:val="Abstract Title"/>
-    <w:basedOn w:val="Normal"/>
-    <w:next w:val="Abstract"/>
-    <w:qFormat/>
-    <w:pPr>
-      <w:keepNext/>
-      <w:keepLines/>
-      <w:jc w:val="center"/>
-      <w:spacing w:after="0" w:before="300"/>
-    </w:pPr>
-    <w:rPr>
-      <w:sz w:val="20"/>
-      <w:szCs w:val="20"/>
-      <w:b/>
-      <w:color w:val="345A8A"/>
-      &gt;
-    </w:rPr>
-  </w:style>
-  <w:style w:customStyle="1" w:styleId="Abstract" w:type="paragraph">
+  <w:style w:type="paragraph" w:customStyle="1" w:styleId="Abstract">
     <w:name w:val="Abstract"/>
     <w:basedOn w:val="Normal"/>
     <w:next w:val="BodyText"/>
@@ -9881,14 +9806,14 @@
     <w:pPr>
       <w:keepNext/>
       <w:keepLines/>
-      <w:spacing w:after="300" w:before="100"/>
+      <w:spacing w:before="300" w:after="300"/>
     </w:pPr>
     <w:rPr>
       <w:sz w:val="20"/>
       <w:szCs w:val="20"/>
     </w:rPr>
   </w:style>
-  <w:style w:styleId="Bibliography" w:type="paragraph">
+  <w:style w:type="paragraph" w:styleId="Bibliography">
     <w:name w:val="Bibliography"/>
     <w:basedOn w:val="Normal"/>
     <w:next w:val="Bibliography"/>
@@ -9896,7 +9821,7 @@
     <w:pPr/>
     <w:rPr/>
   </w:style>
-  <w:style w:styleId="Heading1" w:type="paragraph">
+  <w:style w:type="paragraph" w:styleId="Heading1">
     <w:name w:val="Heading 1"/>
     <w:basedOn w:val="Normal"/>
     <w:next w:val="BodyText"/>
@@ -9905,19 +9830,19 @@
     <w:pPr>
       <w:keepNext/>
       <w:keepLines/>
-      <w:spacing w:after="0" w:before="480"/>
+      <w:spacing w:before="480" w:after="0"/>
       <w:outlineLvl w:val="0"/>
     </w:pPr>
     <w:rPr>
-      <w:rFonts w:asciiTheme="majorHAnsi" w:cstheme="majorBidi" w:eastAsiaTheme="majorEastAsia" w:hAnsiTheme="majorHAnsi"/>
+      <w:rFonts w:asciiTheme="majorHAnsi" w:eastAsiaTheme="majorEastAsia" w:hAnsiTheme="majorHAnsi" w:cstheme="majorBidi"/>
       <w:b/>
       <w:bCs/>
-      <w:color w:themeColor="accent1" w:val="4F81BD"/>
+      <w:color w:val="4F81BD" w:themeColor="accent1"/>
       <w:sz w:val="32"/>
       <w:szCs w:val="32"/>
     </w:rPr>
   </w:style>
-  <w:style w:styleId="Heading2" w:type="paragraph">
+  <w:style w:type="paragraph" w:styleId="Heading2">
     <w:name w:val="Heading 2"/>
     <w:basedOn w:val="Normal"/>
     <w:next w:val="BodyText"/>
@@ -9927,19 +9852,19 @@
     <w:pPr>
       <w:keepNext/>
       <w:keepLines/>
-      <w:spacing w:after="0" w:before="200"/>
+      <w:spacing w:before="200" w:after="0"/>
       <w:outlineLvl w:val="1"/>
     </w:pPr>
     <w:rPr>
-      <w:rFonts w:asciiTheme="majorHAnsi" w:cstheme="majorBidi" w:eastAsiaTheme="majorEastAsia" w:hAnsiTheme="majorHAnsi"/>
+      <w:rFonts w:asciiTheme="majorHAnsi" w:eastAsiaTheme="majorEastAsia" w:hAnsiTheme="majorHAnsi" w:cstheme="majorBidi"/>
       <w:b/>
       <w:bCs/>
-      <w:color w:themeColor="accent1" w:val="4F81BD"/>
+      <w:color w:val="4F81BD" w:themeColor="accent1"/>
       <w:sz w:val="28"/>
       <w:szCs w:val="28"/>
     </w:rPr>
   </w:style>
-  <w:style w:styleId="Heading3" w:type="paragraph">
+  <w:style w:type="paragraph" w:styleId="Heading3">
     <w:name w:val="Heading 3"/>
     <w:basedOn w:val="Normal"/>
     <w:next w:val="BodyText"/>
@@ -9949,19 +9874,19 @@
     <w:pPr>
       <w:keepNext/>
       <w:keepLines/>
-      <w:spacing w:after="0" w:before="200"/>
+      <w:spacing w:before="200" w:after="0"/>
       <w:outlineLvl w:val="2"/>
     </w:pPr>
     <w:rPr>
-      <w:rFonts w:asciiTheme="majorHAnsi" w:cstheme="majorBidi" w:eastAsiaTheme="majorEastAsia" w:hAnsiTheme="majorHAnsi"/>
+      <w:rFonts w:asciiTheme="majorHAnsi" w:eastAsiaTheme="majorEastAsia" w:hAnsiTheme="majorHAnsi" w:cstheme="majorBidi"/>
       <w:b/>
       <w:bCs/>
-      <w:color w:themeColor="accent1" w:val="4F81BD"/>
+      <w:color w:val="4F81BD" w:themeColor="accent1"/>
       <w:sz w:val="24"/>
       <w:szCs w:val="24"/>
     </w:rPr>
   </w:style>
-  <w:style w:styleId="Heading4" w:type="paragraph">
+  <w:style w:type="paragraph" w:styleId="Heading4">
     <w:name w:val="Heading 4"/>
     <w:basedOn w:val="Normal"/>
     <w:next w:val="BodyText"/>
@@ -9971,19 +9896,19 @@
     <w:pPr>
       <w:keepNext/>
       <w:keepLines/>
-      <w:spacing w:after="0" w:before="200"/>
+      <w:spacing w:before="200" w:after="0"/>
       <w:outlineLvl w:val="3"/>
     </w:pPr>
     <w:rPr>
-      <w:rFonts w:asciiTheme="majorHAnsi" w:cstheme="majorBidi" w:eastAsiaTheme="majorEastAsia" w:hAnsiTheme="majorHAnsi"/>
+      <w:rFonts w:asciiTheme="majorHAnsi" w:eastAsiaTheme="majorEastAsia" w:hAnsiTheme="majorHAnsi" w:cstheme="majorBidi"/>
       <w:i/>
       <w:bCs/>
-      <w:color w:themeColor="accent1" w:val="4F81BD"/>
+      <w:color w:val="4F81BD" w:themeColor="accent1"/>
       <w:sz w:val="24"/>
       <w:szCs w:val="24"/>
     </w:rPr>
   </w:style>
-  <w:style w:styleId="Heading5" w:type="paragraph">
+  <w:style w:type="paragraph" w:styleId="Heading5">
     <w:name w:val="Heading 5"/>
     <w:basedOn w:val="Normal"/>
     <w:next w:val="BodyText"/>
@@ -9993,18 +9918,18 @@
     <w:pPr>
       <w:keepNext/>
       <w:keepLines/>
-      <w:spacing w:after="0" w:before="200"/>
+      <w:spacing w:before="200" w:after="0"/>
       <w:outlineLvl w:val="4"/>
     </w:pPr>
     <w:rPr>
-      <w:rFonts w:asciiTheme="majorHAnsi" w:cstheme="majorBidi" w:eastAsiaTheme="majorEastAsia" w:hAnsiTheme="majorHAnsi"/>
+      <w:rFonts w:asciiTheme="majorHAnsi" w:eastAsiaTheme="majorEastAsia" w:hAnsiTheme="majorHAnsi" w:cstheme="majorBidi"/>
       <w:iCs/>
-      <w:color w:themeColor="accent1" w:val="4F81BD"/>
+      <w:color w:val="4F81BD" w:themeColor="accent1"/>
       <w:sz w:val="24"/>
       <w:szCs w:val="24"/>
     </w:rPr>
   </w:style>
-  <w:style w:styleId="Heading6" w:type="paragraph">
+  <w:style w:type="paragraph" w:styleId="Heading6">
     <w:name w:val="Heading 6"/>
     <w:basedOn w:val="Normal"/>
     <w:next w:val="BodyText"/>
@@ -10014,17 +9939,17 @@
     <w:pPr>
       <w:keepNext/>
       <w:keepLines/>
-      <w:spacing w:after="0" w:before="200"/>
+      <w:spacing w:before="200" w:after="0"/>
       <w:outlineLvl w:val="5"/>
     </w:pPr>
     <w:rPr>
-      <w:rFonts w:asciiTheme="majorHAnsi" w:cstheme="majorBidi" w:eastAsiaTheme="majorEastAsia" w:hAnsiTheme="majorHAnsi"/>
-      <w:color w:themeColor="accent1" w:val="4F81BD"/>
+      <w:rFonts w:asciiTheme="majorHAnsi" w:eastAsiaTheme="majorEastAsia" w:hAnsiTheme="majorHAnsi" w:cstheme="majorBidi"/>
+      <w:color w:val="4F81BD" w:themeColor="accent1"/>
       <w:sz w:val="24"/>
       <w:szCs w:val="24"/>
     </w:rPr>
   </w:style>
-  <w:style w:styleId="Heading7" w:type="paragraph">
+  <w:style w:type="paragraph" w:styleId="Heading7">
     <w:name w:val="Heading 7"/>
     <w:basedOn w:val="Normal"/>
     <w:next w:val="BodyText"/>
@@ -10034,17 +9959,17 @@
     <w:pPr>
       <w:keepNext/>
       <w:keepLines/>
-      <w:spacing w:after="0" w:before="200"/>
+      <w:spacing w:before="200" w:after="0"/>
       <w:outlineLvl w:val="6"/>
     </w:pPr>
     <w:rPr>
-      <w:rFonts w:asciiTheme="majorHAnsi" w:cstheme="majorBidi" w:eastAsiaTheme="majorEastAsia" w:hAnsiTheme="majorHAnsi"/>
-      <w:color w:themeColor="accent1" w:val="4F81BD"/>
+      <w:rFonts w:asciiTheme="majorHAnsi" w:eastAsiaTheme="majorEastAsia" w:hAnsiTheme="majorHAnsi" w:cstheme="majorBidi"/>
+      <w:color w:val="4F81BD" w:themeColor="accent1"/>
       <w:sz w:val="24"/>
       <w:szCs w:val="24"/>
     </w:rPr>
   </w:style>
-  <w:style w:styleId="Heading8" w:type="paragraph">
+  <w:style w:type="paragraph" w:styleId="Heading8">
     <w:name w:val="Heading 8"/>
     <w:basedOn w:val="Normal"/>
     <w:next w:val="BodyText"/>
@@ -10054,17 +9979,17 @@
     <w:pPr>
       <w:keepNext/>
       <w:keepLines/>
-      <w:spacing w:after="0" w:before="200"/>
+      <w:spacing w:before="200" w:after="0"/>
       <w:outlineLvl w:val="7"/>
     </w:pPr>
     <w:rPr>
-      <w:rFonts w:asciiTheme="majorHAnsi" w:cstheme="majorBidi" w:eastAsiaTheme="majorEastAsia" w:hAnsiTheme="majorHAnsi"/>
-      <w:color w:themeColor="accent1" w:val="4F81BD"/>
+      <w:rFonts w:asciiTheme="majorHAnsi" w:eastAsiaTheme="majorEastAsia" w:hAnsiTheme="majorHAnsi" w:cstheme="majorBidi"/>
+      <w:color w:val="4F81BD" w:themeColor="accent1"/>
       <w:sz w:val="24"/>
       <w:szCs w:val="24"/>
     </w:rPr>
   </w:style>
-  <w:style w:styleId="Heading9" w:type="paragraph">
+  <w:style w:type="paragraph" w:styleId="Heading9">
     <w:name w:val="Heading 9"/>
     <w:basedOn w:val="Normal"/>
     <w:next w:val="BodyText"/>
@@ -10074,17 +9999,17 @@
     <w:pPr>
       <w:keepNext/>
       <w:keepLines/>
-      <w:spacing w:after="0" w:before="200"/>
+      <w:spacing w:before="200" w:after="0"/>
       <w:outlineLvl w:val="8"/>
     </w:pPr>
     <w:rPr>
-      <w:rFonts w:asciiTheme="majorHAnsi" w:cstheme="majorBidi" w:eastAsiaTheme="majorEastAsia" w:hAnsiTheme="majorHAnsi"/>
-      <w:color w:themeColor="accent1" w:val="4F81BD"/>
+      <w:rFonts w:asciiTheme="majorHAnsi" w:eastAsiaTheme="majorEastAsia" w:hAnsiTheme="majorHAnsi" w:cstheme="majorBidi"/>
+      <w:color w:val="4F81BD" w:themeColor="accent1"/>
       <w:sz w:val="24"/>
       <w:szCs w:val="24"/>
     </w:rPr>
   </w:style>
-  <w:style w:styleId="BlockText" w:type="paragraph">
+  <w:style w:type="paragraph" w:styleId="BlockText">
     <w:name w:val="Block Text"/>
     <w:basedOn w:val="BodyText"/>
     <w:next w:val="BodyText"/>
@@ -10092,11 +10017,11 @@
     <w:unhideWhenUsed/>
     <w:qFormat/>
     <w:pPr>
-      <w:spacing w:after="100" w:before="100"/>
+      <w:spacing w:before="100" w:after="100"/>
       <w:ind w:firstLine="0" w:left="480" w:right="480"/>
     </w:pPr>
   </w:style>
-  <w:style w:styleId="FootnoteText" w:type="paragraph">
+  <w:style w:type="paragraph" w:styleId="FootnoteText">
     <w:name w:val="Footnote Text"/>
     <w:basedOn w:val="Normal"/>
     <w:next w:val="FootnoteText"/>
@@ -10104,43 +10029,28 @@
     <w:unhideWhenUsed/>
     <w:qFormat/>
   </w:style>
-  <w:style w:default="1" w:styleId="DefaultParagraphFont" w:type="character">
+  <w:style w:type="character" w:default="1" w:styleId="DefaultParagraphFont">
     <w:name w:val="Default Paragraph Font"/>
     <w:semiHidden/>
     <w:unhideWhenUsed/>
   </w:style>
-  <w:style w:default="1" w:styleId="Table" w:type="table">
+  <w:style w:type="table" w:default="1" w:styleId="Table">
     <w:name w:val="Table"/>
     <w:basedOn w:val="TableNormal"/>
     <w:semiHidden/>
     <w:unhideWhenUsed/>
     <w:qFormat/>
     <w:tblPr>
-      <w:tblInd w:type="dxa" w:w="0"/>
+      <w:tblInd w:w="0" w:type="dxa"/>
       <w:tblCellMar>
-        <w:top w:type="dxa" w:w="0"/>
-        <w:left w:type="dxa" w:w="108"/>
-        <w:bottom w:type="dxa" w:w="0"/>
-        <w:right w:type="dxa" w:w="108"/>
+        <w:top w:w="0" w:type="dxa"/>
+        <w:left w:w="108" w:type="dxa"/>
+        <w:bottom w:w="0" w:type="dxa"/>
+        <w:right w:w="108" w:type="dxa"/>
       </w:tblCellMar>
     </w:tblPr>
-    <w:tblStylePr w:type="firstRow">
-      <w:tblPr>
-        <w:jc w:val="left"/>
-        <w:tblInd w:type="dxa" w:w="0"/>
-      </w:tblPr>
-      <w:trPr>
-        <w:jc w:val="left"/>
-      </w:trPr>
-      <w:tcPr>
-        <w:vAlign w:val="bottom"/>
-        <w:tcBorders>
-          <w:bottom w:val="single"/>
-        </w:tcBorders>
-      </w:tcPr>
-    </w:tblStylePr>
   </w:style>
-  <w:style w:customStyle="1" w:styleId="DefinitionTerm" w:type="paragraph">
+  <w:style w:type="paragraph" w:customStyle="1" w:styleId="DefinitionTerm">
     <w:name w:val="Definition Term"/>
     <w:basedOn w:val="Normal"/>
     <w:next w:val="Definition"/>
@@ -10153,49 +10063,49 @@
       <w:b/>
     </w:rPr>
   </w:style>
-  <w:style w:customStyle="1" w:styleId="Definition" w:type="paragraph">
+  <w:style w:type="paragraph" w:customStyle="1" w:styleId="Definition">
     <w:name w:val="Definition"/>
     <w:basedOn w:val="Normal"/>
   </w:style>
-  <w:style w:styleId="Caption" w:type="paragraph">
+  <w:style w:type="paragraph" w:styleId="Caption">
     <w:name w:val="Caption"/>
     <w:basedOn w:val="Normal"/>
     <w:link w:val="BodyTextChar"/>
     <w:pPr>
-      <w:spacing w:after="120" w:before="0"/>
+      <w:spacing w:before="0" w:after="120"/>
     </w:pPr>
     <w:rPr>
       <w:i/>
     </w:rPr>
   </w:style>
-  <w:style w:customStyle="1" w:styleId="TableCaption" w:type="paragraph">
+  <w:style w:type="paragraph" w:customStyle="1" w:styleId="TableCaption">
     <w:name w:val="Table Caption"/>
     <w:basedOn w:val="Caption"/>
     <w:pPr>
       <w:keepNext/>
     </w:pPr>
   </w:style>
-  <w:style w:customStyle="1" w:styleId="ImageCaption" w:type="paragraph">
+  <w:style w:type="paragraph" w:customStyle="1" w:styleId="ImageCaption">
     <w:name w:val="Image Caption"/>
     <w:basedOn w:val="Caption"/>
   </w:style>
-  <w:style w:customStyle="1" w:styleId="Figure" w:type="paragraph">
+  <w:style w:type="paragraph" w:customStyle="1" w:styleId="Figure">
     <w:name w:val="Figure"/>
     <w:basedOn w:val="Normal"/>
   </w:style>
-  <w:style w:customStyle="1" w:styleId="CaptionedFigure" w:type="paragraph">
+  <w:style w:type="paragraph" w:customStyle="1" w:styleId="CaptionedFigure">
     <w:name w:val="Captioned Figure"/>
     <w:basedOn w:val="Figure"/>
     <w:pPr>
       <w:keepNext/>
     </w:pPr>
   </w:style>
-  <w:style w:customStyle="1" w:styleId="BodyTextChar" w:type="character">
+  <w:style w:type="character" w:customStyle="1" w:styleId="BodyTextChar">
     <w:name w:val="Body Text Char"/>
     <w:basedOn w:val="DefaultParagraphFont"/>
     <w:link w:val="BodyText"/>
   </w:style>
-  <w:style w:customStyle="1" w:styleId="VerbatimChar" w:type="character">
+  <w:style w:type="character" w:customStyle="1" w:styleId="VerbatimChar">
     <w:name w:val="Verbatim Char"/>
     <w:basedOn w:val="BodyTextChar"/>
     <w:rPr>
@@ -10203,25 +10113,21 @@
       <w:sz w:val="22"/>
     </w:rPr>
   </w:style>
-  <w:style w:customStyle="1" w:styleId="SectionNumber" w:type="character">
-    <w:name w:val="Section Number"/>
-    <w:basedOn w:val="BodyTextChar"/>
-  </w:style>
-  <w:style w:styleId="FootnoteReference" w:type="character">
+  <w:style w:type="character" w:styleId="FootnoteReference">
     <w:name w:val="Footnote Reference"/>
     <w:basedOn w:val="BodyTextChar"/>
     <w:rPr>
       <w:vertAlign w:val="superscript"/>
     </w:rPr>
   </w:style>
-  <w:style w:styleId="Hyperlink" w:type="character">
+  <w:style w:type="character" w:styleId="Hyperlink">
     <w:name w:val="Hyperlink"/>
     <w:basedOn w:val="BodyTextChar"/>
     <w:rPr>
-      <w:color w:themeColor="accent1" w:val="4F81BD"/>
+      <w:color w:val="4F81BD" w:themeColor="accent1"/>
     </w:rPr>
   </w:style>
-  <w:style w:styleId="TOCHeading" w:type="paragraph">
+  <w:style w:type="paragraph" w:styleId="TOCHeading">
     <w:name w:val="TOC Heading"/>
     <w:basedOn w:val="Heading1"/>
     <w:next w:val="BodyText"/>
@@ -10233,10 +10139,10 @@
       <w:outlineLvl w:val="9"/>
     </w:pPr>
     <w:rPr>
-      <w:rFonts w:asciiTheme="majorHAnsi" w:cstheme="majorBidi" w:eastAsiaTheme="majorEastAsia" w:hAnsiTheme="majorHAnsi"/>
+      <w:rFonts w:asciiTheme="majorHAnsi" w:eastAsiaTheme="majorEastAsia" w:hAnsiTheme="majorHAnsi" w:cstheme="majorBidi"/>
       <w:b w:val="0"/>
       <w:bCs w:val="0"/>
-      <w:color w:themeColor="accent1" w:themeShade="BF" w:val="365F91"/>
+      <w:color w:val="365F91" w:themeColor="accent1" w:themeShade="BF"/>
     </w:rPr>
   </w:style>
   <w:style w:type="paragraph" w:customStyle="1" w:styleId="SourceCode">
@@ -10328,10 +10234,7 @@
   <w:style w:type="character" w:customStyle="1" w:styleId="ImportTok">
     <w:name w:val="ImportTok"/>
     <w:basedOn w:val="VerbatimChar"/>
-    <w:rPr>
-      <w:color w:val="008000"/>
-      <w:b/>
-    </w:rPr>
+    <w:rPr/>
   </w:style>
   <w:style w:type="character" w:customStyle="1" w:styleId="CommentTok">
     <w:name w:val="CommentTok"/>
@@ -10406,9 +10309,7 @@
   <w:style w:type="character" w:customStyle="1" w:styleId="BuiltInTok">
     <w:name w:val="BuiltInTok"/>
     <w:basedOn w:val="VerbatimChar"/>
-    <w:rPr>
-      <w:color w:val="008000"/>
-    </w:rPr>
+    <w:rPr/>
   </w:style>
   <w:style w:type="character" w:customStyle="1" w:styleId="ExtensionTok">
     <w:name w:val="ExtensionTok"/>
